--- a/문장별_해설/2부_16화_Sophies_Entscheidung_해설.docx
+++ b/문장별_해설/2부_16화_Sophies_Entscheidung_해설.docx
@@ -26,7 +26,7 @@
           <w:color w:val="595959"/>
           <w:sz w:val="20"/>
         </w:rPr>
-        <w:t>대화문 74턴 — 문장별 주요 단어 · 문법 · 표현 · 시제 해설</w:t>
+        <w:t>대화문 98턴 — 문장별 주요 단어 · 문법 · 표현 · 시제 해설</w:t>
       </w:r>
     </w:p>
     <w:p>
@@ -19250,7 +19250,7351 @@
           <w:i w:val="0"/>
           <w:sz w:val="22"/>
         </w:rPr>
-        <w:t>64. Jonas: Wir gehen die Kanalpromenade entlang, ich schiebe das Rad, Sophie geht neben mir. Zum ersten Mal seit Monaten schweigen wir, ohne dass es unangenehm ist.</w:t>
+        <w:t>64. Sophie: Warte, ich brauche noch etwas Süßes. Nach so einem Abend muss ich irgendetwas essen.</w:t>
+      </w:r>
+    </w:p>
+    <w:p>
+      <w:pPr>
+        <w:keepNext/>
+        <w:ind w:left="340"/>
+      </w:pPr>
+      <w:r>
+        <w:rPr>
+          <w:rFonts w:ascii="Malgun Gothic" w:hAnsi="Malgun Gothic" w:cs="Malgun Gothic" w:eastAsia="Malgun Gothic"/>
+          <w:b w:val="0"/>
+          <w:i/>
+          <w:color w:val="404040"/>
+          <w:sz w:val="20"/>
+        </w:rPr>
+        <w:t>잠깐, 단 걸 좀 먹어야겠어. 이런 저녁을 보낸 뒤엔 뭔가 먹어야 해.</w:t>
+      </w:r>
+    </w:p>
+    <w:tbl>
+      <w:tblPr>
+        <w:tblW w:type="auto" w:w="0"/>
+        <w:tblLayout w:type="fixed"/>
+        <w:tblLook w:firstColumn="1" w:firstRow="1" w:lastColumn="0" w:lastRow="0" w:noHBand="0" w:noVBand="1" w:val="04A0"/>
+      </w:tblPr>
+      <w:tblGrid>
+        <w:gridCol w:w="4819"/>
+        <w:gridCol w:w="4819"/>
+      </w:tblGrid>
+      <w:tr>
+        <w:tc>
+          <w:tcPr>
+            <w:tcW w:type="dxa" w:w="1500"/>
+            <w:tcBorders>
+              <w:top w:val="single" w:color="BFBFBF" w:sz="4"/>
+              <w:left w:val="single" w:color="BFBFBF" w:sz="4"/>
+              <w:bottom w:val="single" w:color="BFBFBF" w:sz="4"/>
+              <w:right w:val="single" w:color="BFBFBF" w:sz="4"/>
+            </w:tcBorders>
+            <w:shd w:fill="DEEAF6" w:color="auto" w:val="clear"/>
+          </w:tcPr>
+          <w:p>
+            <w:r>
+              <w:rPr>
+                <w:rFonts w:ascii="Malgun Gothic" w:hAnsi="Malgun Gothic" w:cs="Malgun Gothic" w:eastAsia="Malgun Gothic"/>
+                <w:b/>
+                <w:i w:val="0"/>
+                <w:color w:val="1F3864"/>
+                <w:sz w:val="20"/>
+              </w:rPr>
+              <w:t>주요 단어</w:t>
+            </w:r>
+          </w:p>
+        </w:tc>
+        <w:tc>
+          <w:tcPr>
+            <w:tcW w:type="dxa" w:w="8138"/>
+            <w:tcBorders>
+              <w:top w:val="single" w:color="BFBFBF" w:sz="4"/>
+              <w:left w:val="single" w:color="BFBFBF" w:sz="4"/>
+              <w:bottom w:val="single" w:color="BFBFBF" w:sz="4"/>
+              <w:right w:val="single" w:color="BFBFBF" w:sz="4"/>
+            </w:tcBorders>
+          </w:tcPr>
+          <w:p>
+            <w:pPr>
+              <w:spacing w:after="40"/>
+            </w:pPr>
+            <w:r>
+              <w:rPr>
+                <w:rFonts w:ascii="Arial" w:hAnsi="Arial" w:cs="Arial" w:eastAsia="Malgun Gothic"/>
+                <w:b/>
+                <w:i w:val="0"/>
+                <w:sz w:val="20"/>
+              </w:rPr>
+              <w:t>etwas Süßes</w:t>
+            </w:r>
+            <w:r>
+              <w:rPr>
+                <w:rFonts w:ascii="Malgun Gothic" w:hAnsi="Malgun Gothic" w:cs="Malgun Gothic" w:eastAsia="Malgun Gothic"/>
+                <w:b w:val="0"/>
+                <w:i w:val="0"/>
+                <w:sz w:val="20"/>
+              </w:rPr>
+              <w:t xml:space="preserve">  —  단 것</w:t>
+            </w:r>
+          </w:p>
+          <w:p>
+            <w:pPr>
+              <w:spacing w:after="40"/>
+            </w:pPr>
+            <w:r>
+              <w:rPr>
+                <w:rFonts w:ascii="Arial" w:hAnsi="Arial" w:cs="Arial" w:eastAsia="Malgun Gothic"/>
+                <w:b/>
+                <w:i w:val="0"/>
+                <w:sz w:val="20"/>
+              </w:rPr>
+              <w:t>irgendetwas</w:t>
+            </w:r>
+            <w:r>
+              <w:rPr>
+                <w:rFonts w:ascii="Malgun Gothic" w:hAnsi="Malgun Gothic" w:cs="Malgun Gothic" w:eastAsia="Malgun Gothic"/>
+                <w:b w:val="0"/>
+                <w:i w:val="0"/>
+                <w:sz w:val="20"/>
+              </w:rPr>
+              <w:t xml:space="preserve">  —  무엇이든</w:t>
+            </w:r>
+          </w:p>
+          <w:p>
+            <w:pPr>
+              <w:spacing w:after="40"/>
+            </w:pPr>
+            <w:r>
+              <w:rPr>
+                <w:rFonts w:ascii="Arial" w:hAnsi="Arial" w:cs="Arial" w:eastAsia="Malgun Gothic"/>
+                <w:b/>
+                <w:i w:val="0"/>
+                <w:sz w:val="20"/>
+              </w:rPr>
+              <w:t>der Abend, -e</w:t>
+            </w:r>
+            <w:r>
+              <w:rPr>
+                <w:rFonts w:ascii="Malgun Gothic" w:hAnsi="Malgun Gothic" w:cs="Malgun Gothic" w:eastAsia="Malgun Gothic"/>
+                <w:b w:val="0"/>
+                <w:i w:val="0"/>
+                <w:sz w:val="20"/>
+              </w:rPr>
+              <w:t xml:space="preserve">  —  저녁</w:t>
+            </w:r>
+          </w:p>
+        </w:tc>
+      </w:tr>
+      <w:tr>
+        <w:tc>
+          <w:tcPr>
+            <w:tcW w:type="dxa" w:w="1500"/>
+            <w:tcBorders>
+              <w:top w:val="single" w:color="BFBFBF" w:sz="4"/>
+              <w:left w:val="single" w:color="BFBFBF" w:sz="4"/>
+              <w:bottom w:val="single" w:color="BFBFBF" w:sz="4"/>
+              <w:right w:val="single" w:color="BFBFBF" w:sz="4"/>
+            </w:tcBorders>
+            <w:shd w:fill="DEEAF6" w:color="auto" w:val="clear"/>
+          </w:tcPr>
+          <w:p>
+            <w:r>
+              <w:rPr>
+                <w:rFonts w:ascii="Malgun Gothic" w:hAnsi="Malgun Gothic" w:cs="Malgun Gothic" w:eastAsia="Malgun Gothic"/>
+                <w:b/>
+                <w:i w:val="0"/>
+                <w:color w:val="1F3864"/>
+                <w:sz w:val="20"/>
+              </w:rPr>
+              <w:t>문법</w:t>
+            </w:r>
+          </w:p>
+        </w:tc>
+        <w:tc>
+          <w:tcPr>
+            <w:tcW w:type="dxa" w:w="8138"/>
+            <w:tcBorders>
+              <w:top w:val="single" w:color="BFBFBF" w:sz="4"/>
+              <w:left w:val="single" w:color="BFBFBF" w:sz="4"/>
+              <w:bottom w:val="single" w:color="BFBFBF" w:sz="4"/>
+              <w:right w:val="single" w:color="BFBFBF" w:sz="4"/>
+            </w:tcBorders>
+          </w:tcPr>
+          <w:p>
+            <w:pPr>
+              <w:spacing w:after="40"/>
+            </w:pPr>
+            <w:r>
+              <w:rPr>
+                <w:rFonts w:ascii="Malgun Gothic" w:hAnsi="Malgun Gothic" w:cs="Malgun Gothic" w:eastAsia="Malgun Gothic"/>
+                <w:b w:val="0"/>
+                <w:i w:val="0"/>
+                <w:sz w:val="20"/>
+              </w:rPr>
+              <w:t>etwas Süßes에서 etwas 뒤의 형용사는 대문자로 쓰고 -es 어미를 붙입니다. nach so einem Abend은 nach + 3격입니다.</w:t>
+            </w:r>
+          </w:p>
+        </w:tc>
+      </w:tr>
+      <w:tr>
+        <w:tc>
+          <w:tcPr>
+            <w:tcW w:type="dxa" w:w="1500"/>
+            <w:tcBorders>
+              <w:top w:val="single" w:color="BFBFBF" w:sz="4"/>
+              <w:left w:val="single" w:color="BFBFBF" w:sz="4"/>
+              <w:bottom w:val="single" w:color="BFBFBF" w:sz="4"/>
+              <w:right w:val="single" w:color="BFBFBF" w:sz="4"/>
+            </w:tcBorders>
+            <w:shd w:fill="DEEAF6" w:color="auto" w:val="clear"/>
+          </w:tcPr>
+          <w:p>
+            <w:r>
+              <w:rPr>
+                <w:rFonts w:ascii="Malgun Gothic" w:hAnsi="Malgun Gothic" w:cs="Malgun Gothic" w:eastAsia="Malgun Gothic"/>
+                <w:b/>
+                <w:i w:val="0"/>
+                <w:color w:val="1F3864"/>
+                <w:sz w:val="20"/>
+              </w:rPr>
+              <w:t>표현</w:t>
+            </w:r>
+          </w:p>
+        </w:tc>
+        <w:tc>
+          <w:tcPr>
+            <w:tcW w:type="dxa" w:w="8138"/>
+            <w:tcBorders>
+              <w:top w:val="single" w:color="BFBFBF" w:sz="4"/>
+              <w:left w:val="single" w:color="BFBFBF" w:sz="4"/>
+              <w:bottom w:val="single" w:color="BFBFBF" w:sz="4"/>
+              <w:right w:val="single" w:color="BFBFBF" w:sz="4"/>
+            </w:tcBorders>
+          </w:tcPr>
+          <w:p>
+            <w:pPr>
+              <w:spacing w:after="40"/>
+            </w:pPr>
+            <w:r>
+              <w:rPr>
+                <w:rFonts w:ascii="Malgun Gothic" w:hAnsi="Malgun Gothic" w:cs="Malgun Gothic" w:eastAsia="Malgun Gothic"/>
+                <w:b w:val="0"/>
+                <w:i w:val="0"/>
+                <w:sz w:val="20"/>
+              </w:rPr>
+              <w:t>Warte는 du 명령형입니다.</w:t>
+            </w:r>
+          </w:p>
+        </w:tc>
+      </w:tr>
+      <w:tr>
+        <w:tc>
+          <w:tcPr>
+            <w:tcW w:type="dxa" w:w="1500"/>
+            <w:tcBorders>
+              <w:top w:val="single" w:color="BFBFBF" w:sz="4"/>
+              <w:left w:val="single" w:color="BFBFBF" w:sz="4"/>
+              <w:bottom w:val="single" w:color="BFBFBF" w:sz="4"/>
+              <w:right w:val="single" w:color="BFBFBF" w:sz="4"/>
+            </w:tcBorders>
+            <w:shd w:fill="DEEAF6" w:color="auto" w:val="clear"/>
+          </w:tcPr>
+          <w:p>
+            <w:r>
+              <w:rPr>
+                <w:rFonts w:ascii="Malgun Gothic" w:hAnsi="Malgun Gothic" w:cs="Malgun Gothic" w:eastAsia="Malgun Gothic"/>
+                <w:b/>
+                <w:i w:val="0"/>
+                <w:color w:val="1F3864"/>
+                <w:sz w:val="20"/>
+              </w:rPr>
+              <w:t>시제</w:t>
+            </w:r>
+          </w:p>
+        </w:tc>
+        <w:tc>
+          <w:tcPr>
+            <w:tcW w:type="dxa" w:w="8138"/>
+            <w:tcBorders>
+              <w:top w:val="single" w:color="BFBFBF" w:sz="4"/>
+              <w:left w:val="single" w:color="BFBFBF" w:sz="4"/>
+              <w:bottom w:val="single" w:color="BFBFBF" w:sz="4"/>
+              <w:right w:val="single" w:color="BFBFBF" w:sz="4"/>
+            </w:tcBorders>
+          </w:tcPr>
+          <w:p>
+            <w:pPr>
+              <w:spacing w:after="40"/>
+            </w:pPr>
+            <w:r>
+              <w:rPr>
+                <w:rFonts w:ascii="Malgun Gothic" w:hAnsi="Malgun Gothic" w:cs="Malgun Gothic" w:eastAsia="Malgun Gothic"/>
+                <w:b w:val="0"/>
+                <w:i w:val="0"/>
+                <w:sz w:val="20"/>
+              </w:rPr>
+              <w:t>brauche, muss는 현재형입니다.</w:t>
+            </w:r>
+          </w:p>
+        </w:tc>
+      </w:tr>
+    </w:tbl>
+    <w:p>
+      <w:pPr>
+        <w:spacing w:after="0"/>
+      </w:pPr>
+    </w:p>
+    <w:p>
+      <w:pPr>
+        <w:keepNext/>
+        <w:spacing w:before="160"/>
+      </w:pPr>
+      <w:r>
+        <w:rPr>
+          <w:rFonts w:ascii="Arial" w:hAnsi="Arial" w:cs="Arial" w:eastAsia="Malgun Gothic"/>
+          <w:b/>
+          <w:i w:val="0"/>
+          <w:sz w:val="22"/>
+        </w:rPr>
+        <w:t>65. Jonas: Da vorne ist ein Spätkauf. Der hat immer Gummibärchen, auch nach Mitternacht.</w:t>
+      </w:r>
+    </w:p>
+    <w:p>
+      <w:pPr>
+        <w:keepNext/>
+        <w:ind w:left="340"/>
+      </w:pPr>
+      <w:r>
+        <w:rPr>
+          <w:rFonts w:ascii="Malgun Gothic" w:hAnsi="Malgun Gothic" w:cs="Malgun Gothic" w:eastAsia="Malgun Gothic"/>
+          <w:b w:val="0"/>
+          <w:i/>
+          <w:color w:val="404040"/>
+          <w:sz w:val="20"/>
+        </w:rPr>
+        <w:t>저 앞에 스페트카우프가 있어. 자정이 지나도 항상 젤리가 있지.</w:t>
+      </w:r>
+    </w:p>
+    <w:tbl>
+      <w:tblPr>
+        <w:tblW w:type="auto" w:w="0"/>
+        <w:tblLayout w:type="fixed"/>
+        <w:tblLook w:firstColumn="1" w:firstRow="1" w:lastColumn="0" w:lastRow="0" w:noHBand="0" w:noVBand="1" w:val="04A0"/>
+      </w:tblPr>
+      <w:tblGrid>
+        <w:gridCol w:w="4819"/>
+        <w:gridCol w:w="4819"/>
+      </w:tblGrid>
+      <w:tr>
+        <w:tc>
+          <w:tcPr>
+            <w:tcW w:type="dxa" w:w="1500"/>
+            <w:tcBorders>
+              <w:top w:val="single" w:color="BFBFBF" w:sz="4"/>
+              <w:left w:val="single" w:color="BFBFBF" w:sz="4"/>
+              <w:bottom w:val="single" w:color="BFBFBF" w:sz="4"/>
+              <w:right w:val="single" w:color="BFBFBF" w:sz="4"/>
+            </w:tcBorders>
+            <w:shd w:fill="DEEAF6" w:color="auto" w:val="clear"/>
+          </w:tcPr>
+          <w:p>
+            <w:r>
+              <w:rPr>
+                <w:rFonts w:ascii="Malgun Gothic" w:hAnsi="Malgun Gothic" w:cs="Malgun Gothic" w:eastAsia="Malgun Gothic"/>
+                <w:b/>
+                <w:i w:val="0"/>
+                <w:color w:val="1F3864"/>
+                <w:sz w:val="20"/>
+              </w:rPr>
+              <w:t>주요 단어</w:t>
+            </w:r>
+          </w:p>
+        </w:tc>
+        <w:tc>
+          <w:tcPr>
+            <w:tcW w:type="dxa" w:w="8138"/>
+            <w:tcBorders>
+              <w:top w:val="single" w:color="BFBFBF" w:sz="4"/>
+              <w:left w:val="single" w:color="BFBFBF" w:sz="4"/>
+              <w:bottom w:val="single" w:color="BFBFBF" w:sz="4"/>
+              <w:right w:val="single" w:color="BFBFBF" w:sz="4"/>
+            </w:tcBorders>
+          </w:tcPr>
+          <w:p>
+            <w:pPr>
+              <w:spacing w:after="40"/>
+            </w:pPr>
+            <w:r>
+              <w:rPr>
+                <w:rFonts w:ascii="Arial" w:hAnsi="Arial" w:cs="Arial" w:eastAsia="Malgun Gothic"/>
+                <w:b/>
+                <w:i w:val="0"/>
+                <w:sz w:val="20"/>
+              </w:rPr>
+              <w:t>der Spätkauf, -käufe</w:t>
+            </w:r>
+            <w:r>
+              <w:rPr>
+                <w:rFonts w:ascii="Malgun Gothic" w:hAnsi="Malgun Gothic" w:cs="Malgun Gothic" w:eastAsia="Malgun Gothic"/>
+                <w:b w:val="0"/>
+                <w:i w:val="0"/>
+                <w:sz w:val="20"/>
+              </w:rPr>
+              <w:t xml:space="preserve">  —  늦게까지 여는 동네 가게</w:t>
+            </w:r>
+          </w:p>
+          <w:p>
+            <w:pPr>
+              <w:spacing w:after="40"/>
+            </w:pPr>
+            <w:r>
+              <w:rPr>
+                <w:rFonts w:ascii="Arial" w:hAnsi="Arial" w:cs="Arial" w:eastAsia="Malgun Gothic"/>
+                <w:b/>
+                <w:i w:val="0"/>
+                <w:sz w:val="20"/>
+              </w:rPr>
+              <w:t>vorne</w:t>
+            </w:r>
+            <w:r>
+              <w:rPr>
+                <w:rFonts w:ascii="Malgun Gothic" w:hAnsi="Malgun Gothic" w:cs="Malgun Gothic" w:eastAsia="Malgun Gothic"/>
+                <w:b w:val="0"/>
+                <w:i w:val="0"/>
+                <w:sz w:val="20"/>
+              </w:rPr>
+              <w:t xml:space="preserve">  —  앞쪽에</w:t>
+            </w:r>
+          </w:p>
+          <w:p>
+            <w:pPr>
+              <w:spacing w:after="40"/>
+            </w:pPr>
+            <w:r>
+              <w:rPr>
+                <w:rFonts w:ascii="Arial" w:hAnsi="Arial" w:cs="Arial" w:eastAsia="Malgun Gothic"/>
+                <w:b/>
+                <w:i w:val="0"/>
+                <w:sz w:val="20"/>
+              </w:rPr>
+              <w:t>die Gummibärchen</w:t>
+            </w:r>
+            <w:r>
+              <w:rPr>
+                <w:rFonts w:ascii="Malgun Gothic" w:hAnsi="Malgun Gothic" w:cs="Malgun Gothic" w:eastAsia="Malgun Gothic"/>
+                <w:b w:val="0"/>
+                <w:i w:val="0"/>
+                <w:sz w:val="20"/>
+              </w:rPr>
+              <w:t xml:space="preserve">  —  곰 젤리</w:t>
+            </w:r>
+          </w:p>
+        </w:tc>
+      </w:tr>
+      <w:tr>
+        <w:tc>
+          <w:tcPr>
+            <w:tcW w:type="dxa" w:w="1500"/>
+            <w:tcBorders>
+              <w:top w:val="single" w:color="BFBFBF" w:sz="4"/>
+              <w:left w:val="single" w:color="BFBFBF" w:sz="4"/>
+              <w:bottom w:val="single" w:color="BFBFBF" w:sz="4"/>
+              <w:right w:val="single" w:color="BFBFBF" w:sz="4"/>
+            </w:tcBorders>
+            <w:shd w:fill="DEEAF6" w:color="auto" w:val="clear"/>
+          </w:tcPr>
+          <w:p>
+            <w:r>
+              <w:rPr>
+                <w:rFonts w:ascii="Malgun Gothic" w:hAnsi="Malgun Gothic" w:cs="Malgun Gothic" w:eastAsia="Malgun Gothic"/>
+                <w:b/>
+                <w:i w:val="0"/>
+                <w:color w:val="1F3864"/>
+                <w:sz w:val="20"/>
+              </w:rPr>
+              <w:t>문법</w:t>
+            </w:r>
+          </w:p>
+        </w:tc>
+        <w:tc>
+          <w:tcPr>
+            <w:tcW w:type="dxa" w:w="8138"/>
+            <w:tcBorders>
+              <w:top w:val="single" w:color="BFBFBF" w:sz="4"/>
+              <w:left w:val="single" w:color="BFBFBF" w:sz="4"/>
+              <w:bottom w:val="single" w:color="BFBFBF" w:sz="4"/>
+              <w:right w:val="single" w:color="BFBFBF" w:sz="4"/>
+            </w:tcBorders>
+          </w:tcPr>
+          <w:p>
+            <w:pPr>
+              <w:spacing w:after="40"/>
+            </w:pPr>
+            <w:r>
+              <w:rPr>
+                <w:rFonts w:ascii="Malgun Gothic" w:hAnsi="Malgun Gothic" w:cs="Malgun Gothic" w:eastAsia="Malgun Gothic"/>
+                <w:b w:val="0"/>
+                <w:i w:val="0"/>
+                <w:sz w:val="20"/>
+              </w:rPr>
+              <w:t>Da vorne ist ein Spätkauf에서 장소 부사 Da vorne이 문두에 있습니다. Der hat immer ...에서 Der는 지시대명사입니다.</w:t>
+            </w:r>
+          </w:p>
+        </w:tc>
+      </w:tr>
+      <w:tr>
+        <w:tc>
+          <w:tcPr>
+            <w:tcW w:type="dxa" w:w="1500"/>
+            <w:tcBorders>
+              <w:top w:val="single" w:color="BFBFBF" w:sz="4"/>
+              <w:left w:val="single" w:color="BFBFBF" w:sz="4"/>
+              <w:bottom w:val="single" w:color="BFBFBF" w:sz="4"/>
+              <w:right w:val="single" w:color="BFBFBF" w:sz="4"/>
+            </w:tcBorders>
+            <w:shd w:fill="DEEAF6" w:color="auto" w:val="clear"/>
+          </w:tcPr>
+          <w:p>
+            <w:r>
+              <w:rPr>
+                <w:rFonts w:ascii="Malgun Gothic" w:hAnsi="Malgun Gothic" w:cs="Malgun Gothic" w:eastAsia="Malgun Gothic"/>
+                <w:b/>
+                <w:i w:val="0"/>
+                <w:color w:val="1F3864"/>
+                <w:sz w:val="20"/>
+              </w:rPr>
+              <w:t>표현</w:t>
+            </w:r>
+          </w:p>
+        </w:tc>
+        <w:tc>
+          <w:tcPr>
+            <w:tcW w:type="dxa" w:w="8138"/>
+            <w:tcBorders>
+              <w:top w:val="single" w:color="BFBFBF" w:sz="4"/>
+              <w:left w:val="single" w:color="BFBFBF" w:sz="4"/>
+              <w:bottom w:val="single" w:color="BFBFBF" w:sz="4"/>
+              <w:right w:val="single" w:color="BFBFBF" w:sz="4"/>
+            </w:tcBorders>
+          </w:tcPr>
+          <w:p>
+            <w:pPr>
+              <w:spacing w:after="40"/>
+            </w:pPr>
+            <w:r>
+              <w:rPr>
+                <w:rFonts w:ascii="Malgun Gothic" w:hAnsi="Malgun Gothic" w:cs="Malgun Gothic" w:eastAsia="Malgun Gothic"/>
+                <w:b w:val="0"/>
+                <w:i w:val="0"/>
+                <w:sz w:val="20"/>
+              </w:rPr>
+              <w:t>auch nach Mitternacht는 자정이 지나서도라는 뜻입니다.</w:t>
+            </w:r>
+          </w:p>
+        </w:tc>
+      </w:tr>
+      <w:tr>
+        <w:tc>
+          <w:tcPr>
+            <w:tcW w:type="dxa" w:w="1500"/>
+            <w:tcBorders>
+              <w:top w:val="single" w:color="BFBFBF" w:sz="4"/>
+              <w:left w:val="single" w:color="BFBFBF" w:sz="4"/>
+              <w:bottom w:val="single" w:color="BFBFBF" w:sz="4"/>
+              <w:right w:val="single" w:color="BFBFBF" w:sz="4"/>
+            </w:tcBorders>
+            <w:shd w:fill="DEEAF6" w:color="auto" w:val="clear"/>
+          </w:tcPr>
+          <w:p>
+            <w:r>
+              <w:rPr>
+                <w:rFonts w:ascii="Malgun Gothic" w:hAnsi="Malgun Gothic" w:cs="Malgun Gothic" w:eastAsia="Malgun Gothic"/>
+                <w:b/>
+                <w:i w:val="0"/>
+                <w:color w:val="1F3864"/>
+                <w:sz w:val="20"/>
+              </w:rPr>
+              <w:t>시제</w:t>
+            </w:r>
+          </w:p>
+        </w:tc>
+        <w:tc>
+          <w:tcPr>
+            <w:tcW w:type="dxa" w:w="8138"/>
+            <w:tcBorders>
+              <w:top w:val="single" w:color="BFBFBF" w:sz="4"/>
+              <w:left w:val="single" w:color="BFBFBF" w:sz="4"/>
+              <w:bottom w:val="single" w:color="BFBFBF" w:sz="4"/>
+              <w:right w:val="single" w:color="BFBFBF" w:sz="4"/>
+            </w:tcBorders>
+          </w:tcPr>
+          <w:p>
+            <w:pPr>
+              <w:spacing w:after="40"/>
+            </w:pPr>
+            <w:r>
+              <w:rPr>
+                <w:rFonts w:ascii="Malgun Gothic" w:hAnsi="Malgun Gothic" w:cs="Malgun Gothic" w:eastAsia="Malgun Gothic"/>
+                <w:b w:val="0"/>
+                <w:i w:val="0"/>
+                <w:sz w:val="20"/>
+              </w:rPr>
+              <w:t>ist, hat은 현재형입니다.</w:t>
+            </w:r>
+          </w:p>
+        </w:tc>
+      </w:tr>
+    </w:tbl>
+    <w:p>
+      <w:pPr>
+        <w:spacing w:after="0"/>
+      </w:pPr>
+    </w:p>
+    <w:p>
+      <w:pPr>
+        <w:keepNext/>
+        <w:spacing w:before="160"/>
+      </w:pPr>
+      <w:r>
+        <w:rPr>
+          <w:rFonts w:ascii="Arial" w:hAnsi="Arial" w:cs="Arial" w:eastAsia="Malgun Gothic"/>
+          <w:b/>
+          <w:i w:val="0"/>
+          <w:sz w:val="22"/>
+        </w:rPr>
+        <w:t>66. Sophie: Du kennst jeden Spätkauf in Berlin, oder? Der Kurier in dir weiß einfach alles.</w:t>
+      </w:r>
+    </w:p>
+    <w:p>
+      <w:pPr>
+        <w:keepNext/>
+        <w:ind w:left="340"/>
+      </w:pPr>
+      <w:r>
+        <w:rPr>
+          <w:rFonts w:ascii="Malgun Gothic" w:hAnsi="Malgun Gothic" w:cs="Malgun Gothic" w:eastAsia="Malgun Gothic"/>
+          <w:b w:val="0"/>
+          <w:i/>
+          <w:color w:val="404040"/>
+          <w:sz w:val="20"/>
+        </w:rPr>
+        <w:t>베를린의 스페트카우프를 전부 알고 있지? 네 안의 배달원은 뭐든 아네.</w:t>
+      </w:r>
+    </w:p>
+    <w:tbl>
+      <w:tblPr>
+        <w:tblW w:type="auto" w:w="0"/>
+        <w:tblLayout w:type="fixed"/>
+        <w:tblLook w:firstColumn="1" w:firstRow="1" w:lastColumn="0" w:lastRow="0" w:noHBand="0" w:noVBand="1" w:val="04A0"/>
+      </w:tblPr>
+      <w:tblGrid>
+        <w:gridCol w:w="4819"/>
+        <w:gridCol w:w="4819"/>
+      </w:tblGrid>
+      <w:tr>
+        <w:tc>
+          <w:tcPr>
+            <w:tcW w:type="dxa" w:w="1500"/>
+            <w:tcBorders>
+              <w:top w:val="single" w:color="BFBFBF" w:sz="4"/>
+              <w:left w:val="single" w:color="BFBFBF" w:sz="4"/>
+              <w:bottom w:val="single" w:color="BFBFBF" w:sz="4"/>
+              <w:right w:val="single" w:color="BFBFBF" w:sz="4"/>
+            </w:tcBorders>
+            <w:shd w:fill="DEEAF6" w:color="auto" w:val="clear"/>
+          </w:tcPr>
+          <w:p>
+            <w:r>
+              <w:rPr>
+                <w:rFonts w:ascii="Malgun Gothic" w:hAnsi="Malgun Gothic" w:cs="Malgun Gothic" w:eastAsia="Malgun Gothic"/>
+                <w:b/>
+                <w:i w:val="0"/>
+                <w:color w:val="1F3864"/>
+                <w:sz w:val="20"/>
+              </w:rPr>
+              <w:t>주요 단어</w:t>
+            </w:r>
+          </w:p>
+        </w:tc>
+        <w:tc>
+          <w:tcPr>
+            <w:tcW w:type="dxa" w:w="8138"/>
+            <w:tcBorders>
+              <w:top w:val="single" w:color="BFBFBF" w:sz="4"/>
+              <w:left w:val="single" w:color="BFBFBF" w:sz="4"/>
+              <w:bottom w:val="single" w:color="BFBFBF" w:sz="4"/>
+              <w:right w:val="single" w:color="BFBFBF" w:sz="4"/>
+            </w:tcBorders>
+          </w:tcPr>
+          <w:p>
+            <w:pPr>
+              <w:spacing w:after="40"/>
+            </w:pPr>
+            <w:r>
+              <w:rPr>
+                <w:rFonts w:ascii="Arial" w:hAnsi="Arial" w:cs="Arial" w:eastAsia="Malgun Gothic"/>
+                <w:b/>
+                <w:i w:val="0"/>
+                <w:sz w:val="20"/>
+              </w:rPr>
+              <w:t>einfach</w:t>
+            </w:r>
+            <w:r>
+              <w:rPr>
+                <w:rFonts w:ascii="Malgun Gothic" w:hAnsi="Malgun Gothic" w:cs="Malgun Gothic" w:eastAsia="Malgun Gothic"/>
+                <w:b w:val="0"/>
+                <w:i w:val="0"/>
+                <w:sz w:val="20"/>
+              </w:rPr>
+              <w:t xml:space="preserve">  —  그냥, 정말</w:t>
+            </w:r>
+          </w:p>
+          <w:p>
+            <w:pPr>
+              <w:spacing w:after="40"/>
+            </w:pPr>
+            <w:r>
+              <w:rPr>
+                <w:rFonts w:ascii="Arial" w:hAnsi="Arial" w:cs="Arial" w:eastAsia="Malgun Gothic"/>
+                <w:b/>
+                <w:i w:val="0"/>
+                <w:sz w:val="20"/>
+              </w:rPr>
+              <w:t>kennen</w:t>
+            </w:r>
+            <w:r>
+              <w:rPr>
+                <w:rFonts w:ascii="Malgun Gothic" w:hAnsi="Malgun Gothic" w:cs="Malgun Gothic" w:eastAsia="Malgun Gothic"/>
+                <w:b w:val="0"/>
+                <w:i w:val="0"/>
+                <w:sz w:val="20"/>
+              </w:rPr>
+              <w:t xml:space="preserve">  —  알다</w:t>
+            </w:r>
+          </w:p>
+          <w:p>
+            <w:pPr>
+              <w:spacing w:after="40"/>
+            </w:pPr>
+            <w:r>
+              <w:rPr>
+                <w:rFonts w:ascii="Arial" w:hAnsi="Arial" w:cs="Arial" w:eastAsia="Malgun Gothic"/>
+                <w:b/>
+                <w:i w:val="0"/>
+                <w:sz w:val="20"/>
+              </w:rPr>
+              <w:t>jeder</w:t>
+            </w:r>
+            <w:r>
+              <w:rPr>
+                <w:rFonts w:ascii="Malgun Gothic" w:hAnsi="Malgun Gothic" w:cs="Malgun Gothic" w:eastAsia="Malgun Gothic"/>
+                <w:b w:val="0"/>
+                <w:i w:val="0"/>
+                <w:sz w:val="20"/>
+              </w:rPr>
+              <w:t xml:space="preserve">  —  모든</w:t>
+            </w:r>
+          </w:p>
+        </w:tc>
+      </w:tr>
+      <w:tr>
+        <w:tc>
+          <w:tcPr>
+            <w:tcW w:type="dxa" w:w="1500"/>
+            <w:tcBorders>
+              <w:top w:val="single" w:color="BFBFBF" w:sz="4"/>
+              <w:left w:val="single" w:color="BFBFBF" w:sz="4"/>
+              <w:bottom w:val="single" w:color="BFBFBF" w:sz="4"/>
+              <w:right w:val="single" w:color="BFBFBF" w:sz="4"/>
+            </w:tcBorders>
+            <w:shd w:fill="DEEAF6" w:color="auto" w:val="clear"/>
+          </w:tcPr>
+          <w:p>
+            <w:r>
+              <w:rPr>
+                <w:rFonts w:ascii="Malgun Gothic" w:hAnsi="Malgun Gothic" w:cs="Malgun Gothic" w:eastAsia="Malgun Gothic"/>
+                <w:b/>
+                <w:i w:val="0"/>
+                <w:color w:val="1F3864"/>
+                <w:sz w:val="20"/>
+              </w:rPr>
+              <w:t>문법</w:t>
+            </w:r>
+          </w:p>
+        </w:tc>
+        <w:tc>
+          <w:tcPr>
+            <w:tcW w:type="dxa" w:w="8138"/>
+            <w:tcBorders>
+              <w:top w:val="single" w:color="BFBFBF" w:sz="4"/>
+              <w:left w:val="single" w:color="BFBFBF" w:sz="4"/>
+              <w:bottom w:val="single" w:color="BFBFBF" w:sz="4"/>
+              <w:right w:val="single" w:color="BFBFBF" w:sz="4"/>
+            </w:tcBorders>
+          </w:tcPr>
+          <w:p>
+            <w:pPr>
+              <w:spacing w:after="40"/>
+            </w:pPr>
+            <w:r>
+              <w:rPr>
+                <w:rFonts w:ascii="Malgun Gothic" w:hAnsi="Malgun Gothic" w:cs="Malgun Gothic" w:eastAsia="Malgun Gothic"/>
+                <w:b w:val="0"/>
+                <w:i w:val="0"/>
+                <w:sz w:val="20"/>
+              </w:rPr>
+              <w:t>Du kennst jeden Spätkauf에서 jeden은 남성 4격 어미입니다. oder?는 확인을 구하는 부가 의문입니다.</w:t>
+            </w:r>
+          </w:p>
+        </w:tc>
+      </w:tr>
+      <w:tr>
+        <w:tc>
+          <w:tcPr>
+            <w:tcW w:type="dxa" w:w="1500"/>
+            <w:tcBorders>
+              <w:top w:val="single" w:color="BFBFBF" w:sz="4"/>
+              <w:left w:val="single" w:color="BFBFBF" w:sz="4"/>
+              <w:bottom w:val="single" w:color="BFBFBF" w:sz="4"/>
+              <w:right w:val="single" w:color="BFBFBF" w:sz="4"/>
+            </w:tcBorders>
+            <w:shd w:fill="DEEAF6" w:color="auto" w:val="clear"/>
+          </w:tcPr>
+          <w:p>
+            <w:r>
+              <w:rPr>
+                <w:rFonts w:ascii="Malgun Gothic" w:hAnsi="Malgun Gothic" w:cs="Malgun Gothic" w:eastAsia="Malgun Gothic"/>
+                <w:b/>
+                <w:i w:val="0"/>
+                <w:color w:val="1F3864"/>
+                <w:sz w:val="20"/>
+              </w:rPr>
+              <w:t>표현</w:t>
+            </w:r>
+          </w:p>
+        </w:tc>
+        <w:tc>
+          <w:tcPr>
+            <w:tcW w:type="dxa" w:w="8138"/>
+            <w:tcBorders>
+              <w:top w:val="single" w:color="BFBFBF" w:sz="4"/>
+              <w:left w:val="single" w:color="BFBFBF" w:sz="4"/>
+              <w:bottom w:val="single" w:color="BFBFBF" w:sz="4"/>
+              <w:right w:val="single" w:color="BFBFBF" w:sz="4"/>
+            </w:tcBorders>
+          </w:tcPr>
+          <w:p>
+            <w:pPr>
+              <w:spacing w:after="40"/>
+            </w:pPr>
+            <w:r>
+              <w:rPr>
+                <w:rFonts w:ascii="Malgun Gothic" w:hAnsi="Malgun Gothic" w:cs="Malgun Gothic" w:eastAsia="Malgun Gothic"/>
+                <w:b w:val="0"/>
+                <w:i w:val="0"/>
+                <w:sz w:val="20"/>
+              </w:rPr>
+              <w:t>Der Kurier in dir는 네 안의 배달원이라는 비유입니다.</w:t>
+            </w:r>
+          </w:p>
+        </w:tc>
+      </w:tr>
+      <w:tr>
+        <w:tc>
+          <w:tcPr>
+            <w:tcW w:type="dxa" w:w="1500"/>
+            <w:tcBorders>
+              <w:top w:val="single" w:color="BFBFBF" w:sz="4"/>
+              <w:left w:val="single" w:color="BFBFBF" w:sz="4"/>
+              <w:bottom w:val="single" w:color="BFBFBF" w:sz="4"/>
+              <w:right w:val="single" w:color="BFBFBF" w:sz="4"/>
+            </w:tcBorders>
+            <w:shd w:fill="DEEAF6" w:color="auto" w:val="clear"/>
+          </w:tcPr>
+          <w:p>
+            <w:r>
+              <w:rPr>
+                <w:rFonts w:ascii="Malgun Gothic" w:hAnsi="Malgun Gothic" w:cs="Malgun Gothic" w:eastAsia="Malgun Gothic"/>
+                <w:b/>
+                <w:i w:val="0"/>
+                <w:color w:val="1F3864"/>
+                <w:sz w:val="20"/>
+              </w:rPr>
+              <w:t>시제</w:t>
+            </w:r>
+          </w:p>
+        </w:tc>
+        <w:tc>
+          <w:tcPr>
+            <w:tcW w:type="dxa" w:w="8138"/>
+            <w:tcBorders>
+              <w:top w:val="single" w:color="BFBFBF" w:sz="4"/>
+              <w:left w:val="single" w:color="BFBFBF" w:sz="4"/>
+              <w:bottom w:val="single" w:color="BFBFBF" w:sz="4"/>
+              <w:right w:val="single" w:color="BFBFBF" w:sz="4"/>
+            </w:tcBorders>
+          </w:tcPr>
+          <w:p>
+            <w:pPr>
+              <w:spacing w:after="40"/>
+            </w:pPr>
+            <w:r>
+              <w:rPr>
+                <w:rFonts w:ascii="Malgun Gothic" w:hAnsi="Malgun Gothic" w:cs="Malgun Gothic" w:eastAsia="Malgun Gothic"/>
+                <w:b w:val="0"/>
+                <w:i w:val="0"/>
+                <w:sz w:val="20"/>
+              </w:rPr>
+              <w:t>kennst, weiß는 현재형입니다.</w:t>
+            </w:r>
+          </w:p>
+        </w:tc>
+      </w:tr>
+    </w:tbl>
+    <w:p>
+      <w:pPr>
+        <w:spacing w:after="0"/>
+      </w:pPr>
+    </w:p>
+    <w:p>
+      <w:pPr>
+        <w:keepNext/>
+        <w:spacing w:before="160"/>
+      </w:pPr>
+      <w:r>
+        <w:rPr>
+          <w:rFonts w:ascii="Arial" w:hAnsi="Arial" w:cs="Arial" w:eastAsia="Malgun Gothic"/>
+          <w:b/>
+          <w:i w:val="0"/>
+          <w:sz w:val="22"/>
+        </w:rPr>
+        <w:t>67. Jonas: Nur die mit Kaffeeautomat. Ohne Kaffee überlebe ich keine Schicht.</w:t>
+      </w:r>
+    </w:p>
+    <w:p>
+      <w:pPr>
+        <w:keepNext/>
+        <w:ind w:left="340"/>
+      </w:pPr>
+      <w:r>
+        <w:rPr>
+          <w:rFonts w:ascii="Malgun Gothic" w:hAnsi="Malgun Gothic" w:cs="Malgun Gothic" w:eastAsia="Malgun Gothic"/>
+          <w:b w:val="0"/>
+          <w:i/>
+          <w:color w:val="404040"/>
+          <w:sz w:val="20"/>
+        </w:rPr>
+        <w:t>커피 자판기가 있는 곳만 알아. 커피 없이는 근무를 못 버티거든.</w:t>
+      </w:r>
+    </w:p>
+    <w:tbl>
+      <w:tblPr>
+        <w:tblW w:type="auto" w:w="0"/>
+        <w:tblLayout w:type="fixed"/>
+        <w:tblLook w:firstColumn="1" w:firstRow="1" w:lastColumn="0" w:lastRow="0" w:noHBand="0" w:noVBand="1" w:val="04A0"/>
+      </w:tblPr>
+      <w:tblGrid>
+        <w:gridCol w:w="4819"/>
+        <w:gridCol w:w="4819"/>
+      </w:tblGrid>
+      <w:tr>
+        <w:tc>
+          <w:tcPr>
+            <w:tcW w:type="dxa" w:w="1500"/>
+            <w:tcBorders>
+              <w:top w:val="single" w:color="BFBFBF" w:sz="4"/>
+              <w:left w:val="single" w:color="BFBFBF" w:sz="4"/>
+              <w:bottom w:val="single" w:color="BFBFBF" w:sz="4"/>
+              <w:right w:val="single" w:color="BFBFBF" w:sz="4"/>
+            </w:tcBorders>
+            <w:shd w:fill="DEEAF6" w:color="auto" w:val="clear"/>
+          </w:tcPr>
+          <w:p>
+            <w:r>
+              <w:rPr>
+                <w:rFonts w:ascii="Malgun Gothic" w:hAnsi="Malgun Gothic" w:cs="Malgun Gothic" w:eastAsia="Malgun Gothic"/>
+                <w:b/>
+                <w:i w:val="0"/>
+                <w:color w:val="1F3864"/>
+                <w:sz w:val="20"/>
+              </w:rPr>
+              <w:t>주요 단어</w:t>
+            </w:r>
+          </w:p>
+        </w:tc>
+        <w:tc>
+          <w:tcPr>
+            <w:tcW w:type="dxa" w:w="8138"/>
+            <w:tcBorders>
+              <w:top w:val="single" w:color="BFBFBF" w:sz="4"/>
+              <w:left w:val="single" w:color="BFBFBF" w:sz="4"/>
+              <w:bottom w:val="single" w:color="BFBFBF" w:sz="4"/>
+              <w:right w:val="single" w:color="BFBFBF" w:sz="4"/>
+            </w:tcBorders>
+          </w:tcPr>
+          <w:p>
+            <w:pPr>
+              <w:spacing w:after="40"/>
+            </w:pPr>
+            <w:r>
+              <w:rPr>
+                <w:rFonts w:ascii="Arial" w:hAnsi="Arial" w:cs="Arial" w:eastAsia="Malgun Gothic"/>
+                <w:b/>
+                <w:i w:val="0"/>
+                <w:sz w:val="20"/>
+              </w:rPr>
+              <w:t>der Automat, -en</w:t>
+            </w:r>
+            <w:r>
+              <w:rPr>
+                <w:rFonts w:ascii="Malgun Gothic" w:hAnsi="Malgun Gothic" w:cs="Malgun Gothic" w:eastAsia="Malgun Gothic"/>
+                <w:b w:val="0"/>
+                <w:i w:val="0"/>
+                <w:sz w:val="20"/>
+              </w:rPr>
+              <w:t xml:space="preserve">  —  자판기</w:t>
+            </w:r>
+          </w:p>
+          <w:p>
+            <w:pPr>
+              <w:spacing w:after="40"/>
+            </w:pPr>
+            <w:r>
+              <w:rPr>
+                <w:rFonts w:ascii="Arial" w:hAnsi="Arial" w:cs="Arial" w:eastAsia="Malgun Gothic"/>
+                <w:b/>
+                <w:i w:val="0"/>
+                <w:sz w:val="20"/>
+              </w:rPr>
+              <w:t>überleben</w:t>
+            </w:r>
+            <w:r>
+              <w:rPr>
+                <w:rFonts w:ascii="Malgun Gothic" w:hAnsi="Malgun Gothic" w:cs="Malgun Gothic" w:eastAsia="Malgun Gothic"/>
+                <w:b w:val="0"/>
+                <w:i w:val="0"/>
+                <w:sz w:val="20"/>
+              </w:rPr>
+              <w:t xml:space="preserve">  —  견디다</w:t>
+            </w:r>
+          </w:p>
+          <w:p>
+            <w:pPr>
+              <w:spacing w:after="40"/>
+            </w:pPr>
+            <w:r>
+              <w:rPr>
+                <w:rFonts w:ascii="Arial" w:hAnsi="Arial" w:cs="Arial" w:eastAsia="Malgun Gothic"/>
+                <w:b/>
+                <w:i w:val="0"/>
+                <w:sz w:val="20"/>
+              </w:rPr>
+              <w:t>die Schicht, -en</w:t>
+            </w:r>
+            <w:r>
+              <w:rPr>
+                <w:rFonts w:ascii="Malgun Gothic" w:hAnsi="Malgun Gothic" w:cs="Malgun Gothic" w:eastAsia="Malgun Gothic"/>
+                <w:b w:val="0"/>
+                <w:i w:val="0"/>
+                <w:sz w:val="20"/>
+              </w:rPr>
+              <w:t xml:space="preserve">  —  근무조</w:t>
+            </w:r>
+          </w:p>
+        </w:tc>
+      </w:tr>
+      <w:tr>
+        <w:tc>
+          <w:tcPr>
+            <w:tcW w:type="dxa" w:w="1500"/>
+            <w:tcBorders>
+              <w:top w:val="single" w:color="BFBFBF" w:sz="4"/>
+              <w:left w:val="single" w:color="BFBFBF" w:sz="4"/>
+              <w:bottom w:val="single" w:color="BFBFBF" w:sz="4"/>
+              <w:right w:val="single" w:color="BFBFBF" w:sz="4"/>
+            </w:tcBorders>
+            <w:shd w:fill="DEEAF6" w:color="auto" w:val="clear"/>
+          </w:tcPr>
+          <w:p>
+            <w:r>
+              <w:rPr>
+                <w:rFonts w:ascii="Malgun Gothic" w:hAnsi="Malgun Gothic" w:cs="Malgun Gothic" w:eastAsia="Malgun Gothic"/>
+                <w:b/>
+                <w:i w:val="0"/>
+                <w:color w:val="1F3864"/>
+                <w:sz w:val="20"/>
+              </w:rPr>
+              <w:t>문법</w:t>
+            </w:r>
+          </w:p>
+        </w:tc>
+        <w:tc>
+          <w:tcPr>
+            <w:tcW w:type="dxa" w:w="8138"/>
+            <w:tcBorders>
+              <w:top w:val="single" w:color="BFBFBF" w:sz="4"/>
+              <w:left w:val="single" w:color="BFBFBF" w:sz="4"/>
+              <w:bottom w:val="single" w:color="BFBFBF" w:sz="4"/>
+              <w:right w:val="single" w:color="BFBFBF" w:sz="4"/>
+            </w:tcBorders>
+          </w:tcPr>
+          <w:p>
+            <w:pPr>
+              <w:spacing w:after="40"/>
+            </w:pPr>
+            <w:r>
+              <w:rPr>
+                <w:rFonts w:ascii="Malgun Gothic" w:hAnsi="Malgun Gothic" w:cs="Malgun Gothic" w:eastAsia="Malgun Gothic"/>
+                <w:b w:val="0"/>
+                <w:i w:val="0"/>
+                <w:sz w:val="20"/>
+              </w:rPr>
+              <w:t>Nur die mit Kaffeeautomat에서 die는 지시대명사로 Spätkaufs를 가리킵니다. Ohne Kaffee는 ohne + 4격입니다.</w:t>
+            </w:r>
+          </w:p>
+        </w:tc>
+      </w:tr>
+      <w:tr>
+        <w:tc>
+          <w:tcPr>
+            <w:tcW w:type="dxa" w:w="1500"/>
+            <w:tcBorders>
+              <w:top w:val="single" w:color="BFBFBF" w:sz="4"/>
+              <w:left w:val="single" w:color="BFBFBF" w:sz="4"/>
+              <w:bottom w:val="single" w:color="BFBFBF" w:sz="4"/>
+              <w:right w:val="single" w:color="BFBFBF" w:sz="4"/>
+            </w:tcBorders>
+            <w:shd w:fill="DEEAF6" w:color="auto" w:val="clear"/>
+          </w:tcPr>
+          <w:p>
+            <w:r>
+              <w:rPr>
+                <w:rFonts w:ascii="Malgun Gothic" w:hAnsi="Malgun Gothic" w:cs="Malgun Gothic" w:eastAsia="Malgun Gothic"/>
+                <w:b/>
+                <w:i w:val="0"/>
+                <w:color w:val="1F3864"/>
+                <w:sz w:val="20"/>
+              </w:rPr>
+              <w:t>표현</w:t>
+            </w:r>
+          </w:p>
+        </w:tc>
+        <w:tc>
+          <w:tcPr>
+            <w:tcW w:type="dxa" w:w="8138"/>
+            <w:tcBorders>
+              <w:top w:val="single" w:color="BFBFBF" w:sz="4"/>
+              <w:left w:val="single" w:color="BFBFBF" w:sz="4"/>
+              <w:bottom w:val="single" w:color="BFBFBF" w:sz="4"/>
+              <w:right w:val="single" w:color="BFBFBF" w:sz="4"/>
+            </w:tcBorders>
+          </w:tcPr>
+          <w:p>
+            <w:pPr>
+              <w:spacing w:after="40"/>
+            </w:pPr>
+            <w:r>
+              <w:rPr>
+                <w:rFonts w:ascii="Malgun Gothic" w:hAnsi="Malgun Gothic" w:cs="Malgun Gothic" w:eastAsia="Malgun Gothic"/>
+                <w:b w:val="0"/>
+                <w:i w:val="0"/>
+                <w:sz w:val="20"/>
+              </w:rPr>
+              <w:t>Ohne Kaffee überlebe ich keine Schicht는 과장된 농담입니다.</w:t>
+            </w:r>
+          </w:p>
+        </w:tc>
+      </w:tr>
+      <w:tr>
+        <w:tc>
+          <w:tcPr>
+            <w:tcW w:type="dxa" w:w="1500"/>
+            <w:tcBorders>
+              <w:top w:val="single" w:color="BFBFBF" w:sz="4"/>
+              <w:left w:val="single" w:color="BFBFBF" w:sz="4"/>
+              <w:bottom w:val="single" w:color="BFBFBF" w:sz="4"/>
+              <w:right w:val="single" w:color="BFBFBF" w:sz="4"/>
+            </w:tcBorders>
+            <w:shd w:fill="DEEAF6" w:color="auto" w:val="clear"/>
+          </w:tcPr>
+          <w:p>
+            <w:r>
+              <w:rPr>
+                <w:rFonts w:ascii="Malgun Gothic" w:hAnsi="Malgun Gothic" w:cs="Malgun Gothic" w:eastAsia="Malgun Gothic"/>
+                <w:b/>
+                <w:i w:val="0"/>
+                <w:color w:val="1F3864"/>
+                <w:sz w:val="20"/>
+              </w:rPr>
+              <w:t>시제</w:t>
+            </w:r>
+          </w:p>
+        </w:tc>
+        <w:tc>
+          <w:tcPr>
+            <w:tcW w:type="dxa" w:w="8138"/>
+            <w:tcBorders>
+              <w:top w:val="single" w:color="BFBFBF" w:sz="4"/>
+              <w:left w:val="single" w:color="BFBFBF" w:sz="4"/>
+              <w:bottom w:val="single" w:color="BFBFBF" w:sz="4"/>
+              <w:right w:val="single" w:color="BFBFBF" w:sz="4"/>
+            </w:tcBorders>
+          </w:tcPr>
+          <w:p>
+            <w:pPr>
+              <w:spacing w:after="40"/>
+            </w:pPr>
+            <w:r>
+              <w:rPr>
+                <w:rFonts w:ascii="Malgun Gothic" w:hAnsi="Malgun Gothic" w:cs="Malgun Gothic" w:eastAsia="Malgun Gothic"/>
+                <w:b w:val="0"/>
+                <w:i w:val="0"/>
+                <w:sz w:val="20"/>
+              </w:rPr>
+              <w:t>überlebe는 현재형입니다.</w:t>
+            </w:r>
+          </w:p>
+        </w:tc>
+      </w:tr>
+    </w:tbl>
+    <w:p>
+      <w:pPr>
+        <w:spacing w:after="0"/>
+      </w:pPr>
+    </w:p>
+    <w:p>
+      <w:pPr>
+        <w:keepNext/>
+        <w:spacing w:before="160"/>
+      </w:pPr>
+      <w:r>
+        <w:rPr>
+          <w:rFonts w:ascii="Arial" w:hAnsi="Arial" w:cs="Arial" w:eastAsia="Malgun Gothic"/>
+          <w:b/>
+          <w:i w:val="0"/>
+          <w:sz w:val="22"/>
+        </w:rPr>
+        <w:t>68. Verkäufer: Guten Abend. Wollt ihr was Bestimmtes oder nur gucken?</w:t>
+      </w:r>
+    </w:p>
+    <w:p>
+      <w:pPr>
+        <w:keepNext/>
+        <w:ind w:left="340"/>
+      </w:pPr>
+      <w:r>
+        <w:rPr>
+          <w:rFonts w:ascii="Malgun Gothic" w:hAnsi="Malgun Gothic" w:cs="Malgun Gothic" w:eastAsia="Malgun Gothic"/>
+          <w:b w:val="0"/>
+          <w:i/>
+          <w:color w:val="404040"/>
+          <w:sz w:val="20"/>
+        </w:rPr>
+        <w:t>안녕하세요. 찾으시는 게 있나요, 아니면 구경만 하세요?</w:t>
+      </w:r>
+    </w:p>
+    <w:tbl>
+      <w:tblPr>
+        <w:tblW w:type="auto" w:w="0"/>
+        <w:tblLayout w:type="fixed"/>
+        <w:tblLook w:firstColumn="1" w:firstRow="1" w:lastColumn="0" w:lastRow="0" w:noHBand="0" w:noVBand="1" w:val="04A0"/>
+      </w:tblPr>
+      <w:tblGrid>
+        <w:gridCol w:w="4819"/>
+        <w:gridCol w:w="4819"/>
+      </w:tblGrid>
+      <w:tr>
+        <w:tc>
+          <w:tcPr>
+            <w:tcW w:type="dxa" w:w="1500"/>
+            <w:tcBorders>
+              <w:top w:val="single" w:color="BFBFBF" w:sz="4"/>
+              <w:left w:val="single" w:color="BFBFBF" w:sz="4"/>
+              <w:bottom w:val="single" w:color="BFBFBF" w:sz="4"/>
+              <w:right w:val="single" w:color="BFBFBF" w:sz="4"/>
+            </w:tcBorders>
+            <w:shd w:fill="DEEAF6" w:color="auto" w:val="clear"/>
+          </w:tcPr>
+          <w:p>
+            <w:r>
+              <w:rPr>
+                <w:rFonts w:ascii="Malgun Gothic" w:hAnsi="Malgun Gothic" w:cs="Malgun Gothic" w:eastAsia="Malgun Gothic"/>
+                <w:b/>
+                <w:i w:val="0"/>
+                <w:color w:val="1F3864"/>
+                <w:sz w:val="20"/>
+              </w:rPr>
+              <w:t>주요 단어</w:t>
+            </w:r>
+          </w:p>
+        </w:tc>
+        <w:tc>
+          <w:tcPr>
+            <w:tcW w:type="dxa" w:w="8138"/>
+            <w:tcBorders>
+              <w:top w:val="single" w:color="BFBFBF" w:sz="4"/>
+              <w:left w:val="single" w:color="BFBFBF" w:sz="4"/>
+              <w:bottom w:val="single" w:color="BFBFBF" w:sz="4"/>
+              <w:right w:val="single" w:color="BFBFBF" w:sz="4"/>
+            </w:tcBorders>
+          </w:tcPr>
+          <w:p>
+            <w:pPr>
+              <w:spacing w:after="40"/>
+            </w:pPr>
+            <w:r>
+              <w:rPr>
+                <w:rFonts w:ascii="Arial" w:hAnsi="Arial" w:cs="Arial" w:eastAsia="Malgun Gothic"/>
+                <w:b/>
+                <w:i w:val="0"/>
+                <w:sz w:val="20"/>
+              </w:rPr>
+              <w:t>bestimmt</w:t>
+            </w:r>
+            <w:r>
+              <w:rPr>
+                <w:rFonts w:ascii="Malgun Gothic" w:hAnsi="Malgun Gothic" w:cs="Malgun Gothic" w:eastAsia="Malgun Gothic"/>
+                <w:b w:val="0"/>
+                <w:i w:val="0"/>
+                <w:sz w:val="20"/>
+              </w:rPr>
+              <w:t xml:space="preserve">  —  특정한</w:t>
+            </w:r>
+          </w:p>
+          <w:p>
+            <w:pPr>
+              <w:spacing w:after="40"/>
+            </w:pPr>
+            <w:r>
+              <w:rPr>
+                <w:rFonts w:ascii="Arial" w:hAnsi="Arial" w:cs="Arial" w:eastAsia="Malgun Gothic"/>
+                <w:b/>
+                <w:i w:val="0"/>
+                <w:sz w:val="20"/>
+              </w:rPr>
+              <w:t>gucken</w:t>
+            </w:r>
+            <w:r>
+              <w:rPr>
+                <w:rFonts w:ascii="Malgun Gothic" w:hAnsi="Malgun Gothic" w:cs="Malgun Gothic" w:eastAsia="Malgun Gothic"/>
+                <w:b w:val="0"/>
+                <w:i w:val="0"/>
+                <w:sz w:val="20"/>
+              </w:rPr>
+              <w:t xml:space="preserve">  —  (구어) 보다</w:t>
+            </w:r>
+          </w:p>
+          <w:p>
+            <w:pPr>
+              <w:spacing w:after="40"/>
+            </w:pPr>
+            <w:r>
+              <w:rPr>
+                <w:rFonts w:ascii="Arial" w:hAnsi="Arial" w:cs="Arial" w:eastAsia="Malgun Gothic"/>
+                <w:b/>
+                <w:i w:val="0"/>
+                <w:sz w:val="20"/>
+              </w:rPr>
+              <w:t>der Verkäufer, -</w:t>
+            </w:r>
+            <w:r>
+              <w:rPr>
+                <w:rFonts w:ascii="Malgun Gothic" w:hAnsi="Malgun Gothic" w:cs="Malgun Gothic" w:eastAsia="Malgun Gothic"/>
+                <w:b w:val="0"/>
+                <w:i w:val="0"/>
+                <w:sz w:val="20"/>
+              </w:rPr>
+              <w:t xml:space="preserve">  —  판매원</w:t>
+            </w:r>
+          </w:p>
+        </w:tc>
+      </w:tr>
+      <w:tr>
+        <w:tc>
+          <w:tcPr>
+            <w:tcW w:type="dxa" w:w="1500"/>
+            <w:tcBorders>
+              <w:top w:val="single" w:color="BFBFBF" w:sz="4"/>
+              <w:left w:val="single" w:color="BFBFBF" w:sz="4"/>
+              <w:bottom w:val="single" w:color="BFBFBF" w:sz="4"/>
+              <w:right w:val="single" w:color="BFBFBF" w:sz="4"/>
+            </w:tcBorders>
+            <w:shd w:fill="DEEAF6" w:color="auto" w:val="clear"/>
+          </w:tcPr>
+          <w:p>
+            <w:r>
+              <w:rPr>
+                <w:rFonts w:ascii="Malgun Gothic" w:hAnsi="Malgun Gothic" w:cs="Malgun Gothic" w:eastAsia="Malgun Gothic"/>
+                <w:b/>
+                <w:i w:val="0"/>
+                <w:color w:val="1F3864"/>
+                <w:sz w:val="20"/>
+              </w:rPr>
+              <w:t>문법</w:t>
+            </w:r>
+          </w:p>
+        </w:tc>
+        <w:tc>
+          <w:tcPr>
+            <w:tcW w:type="dxa" w:w="8138"/>
+            <w:tcBorders>
+              <w:top w:val="single" w:color="BFBFBF" w:sz="4"/>
+              <w:left w:val="single" w:color="BFBFBF" w:sz="4"/>
+              <w:bottom w:val="single" w:color="BFBFBF" w:sz="4"/>
+              <w:right w:val="single" w:color="BFBFBF" w:sz="4"/>
+            </w:tcBorders>
+          </w:tcPr>
+          <w:p>
+            <w:pPr>
+              <w:spacing w:after="40"/>
+            </w:pPr>
+            <w:r>
+              <w:rPr>
+                <w:rFonts w:ascii="Malgun Gothic" w:hAnsi="Malgun Gothic" w:cs="Malgun Gothic" w:eastAsia="Malgun Gothic"/>
+                <w:b w:val="0"/>
+                <w:i w:val="0"/>
+                <w:sz w:val="20"/>
+              </w:rPr>
+              <w:t>was Bestimmtes는 etwas Bestimmtes의 구어체입니다. ihr는 du의 복수 친칭입니다.</w:t>
+            </w:r>
+          </w:p>
+        </w:tc>
+      </w:tr>
+      <w:tr>
+        <w:tc>
+          <w:tcPr>
+            <w:tcW w:type="dxa" w:w="1500"/>
+            <w:tcBorders>
+              <w:top w:val="single" w:color="BFBFBF" w:sz="4"/>
+              <w:left w:val="single" w:color="BFBFBF" w:sz="4"/>
+              <w:bottom w:val="single" w:color="BFBFBF" w:sz="4"/>
+              <w:right w:val="single" w:color="BFBFBF" w:sz="4"/>
+            </w:tcBorders>
+            <w:shd w:fill="DEEAF6" w:color="auto" w:val="clear"/>
+          </w:tcPr>
+          <w:p>
+            <w:r>
+              <w:rPr>
+                <w:rFonts w:ascii="Malgun Gothic" w:hAnsi="Malgun Gothic" w:cs="Malgun Gothic" w:eastAsia="Malgun Gothic"/>
+                <w:b/>
+                <w:i w:val="0"/>
+                <w:color w:val="1F3864"/>
+                <w:sz w:val="20"/>
+              </w:rPr>
+              <w:t>표현</w:t>
+            </w:r>
+          </w:p>
+        </w:tc>
+        <w:tc>
+          <w:tcPr>
+            <w:tcW w:type="dxa" w:w="8138"/>
+            <w:tcBorders>
+              <w:top w:val="single" w:color="BFBFBF" w:sz="4"/>
+              <w:left w:val="single" w:color="BFBFBF" w:sz="4"/>
+              <w:bottom w:val="single" w:color="BFBFBF" w:sz="4"/>
+              <w:right w:val="single" w:color="BFBFBF" w:sz="4"/>
+            </w:tcBorders>
+          </w:tcPr>
+          <w:p>
+            <w:pPr>
+              <w:spacing w:after="40"/>
+            </w:pPr>
+            <w:r>
+              <w:rPr>
+                <w:rFonts w:ascii="Malgun Gothic" w:hAnsi="Malgun Gothic" w:cs="Malgun Gothic" w:eastAsia="Malgun Gothic"/>
+                <w:b w:val="0"/>
+                <w:i w:val="0"/>
+                <w:sz w:val="20"/>
+              </w:rPr>
+              <w:t>gucken은 sehen의 구어체입니다.</w:t>
+            </w:r>
+          </w:p>
+        </w:tc>
+      </w:tr>
+      <w:tr>
+        <w:tc>
+          <w:tcPr>
+            <w:tcW w:type="dxa" w:w="1500"/>
+            <w:tcBorders>
+              <w:top w:val="single" w:color="BFBFBF" w:sz="4"/>
+              <w:left w:val="single" w:color="BFBFBF" w:sz="4"/>
+              <w:bottom w:val="single" w:color="BFBFBF" w:sz="4"/>
+              <w:right w:val="single" w:color="BFBFBF" w:sz="4"/>
+            </w:tcBorders>
+            <w:shd w:fill="DEEAF6" w:color="auto" w:val="clear"/>
+          </w:tcPr>
+          <w:p>
+            <w:r>
+              <w:rPr>
+                <w:rFonts w:ascii="Malgun Gothic" w:hAnsi="Malgun Gothic" w:cs="Malgun Gothic" w:eastAsia="Malgun Gothic"/>
+                <w:b/>
+                <w:i w:val="0"/>
+                <w:color w:val="1F3864"/>
+                <w:sz w:val="20"/>
+              </w:rPr>
+              <w:t>시제</w:t>
+            </w:r>
+          </w:p>
+        </w:tc>
+        <w:tc>
+          <w:tcPr>
+            <w:tcW w:type="dxa" w:w="8138"/>
+            <w:tcBorders>
+              <w:top w:val="single" w:color="BFBFBF" w:sz="4"/>
+              <w:left w:val="single" w:color="BFBFBF" w:sz="4"/>
+              <w:bottom w:val="single" w:color="BFBFBF" w:sz="4"/>
+              <w:right w:val="single" w:color="BFBFBF" w:sz="4"/>
+            </w:tcBorders>
+          </w:tcPr>
+          <w:p>
+            <w:pPr>
+              <w:spacing w:after="40"/>
+            </w:pPr>
+            <w:r>
+              <w:rPr>
+                <w:rFonts w:ascii="Malgun Gothic" w:hAnsi="Malgun Gothic" w:cs="Malgun Gothic" w:eastAsia="Malgun Gothic"/>
+                <w:b w:val="0"/>
+                <w:i w:val="0"/>
+                <w:sz w:val="20"/>
+              </w:rPr>
+              <w:t>Wollt는 현재형입니다.</w:t>
+            </w:r>
+          </w:p>
+        </w:tc>
+      </w:tr>
+    </w:tbl>
+    <w:p>
+      <w:pPr>
+        <w:spacing w:after="0"/>
+      </w:pPr>
+    </w:p>
+    <w:p>
+      <w:pPr>
+        <w:keepNext/>
+        <w:spacing w:before="160"/>
+      </w:pPr>
+      <w:r>
+        <w:rPr>
+          <w:rFonts w:ascii="Arial" w:hAnsi="Arial" w:cs="Arial" w:eastAsia="Malgun Gothic"/>
+          <w:b/>
+          <w:i w:val="0"/>
+          <w:sz w:val="22"/>
+        </w:rPr>
+        <w:t>69. Sophie: Eine Tüte Gummibärchen, bitte, und eine Tafel Schokolade mit Nüssen.</w:t>
+      </w:r>
+    </w:p>
+    <w:p>
+      <w:pPr>
+        <w:keepNext/>
+        <w:ind w:left="340"/>
+      </w:pPr>
+      <w:r>
+        <w:rPr>
+          <w:rFonts w:ascii="Malgun Gothic" w:hAnsi="Malgun Gothic" w:cs="Malgun Gothic" w:eastAsia="Malgun Gothic"/>
+          <w:b w:val="0"/>
+          <w:i/>
+          <w:color w:val="404040"/>
+          <w:sz w:val="20"/>
+        </w:rPr>
+        <w:t>곰 젤리 한 봉지와 견과류 초콜릿 한 판 주세요.</w:t>
+      </w:r>
+    </w:p>
+    <w:tbl>
+      <w:tblPr>
+        <w:tblW w:type="auto" w:w="0"/>
+        <w:tblLayout w:type="fixed"/>
+        <w:tblLook w:firstColumn="1" w:firstRow="1" w:lastColumn="0" w:lastRow="0" w:noHBand="0" w:noVBand="1" w:val="04A0"/>
+      </w:tblPr>
+      <w:tblGrid>
+        <w:gridCol w:w="4819"/>
+        <w:gridCol w:w="4819"/>
+      </w:tblGrid>
+      <w:tr>
+        <w:tc>
+          <w:tcPr>
+            <w:tcW w:type="dxa" w:w="1500"/>
+            <w:tcBorders>
+              <w:top w:val="single" w:color="BFBFBF" w:sz="4"/>
+              <w:left w:val="single" w:color="BFBFBF" w:sz="4"/>
+              <w:bottom w:val="single" w:color="BFBFBF" w:sz="4"/>
+              <w:right w:val="single" w:color="BFBFBF" w:sz="4"/>
+            </w:tcBorders>
+            <w:shd w:fill="DEEAF6" w:color="auto" w:val="clear"/>
+          </w:tcPr>
+          <w:p>
+            <w:r>
+              <w:rPr>
+                <w:rFonts w:ascii="Malgun Gothic" w:hAnsi="Malgun Gothic" w:cs="Malgun Gothic" w:eastAsia="Malgun Gothic"/>
+                <w:b/>
+                <w:i w:val="0"/>
+                <w:color w:val="1F3864"/>
+                <w:sz w:val="20"/>
+              </w:rPr>
+              <w:t>주요 단어</w:t>
+            </w:r>
+          </w:p>
+        </w:tc>
+        <w:tc>
+          <w:tcPr>
+            <w:tcW w:type="dxa" w:w="8138"/>
+            <w:tcBorders>
+              <w:top w:val="single" w:color="BFBFBF" w:sz="4"/>
+              <w:left w:val="single" w:color="BFBFBF" w:sz="4"/>
+              <w:bottom w:val="single" w:color="BFBFBF" w:sz="4"/>
+              <w:right w:val="single" w:color="BFBFBF" w:sz="4"/>
+            </w:tcBorders>
+          </w:tcPr>
+          <w:p>
+            <w:pPr>
+              <w:spacing w:after="40"/>
+            </w:pPr>
+            <w:r>
+              <w:rPr>
+                <w:rFonts w:ascii="Arial" w:hAnsi="Arial" w:cs="Arial" w:eastAsia="Malgun Gothic"/>
+                <w:b/>
+                <w:i w:val="0"/>
+                <w:sz w:val="20"/>
+              </w:rPr>
+              <w:t>die Tüte, -n</w:t>
+            </w:r>
+            <w:r>
+              <w:rPr>
+                <w:rFonts w:ascii="Malgun Gothic" w:hAnsi="Malgun Gothic" w:cs="Malgun Gothic" w:eastAsia="Malgun Gothic"/>
+                <w:b w:val="0"/>
+                <w:i w:val="0"/>
+                <w:sz w:val="20"/>
+              </w:rPr>
+              <w:t xml:space="preserve">  —  봉지</w:t>
+            </w:r>
+          </w:p>
+          <w:p>
+            <w:pPr>
+              <w:spacing w:after="40"/>
+            </w:pPr>
+            <w:r>
+              <w:rPr>
+                <w:rFonts w:ascii="Arial" w:hAnsi="Arial" w:cs="Arial" w:eastAsia="Malgun Gothic"/>
+                <w:b/>
+                <w:i w:val="0"/>
+                <w:sz w:val="20"/>
+              </w:rPr>
+              <w:t>die Tafel, -n</w:t>
+            </w:r>
+            <w:r>
+              <w:rPr>
+                <w:rFonts w:ascii="Malgun Gothic" w:hAnsi="Malgun Gothic" w:cs="Malgun Gothic" w:eastAsia="Malgun Gothic"/>
+                <w:b w:val="0"/>
+                <w:i w:val="0"/>
+                <w:sz w:val="20"/>
+              </w:rPr>
+              <w:t xml:space="preserve">  —  (초콜릿) 한 판</w:t>
+            </w:r>
+          </w:p>
+          <w:p>
+            <w:pPr>
+              <w:spacing w:after="40"/>
+            </w:pPr>
+            <w:r>
+              <w:rPr>
+                <w:rFonts w:ascii="Arial" w:hAnsi="Arial" w:cs="Arial" w:eastAsia="Malgun Gothic"/>
+                <w:b/>
+                <w:i w:val="0"/>
+                <w:sz w:val="20"/>
+              </w:rPr>
+              <w:t>die Nuss, Nüsse</w:t>
+            </w:r>
+            <w:r>
+              <w:rPr>
+                <w:rFonts w:ascii="Malgun Gothic" w:hAnsi="Malgun Gothic" w:cs="Malgun Gothic" w:eastAsia="Malgun Gothic"/>
+                <w:b w:val="0"/>
+                <w:i w:val="0"/>
+                <w:sz w:val="20"/>
+              </w:rPr>
+              <w:t xml:space="preserve">  —  견과</w:t>
+            </w:r>
+          </w:p>
+        </w:tc>
+      </w:tr>
+      <w:tr>
+        <w:tc>
+          <w:tcPr>
+            <w:tcW w:type="dxa" w:w="1500"/>
+            <w:tcBorders>
+              <w:top w:val="single" w:color="BFBFBF" w:sz="4"/>
+              <w:left w:val="single" w:color="BFBFBF" w:sz="4"/>
+              <w:bottom w:val="single" w:color="BFBFBF" w:sz="4"/>
+              <w:right w:val="single" w:color="BFBFBF" w:sz="4"/>
+            </w:tcBorders>
+            <w:shd w:fill="DEEAF6" w:color="auto" w:val="clear"/>
+          </w:tcPr>
+          <w:p>
+            <w:r>
+              <w:rPr>
+                <w:rFonts w:ascii="Malgun Gothic" w:hAnsi="Malgun Gothic" w:cs="Malgun Gothic" w:eastAsia="Malgun Gothic"/>
+                <w:b/>
+                <w:i w:val="0"/>
+                <w:color w:val="1F3864"/>
+                <w:sz w:val="20"/>
+              </w:rPr>
+              <w:t>문법</w:t>
+            </w:r>
+          </w:p>
+        </w:tc>
+        <w:tc>
+          <w:tcPr>
+            <w:tcW w:type="dxa" w:w="8138"/>
+            <w:tcBorders>
+              <w:top w:val="single" w:color="BFBFBF" w:sz="4"/>
+              <w:left w:val="single" w:color="BFBFBF" w:sz="4"/>
+              <w:bottom w:val="single" w:color="BFBFBF" w:sz="4"/>
+              <w:right w:val="single" w:color="BFBFBF" w:sz="4"/>
+            </w:tcBorders>
+          </w:tcPr>
+          <w:p>
+            <w:pPr>
+              <w:spacing w:after="40"/>
+            </w:pPr>
+            <w:r>
+              <w:rPr>
+                <w:rFonts w:ascii="Malgun Gothic" w:hAnsi="Malgun Gothic" w:cs="Malgun Gothic" w:eastAsia="Malgun Gothic"/>
+                <w:b w:val="0"/>
+                <w:i w:val="0"/>
+                <w:sz w:val="20"/>
+              </w:rPr>
+              <w:t>Eine Tüte Gummibärchen에서 수량 표현 뒤에는 관사 없이 명사가 옵니다. mit Nüssen은 mit + 3격 복수입니다.</w:t>
+            </w:r>
+          </w:p>
+        </w:tc>
+      </w:tr>
+      <w:tr>
+        <w:tc>
+          <w:tcPr>
+            <w:tcW w:type="dxa" w:w="1500"/>
+            <w:tcBorders>
+              <w:top w:val="single" w:color="BFBFBF" w:sz="4"/>
+              <w:left w:val="single" w:color="BFBFBF" w:sz="4"/>
+              <w:bottom w:val="single" w:color="BFBFBF" w:sz="4"/>
+              <w:right w:val="single" w:color="BFBFBF" w:sz="4"/>
+            </w:tcBorders>
+            <w:shd w:fill="DEEAF6" w:color="auto" w:val="clear"/>
+          </w:tcPr>
+          <w:p>
+            <w:r>
+              <w:rPr>
+                <w:rFonts w:ascii="Malgun Gothic" w:hAnsi="Malgun Gothic" w:cs="Malgun Gothic" w:eastAsia="Malgun Gothic"/>
+                <w:b/>
+                <w:i w:val="0"/>
+                <w:color w:val="1F3864"/>
+                <w:sz w:val="20"/>
+              </w:rPr>
+              <w:t>표현</w:t>
+            </w:r>
+          </w:p>
+        </w:tc>
+        <w:tc>
+          <w:tcPr>
+            <w:tcW w:type="dxa" w:w="8138"/>
+            <w:tcBorders>
+              <w:top w:val="single" w:color="BFBFBF" w:sz="4"/>
+              <w:left w:val="single" w:color="BFBFBF" w:sz="4"/>
+              <w:bottom w:val="single" w:color="BFBFBF" w:sz="4"/>
+              <w:right w:val="single" w:color="BFBFBF" w:sz="4"/>
+            </w:tcBorders>
+          </w:tcPr>
+          <w:p>
+            <w:pPr>
+              <w:spacing w:after="40"/>
+            </w:pPr>
+            <w:r>
+              <w:rPr>
+                <w:rFonts w:ascii="Malgun Gothic" w:hAnsi="Malgun Gothic" w:cs="Malgun Gothic" w:eastAsia="Malgun Gothic"/>
+                <w:b w:val="0"/>
+                <w:i w:val="0"/>
+                <w:sz w:val="20"/>
+              </w:rPr>
+              <w:t>bitte는 주문할 때 붙이는 말입니다.</w:t>
+            </w:r>
+          </w:p>
+        </w:tc>
+      </w:tr>
+      <w:tr>
+        <w:tc>
+          <w:tcPr>
+            <w:tcW w:type="dxa" w:w="1500"/>
+            <w:tcBorders>
+              <w:top w:val="single" w:color="BFBFBF" w:sz="4"/>
+              <w:left w:val="single" w:color="BFBFBF" w:sz="4"/>
+              <w:bottom w:val="single" w:color="BFBFBF" w:sz="4"/>
+              <w:right w:val="single" w:color="BFBFBF" w:sz="4"/>
+            </w:tcBorders>
+            <w:shd w:fill="DEEAF6" w:color="auto" w:val="clear"/>
+          </w:tcPr>
+          <w:p>
+            <w:r>
+              <w:rPr>
+                <w:rFonts w:ascii="Malgun Gothic" w:hAnsi="Malgun Gothic" w:cs="Malgun Gothic" w:eastAsia="Malgun Gothic"/>
+                <w:b/>
+                <w:i w:val="0"/>
+                <w:color w:val="1F3864"/>
+                <w:sz w:val="20"/>
+              </w:rPr>
+              <w:t>시제</w:t>
+            </w:r>
+          </w:p>
+        </w:tc>
+        <w:tc>
+          <w:tcPr>
+            <w:tcW w:type="dxa" w:w="8138"/>
+            <w:tcBorders>
+              <w:top w:val="single" w:color="BFBFBF" w:sz="4"/>
+              <w:left w:val="single" w:color="BFBFBF" w:sz="4"/>
+              <w:bottom w:val="single" w:color="BFBFBF" w:sz="4"/>
+              <w:right w:val="single" w:color="BFBFBF" w:sz="4"/>
+            </w:tcBorders>
+          </w:tcPr>
+          <w:p>
+            <w:pPr>
+              <w:spacing w:after="40"/>
+            </w:pPr>
+            <w:r>
+              <w:rPr>
+                <w:rFonts w:ascii="Malgun Gothic" w:hAnsi="Malgun Gothic" w:cs="Malgun Gothic" w:eastAsia="Malgun Gothic"/>
+                <w:b w:val="0"/>
+                <w:i w:val="0"/>
+                <w:sz w:val="20"/>
+              </w:rPr>
+              <w:t>동사가 생략된 주문 문장입니다.</w:t>
+            </w:r>
+          </w:p>
+        </w:tc>
+      </w:tr>
+    </w:tbl>
+    <w:p>
+      <w:pPr>
+        <w:spacing w:after="0"/>
+      </w:pPr>
+    </w:p>
+    <w:p>
+      <w:pPr>
+        <w:keepNext/>
+        <w:spacing w:before="160"/>
+      </w:pPr>
+      <w:r>
+        <w:rPr>
+          <w:rFonts w:ascii="Arial" w:hAnsi="Arial" w:cs="Arial" w:eastAsia="Malgun Gothic"/>
+          <w:b/>
+          <w:i w:val="0"/>
+          <w:sz w:val="22"/>
+        </w:rPr>
+        <w:t>70. Verkäufer: Drei Euro achtzig. Ihr seht aus, als hättet ihr einen langen Tag gehabt.</w:t>
+      </w:r>
+    </w:p>
+    <w:p>
+      <w:pPr>
+        <w:keepNext/>
+        <w:ind w:left="340"/>
+      </w:pPr>
+      <w:r>
+        <w:rPr>
+          <w:rFonts w:ascii="Malgun Gothic" w:hAnsi="Malgun Gothic" w:cs="Malgun Gothic" w:eastAsia="Malgun Gothic"/>
+          <w:b w:val="0"/>
+          <w:i/>
+          <w:color w:val="404040"/>
+          <w:sz w:val="20"/>
+        </w:rPr>
+        <w:t>3유로 80센트입니다. 두 분 모두 긴 하루를 보내신 것 같네요.</w:t>
+      </w:r>
+    </w:p>
+    <w:tbl>
+      <w:tblPr>
+        <w:tblW w:type="auto" w:w="0"/>
+        <w:tblLayout w:type="fixed"/>
+        <w:tblLook w:firstColumn="1" w:firstRow="1" w:lastColumn="0" w:lastRow="0" w:noHBand="0" w:noVBand="1" w:val="04A0"/>
+      </w:tblPr>
+      <w:tblGrid>
+        <w:gridCol w:w="4819"/>
+        <w:gridCol w:w="4819"/>
+      </w:tblGrid>
+      <w:tr>
+        <w:tc>
+          <w:tcPr>
+            <w:tcW w:type="dxa" w:w="1500"/>
+            <w:tcBorders>
+              <w:top w:val="single" w:color="BFBFBF" w:sz="4"/>
+              <w:left w:val="single" w:color="BFBFBF" w:sz="4"/>
+              <w:bottom w:val="single" w:color="BFBFBF" w:sz="4"/>
+              <w:right w:val="single" w:color="BFBFBF" w:sz="4"/>
+            </w:tcBorders>
+            <w:shd w:fill="DEEAF6" w:color="auto" w:val="clear"/>
+          </w:tcPr>
+          <w:p>
+            <w:r>
+              <w:rPr>
+                <w:rFonts w:ascii="Malgun Gothic" w:hAnsi="Malgun Gothic" w:cs="Malgun Gothic" w:eastAsia="Malgun Gothic"/>
+                <w:b/>
+                <w:i w:val="0"/>
+                <w:color w:val="1F3864"/>
+                <w:sz w:val="20"/>
+              </w:rPr>
+              <w:t>주요 단어</w:t>
+            </w:r>
+          </w:p>
+        </w:tc>
+        <w:tc>
+          <w:tcPr>
+            <w:tcW w:type="dxa" w:w="8138"/>
+            <w:tcBorders>
+              <w:top w:val="single" w:color="BFBFBF" w:sz="4"/>
+              <w:left w:val="single" w:color="BFBFBF" w:sz="4"/>
+              <w:bottom w:val="single" w:color="BFBFBF" w:sz="4"/>
+              <w:right w:val="single" w:color="BFBFBF" w:sz="4"/>
+            </w:tcBorders>
+          </w:tcPr>
+          <w:p>
+            <w:pPr>
+              <w:spacing w:after="40"/>
+            </w:pPr>
+            <w:r>
+              <w:rPr>
+                <w:rFonts w:ascii="Arial" w:hAnsi="Arial" w:cs="Arial" w:eastAsia="Malgun Gothic"/>
+                <w:b/>
+                <w:i w:val="0"/>
+                <w:sz w:val="20"/>
+              </w:rPr>
+              <w:t>als hättet ihr gehabt</w:t>
+            </w:r>
+            <w:r>
+              <w:rPr>
+                <w:rFonts w:ascii="Malgun Gothic" w:hAnsi="Malgun Gothic" w:cs="Malgun Gothic" w:eastAsia="Malgun Gothic"/>
+                <w:b w:val="0"/>
+                <w:i w:val="0"/>
+                <w:sz w:val="20"/>
+              </w:rPr>
+              <w:t xml:space="preserve">  —  ~했던 것처럼</w:t>
+            </w:r>
+          </w:p>
+          <w:p>
+            <w:pPr>
+              <w:spacing w:after="40"/>
+            </w:pPr>
+            <w:r>
+              <w:rPr>
+                <w:rFonts w:ascii="Arial" w:hAnsi="Arial" w:cs="Arial" w:eastAsia="Malgun Gothic"/>
+                <w:b/>
+                <w:i w:val="0"/>
+                <w:sz w:val="20"/>
+              </w:rPr>
+              <w:t>der Tag, -e</w:t>
+            </w:r>
+            <w:r>
+              <w:rPr>
+                <w:rFonts w:ascii="Malgun Gothic" w:hAnsi="Malgun Gothic" w:cs="Malgun Gothic" w:eastAsia="Malgun Gothic"/>
+                <w:b w:val="0"/>
+                <w:i w:val="0"/>
+                <w:sz w:val="20"/>
+              </w:rPr>
+              <w:t xml:space="preserve">  —  하루</w:t>
+            </w:r>
+          </w:p>
+          <w:p>
+            <w:pPr>
+              <w:spacing w:after="40"/>
+            </w:pPr>
+            <w:r>
+              <w:rPr>
+                <w:rFonts w:ascii="Arial" w:hAnsi="Arial" w:cs="Arial" w:eastAsia="Malgun Gothic"/>
+                <w:b/>
+                <w:i w:val="0"/>
+                <w:sz w:val="20"/>
+              </w:rPr>
+              <w:t>aussehen</w:t>
+            </w:r>
+            <w:r>
+              <w:rPr>
+                <w:rFonts w:ascii="Malgun Gothic" w:hAnsi="Malgun Gothic" w:cs="Malgun Gothic" w:eastAsia="Malgun Gothic"/>
+                <w:b w:val="0"/>
+                <w:i w:val="0"/>
+                <w:sz w:val="20"/>
+              </w:rPr>
+              <w:t xml:space="preserve">  —  ~처럼 보이다</w:t>
+            </w:r>
+          </w:p>
+        </w:tc>
+      </w:tr>
+      <w:tr>
+        <w:tc>
+          <w:tcPr>
+            <w:tcW w:type="dxa" w:w="1500"/>
+            <w:tcBorders>
+              <w:top w:val="single" w:color="BFBFBF" w:sz="4"/>
+              <w:left w:val="single" w:color="BFBFBF" w:sz="4"/>
+              <w:bottom w:val="single" w:color="BFBFBF" w:sz="4"/>
+              <w:right w:val="single" w:color="BFBFBF" w:sz="4"/>
+            </w:tcBorders>
+            <w:shd w:fill="DEEAF6" w:color="auto" w:val="clear"/>
+          </w:tcPr>
+          <w:p>
+            <w:r>
+              <w:rPr>
+                <w:rFonts w:ascii="Malgun Gothic" w:hAnsi="Malgun Gothic" w:cs="Malgun Gothic" w:eastAsia="Malgun Gothic"/>
+                <w:b/>
+                <w:i w:val="0"/>
+                <w:color w:val="1F3864"/>
+                <w:sz w:val="20"/>
+              </w:rPr>
+              <w:t>문법</w:t>
+            </w:r>
+          </w:p>
+        </w:tc>
+        <w:tc>
+          <w:tcPr>
+            <w:tcW w:type="dxa" w:w="8138"/>
+            <w:tcBorders>
+              <w:top w:val="single" w:color="BFBFBF" w:sz="4"/>
+              <w:left w:val="single" w:color="BFBFBF" w:sz="4"/>
+              <w:bottom w:val="single" w:color="BFBFBF" w:sz="4"/>
+              <w:right w:val="single" w:color="BFBFBF" w:sz="4"/>
+            </w:tcBorders>
+          </w:tcPr>
+          <w:p>
+            <w:pPr>
+              <w:spacing w:after="40"/>
+            </w:pPr>
+            <w:r>
+              <w:rPr>
+                <w:rFonts w:ascii="Malgun Gothic" w:hAnsi="Malgun Gothic" w:cs="Malgun Gothic" w:eastAsia="Malgun Gothic"/>
+                <w:b w:val="0"/>
+                <w:i w:val="0"/>
+                <w:sz w:val="20"/>
+              </w:rPr>
+              <w:t>als hättet ihr einen langen Tag gehabt는 접속법 II 과거로 비교 상상을 나타냅니다. seht ... aus는 분리동사입니다.</w:t>
+            </w:r>
+          </w:p>
+        </w:tc>
+      </w:tr>
+      <w:tr>
+        <w:tc>
+          <w:tcPr>
+            <w:tcW w:type="dxa" w:w="1500"/>
+            <w:tcBorders>
+              <w:top w:val="single" w:color="BFBFBF" w:sz="4"/>
+              <w:left w:val="single" w:color="BFBFBF" w:sz="4"/>
+              <w:bottom w:val="single" w:color="BFBFBF" w:sz="4"/>
+              <w:right w:val="single" w:color="BFBFBF" w:sz="4"/>
+            </w:tcBorders>
+            <w:shd w:fill="DEEAF6" w:color="auto" w:val="clear"/>
+          </w:tcPr>
+          <w:p>
+            <w:r>
+              <w:rPr>
+                <w:rFonts w:ascii="Malgun Gothic" w:hAnsi="Malgun Gothic" w:cs="Malgun Gothic" w:eastAsia="Malgun Gothic"/>
+                <w:b/>
+                <w:i w:val="0"/>
+                <w:color w:val="1F3864"/>
+                <w:sz w:val="20"/>
+              </w:rPr>
+              <w:t>표현</w:t>
+            </w:r>
+          </w:p>
+        </w:tc>
+        <w:tc>
+          <w:tcPr>
+            <w:tcW w:type="dxa" w:w="8138"/>
+            <w:tcBorders>
+              <w:top w:val="single" w:color="BFBFBF" w:sz="4"/>
+              <w:left w:val="single" w:color="BFBFBF" w:sz="4"/>
+              <w:bottom w:val="single" w:color="BFBFBF" w:sz="4"/>
+              <w:right w:val="single" w:color="BFBFBF" w:sz="4"/>
+            </w:tcBorders>
+          </w:tcPr>
+          <w:p>
+            <w:pPr>
+              <w:spacing w:after="40"/>
+            </w:pPr>
+            <w:r>
+              <w:rPr>
+                <w:rFonts w:ascii="Malgun Gothic" w:hAnsi="Malgun Gothic" w:cs="Malgun Gothic" w:eastAsia="Malgun Gothic"/>
+                <w:b w:val="0"/>
+                <w:i w:val="0"/>
+                <w:sz w:val="20"/>
+              </w:rPr>
+              <w:t>Ihr seht aus, als ...는 외모를 추측하는 구문입니다.</w:t>
+            </w:r>
+          </w:p>
+        </w:tc>
+      </w:tr>
+      <w:tr>
+        <w:tc>
+          <w:tcPr>
+            <w:tcW w:type="dxa" w:w="1500"/>
+            <w:tcBorders>
+              <w:top w:val="single" w:color="BFBFBF" w:sz="4"/>
+              <w:left w:val="single" w:color="BFBFBF" w:sz="4"/>
+              <w:bottom w:val="single" w:color="BFBFBF" w:sz="4"/>
+              <w:right w:val="single" w:color="BFBFBF" w:sz="4"/>
+            </w:tcBorders>
+            <w:shd w:fill="DEEAF6" w:color="auto" w:val="clear"/>
+          </w:tcPr>
+          <w:p>
+            <w:r>
+              <w:rPr>
+                <w:rFonts w:ascii="Malgun Gothic" w:hAnsi="Malgun Gothic" w:cs="Malgun Gothic" w:eastAsia="Malgun Gothic"/>
+                <w:b/>
+                <w:i w:val="0"/>
+                <w:color w:val="1F3864"/>
+                <w:sz w:val="20"/>
+              </w:rPr>
+              <w:t>시제</w:t>
+            </w:r>
+          </w:p>
+        </w:tc>
+        <w:tc>
+          <w:tcPr>
+            <w:tcW w:type="dxa" w:w="8138"/>
+            <w:tcBorders>
+              <w:top w:val="single" w:color="BFBFBF" w:sz="4"/>
+              <w:left w:val="single" w:color="BFBFBF" w:sz="4"/>
+              <w:bottom w:val="single" w:color="BFBFBF" w:sz="4"/>
+              <w:right w:val="single" w:color="BFBFBF" w:sz="4"/>
+            </w:tcBorders>
+          </w:tcPr>
+          <w:p>
+            <w:pPr>
+              <w:spacing w:after="40"/>
+            </w:pPr>
+            <w:r>
+              <w:rPr>
+                <w:rFonts w:ascii="Malgun Gothic" w:hAnsi="Malgun Gothic" w:cs="Malgun Gothic" w:eastAsia="Malgun Gothic"/>
+                <w:b w:val="0"/>
+                <w:i w:val="0"/>
+                <w:sz w:val="20"/>
+              </w:rPr>
+              <w:t>seht ... aus는 현재형이고 hättet ... gehabt는 접속법 II 과거입니다.</w:t>
+            </w:r>
+          </w:p>
+        </w:tc>
+      </w:tr>
+    </w:tbl>
+    <w:p>
+      <w:pPr>
+        <w:spacing w:after="0"/>
+      </w:pPr>
+    </w:p>
+    <w:p>
+      <w:pPr>
+        <w:keepNext/>
+        <w:spacing w:before="160"/>
+      </w:pPr>
+      <w:r>
+        <w:rPr>
+          <w:rFonts w:ascii="Arial" w:hAnsi="Arial" w:cs="Arial" w:eastAsia="Malgun Gothic"/>
+          <w:b/>
+          <w:i w:val="0"/>
+          <w:sz w:val="22"/>
+        </w:rPr>
+        <w:t>71. Sophie: Das war kein Tag, das war ein ganzes Leben. Stimmt so.</w:t>
+      </w:r>
+    </w:p>
+    <w:p>
+      <w:pPr>
+        <w:keepNext/>
+        <w:ind w:left="340"/>
+      </w:pPr>
+      <w:r>
+        <w:rPr>
+          <w:rFonts w:ascii="Malgun Gothic" w:hAnsi="Malgun Gothic" w:cs="Malgun Gothic" w:eastAsia="Malgun Gothic"/>
+          <w:b w:val="0"/>
+          <w:i/>
+          <w:color w:val="404040"/>
+          <w:sz w:val="20"/>
+        </w:rPr>
+        <w:t>하루가 아니라 한 평생이었어요. 거스름돈은 됐어요.</w:t>
+      </w:r>
+    </w:p>
+    <w:tbl>
+      <w:tblPr>
+        <w:tblW w:type="auto" w:w="0"/>
+        <w:tblLayout w:type="fixed"/>
+        <w:tblLook w:firstColumn="1" w:firstRow="1" w:lastColumn="0" w:lastRow="0" w:noHBand="0" w:noVBand="1" w:val="04A0"/>
+      </w:tblPr>
+      <w:tblGrid>
+        <w:gridCol w:w="4819"/>
+        <w:gridCol w:w="4819"/>
+      </w:tblGrid>
+      <w:tr>
+        <w:tc>
+          <w:tcPr>
+            <w:tcW w:type="dxa" w:w="1500"/>
+            <w:tcBorders>
+              <w:top w:val="single" w:color="BFBFBF" w:sz="4"/>
+              <w:left w:val="single" w:color="BFBFBF" w:sz="4"/>
+              <w:bottom w:val="single" w:color="BFBFBF" w:sz="4"/>
+              <w:right w:val="single" w:color="BFBFBF" w:sz="4"/>
+            </w:tcBorders>
+            <w:shd w:fill="DEEAF6" w:color="auto" w:val="clear"/>
+          </w:tcPr>
+          <w:p>
+            <w:r>
+              <w:rPr>
+                <w:rFonts w:ascii="Malgun Gothic" w:hAnsi="Malgun Gothic" w:cs="Malgun Gothic" w:eastAsia="Malgun Gothic"/>
+                <w:b/>
+                <w:i w:val="0"/>
+                <w:color w:val="1F3864"/>
+                <w:sz w:val="20"/>
+              </w:rPr>
+              <w:t>주요 단어</w:t>
+            </w:r>
+          </w:p>
+        </w:tc>
+        <w:tc>
+          <w:tcPr>
+            <w:tcW w:type="dxa" w:w="8138"/>
+            <w:tcBorders>
+              <w:top w:val="single" w:color="BFBFBF" w:sz="4"/>
+              <w:left w:val="single" w:color="BFBFBF" w:sz="4"/>
+              <w:bottom w:val="single" w:color="BFBFBF" w:sz="4"/>
+              <w:right w:val="single" w:color="BFBFBF" w:sz="4"/>
+            </w:tcBorders>
+          </w:tcPr>
+          <w:p>
+            <w:pPr>
+              <w:spacing w:after="40"/>
+            </w:pPr>
+            <w:r>
+              <w:rPr>
+                <w:rFonts w:ascii="Arial" w:hAnsi="Arial" w:cs="Arial" w:eastAsia="Malgun Gothic"/>
+                <w:b/>
+                <w:i w:val="0"/>
+                <w:sz w:val="20"/>
+              </w:rPr>
+              <w:t>Stimmt so</w:t>
+            </w:r>
+            <w:r>
+              <w:rPr>
+                <w:rFonts w:ascii="Malgun Gothic" w:hAnsi="Malgun Gothic" w:cs="Malgun Gothic" w:eastAsia="Malgun Gothic"/>
+                <w:b w:val="0"/>
+                <w:i w:val="0"/>
+                <w:sz w:val="20"/>
+              </w:rPr>
+              <w:t xml:space="preserve">  —  거스름돈은 됐습니다</w:t>
+            </w:r>
+          </w:p>
+          <w:p>
+            <w:pPr>
+              <w:spacing w:after="40"/>
+            </w:pPr>
+            <w:r>
+              <w:rPr>
+                <w:rFonts w:ascii="Arial" w:hAnsi="Arial" w:cs="Arial" w:eastAsia="Malgun Gothic"/>
+                <w:b/>
+                <w:i w:val="0"/>
+                <w:sz w:val="20"/>
+              </w:rPr>
+              <w:t>ganz</w:t>
+            </w:r>
+            <w:r>
+              <w:rPr>
+                <w:rFonts w:ascii="Malgun Gothic" w:hAnsi="Malgun Gothic" w:cs="Malgun Gothic" w:eastAsia="Malgun Gothic"/>
+                <w:b w:val="0"/>
+                <w:i w:val="0"/>
+                <w:sz w:val="20"/>
+              </w:rPr>
+              <w:t xml:space="preserve">  —  전체의</w:t>
+            </w:r>
+          </w:p>
+          <w:p>
+            <w:pPr>
+              <w:spacing w:after="40"/>
+            </w:pPr>
+            <w:r>
+              <w:rPr>
+                <w:rFonts w:ascii="Arial" w:hAnsi="Arial" w:cs="Arial" w:eastAsia="Malgun Gothic"/>
+                <w:b/>
+                <w:i w:val="0"/>
+                <w:sz w:val="20"/>
+              </w:rPr>
+              <w:t>das Leben, -</w:t>
+            </w:r>
+            <w:r>
+              <w:rPr>
+                <w:rFonts w:ascii="Malgun Gothic" w:hAnsi="Malgun Gothic" w:cs="Malgun Gothic" w:eastAsia="Malgun Gothic"/>
+                <w:b w:val="0"/>
+                <w:i w:val="0"/>
+                <w:sz w:val="20"/>
+              </w:rPr>
+              <w:t xml:space="preserve">  —  인생</w:t>
+            </w:r>
+          </w:p>
+        </w:tc>
+      </w:tr>
+      <w:tr>
+        <w:tc>
+          <w:tcPr>
+            <w:tcW w:type="dxa" w:w="1500"/>
+            <w:tcBorders>
+              <w:top w:val="single" w:color="BFBFBF" w:sz="4"/>
+              <w:left w:val="single" w:color="BFBFBF" w:sz="4"/>
+              <w:bottom w:val="single" w:color="BFBFBF" w:sz="4"/>
+              <w:right w:val="single" w:color="BFBFBF" w:sz="4"/>
+            </w:tcBorders>
+            <w:shd w:fill="DEEAF6" w:color="auto" w:val="clear"/>
+          </w:tcPr>
+          <w:p>
+            <w:r>
+              <w:rPr>
+                <w:rFonts w:ascii="Malgun Gothic" w:hAnsi="Malgun Gothic" w:cs="Malgun Gothic" w:eastAsia="Malgun Gothic"/>
+                <w:b/>
+                <w:i w:val="0"/>
+                <w:color w:val="1F3864"/>
+                <w:sz w:val="20"/>
+              </w:rPr>
+              <w:t>문법</w:t>
+            </w:r>
+          </w:p>
+        </w:tc>
+        <w:tc>
+          <w:tcPr>
+            <w:tcW w:type="dxa" w:w="8138"/>
+            <w:tcBorders>
+              <w:top w:val="single" w:color="BFBFBF" w:sz="4"/>
+              <w:left w:val="single" w:color="BFBFBF" w:sz="4"/>
+              <w:bottom w:val="single" w:color="BFBFBF" w:sz="4"/>
+              <w:right w:val="single" w:color="BFBFBF" w:sz="4"/>
+            </w:tcBorders>
+          </w:tcPr>
+          <w:p>
+            <w:pPr>
+              <w:spacing w:after="40"/>
+            </w:pPr>
+            <w:r>
+              <w:rPr>
+                <w:rFonts w:ascii="Malgun Gothic" w:hAnsi="Malgun Gothic" w:cs="Malgun Gothic" w:eastAsia="Malgun Gothic"/>
+                <w:b w:val="0"/>
+                <w:i w:val="0"/>
+                <w:sz w:val="20"/>
+              </w:rPr>
+              <w:t>Das war kein Tag, das war ein ganzes Leben에서 kein은 명사를 부정합니다. ein ganzes Leben은 중성 4격 어미 -es입니다.</w:t>
+            </w:r>
+          </w:p>
+        </w:tc>
+      </w:tr>
+      <w:tr>
+        <w:tc>
+          <w:tcPr>
+            <w:tcW w:type="dxa" w:w="1500"/>
+            <w:tcBorders>
+              <w:top w:val="single" w:color="BFBFBF" w:sz="4"/>
+              <w:left w:val="single" w:color="BFBFBF" w:sz="4"/>
+              <w:bottom w:val="single" w:color="BFBFBF" w:sz="4"/>
+              <w:right w:val="single" w:color="BFBFBF" w:sz="4"/>
+            </w:tcBorders>
+            <w:shd w:fill="DEEAF6" w:color="auto" w:val="clear"/>
+          </w:tcPr>
+          <w:p>
+            <w:r>
+              <w:rPr>
+                <w:rFonts w:ascii="Malgun Gothic" w:hAnsi="Malgun Gothic" w:cs="Malgun Gothic" w:eastAsia="Malgun Gothic"/>
+                <w:b/>
+                <w:i w:val="0"/>
+                <w:color w:val="1F3864"/>
+                <w:sz w:val="20"/>
+              </w:rPr>
+              <w:t>표현</w:t>
+            </w:r>
+          </w:p>
+        </w:tc>
+        <w:tc>
+          <w:tcPr>
+            <w:tcW w:type="dxa" w:w="8138"/>
+            <w:tcBorders>
+              <w:top w:val="single" w:color="BFBFBF" w:sz="4"/>
+              <w:left w:val="single" w:color="BFBFBF" w:sz="4"/>
+              <w:bottom w:val="single" w:color="BFBFBF" w:sz="4"/>
+              <w:right w:val="single" w:color="BFBFBF" w:sz="4"/>
+            </w:tcBorders>
+          </w:tcPr>
+          <w:p>
+            <w:pPr>
+              <w:spacing w:after="40"/>
+            </w:pPr>
+            <w:r>
+              <w:rPr>
+                <w:rFonts w:ascii="Malgun Gothic" w:hAnsi="Malgun Gothic" w:cs="Malgun Gothic" w:eastAsia="Malgun Gothic"/>
+                <w:b w:val="0"/>
+                <w:i w:val="0"/>
+                <w:sz w:val="20"/>
+              </w:rPr>
+              <w:t>Stimmt so는 거스름돈을 사양할 때 쓰는 표현입니다.</w:t>
+            </w:r>
+          </w:p>
+        </w:tc>
+      </w:tr>
+      <w:tr>
+        <w:tc>
+          <w:tcPr>
+            <w:tcW w:type="dxa" w:w="1500"/>
+            <w:tcBorders>
+              <w:top w:val="single" w:color="BFBFBF" w:sz="4"/>
+              <w:left w:val="single" w:color="BFBFBF" w:sz="4"/>
+              <w:bottom w:val="single" w:color="BFBFBF" w:sz="4"/>
+              <w:right w:val="single" w:color="BFBFBF" w:sz="4"/>
+            </w:tcBorders>
+            <w:shd w:fill="DEEAF6" w:color="auto" w:val="clear"/>
+          </w:tcPr>
+          <w:p>
+            <w:r>
+              <w:rPr>
+                <w:rFonts w:ascii="Malgun Gothic" w:hAnsi="Malgun Gothic" w:cs="Malgun Gothic" w:eastAsia="Malgun Gothic"/>
+                <w:b/>
+                <w:i w:val="0"/>
+                <w:color w:val="1F3864"/>
+                <w:sz w:val="20"/>
+              </w:rPr>
+              <w:t>시제</w:t>
+            </w:r>
+          </w:p>
+        </w:tc>
+        <w:tc>
+          <w:tcPr>
+            <w:tcW w:type="dxa" w:w="8138"/>
+            <w:tcBorders>
+              <w:top w:val="single" w:color="BFBFBF" w:sz="4"/>
+              <w:left w:val="single" w:color="BFBFBF" w:sz="4"/>
+              <w:bottom w:val="single" w:color="BFBFBF" w:sz="4"/>
+              <w:right w:val="single" w:color="BFBFBF" w:sz="4"/>
+            </w:tcBorders>
+          </w:tcPr>
+          <w:p>
+            <w:pPr>
+              <w:spacing w:after="40"/>
+            </w:pPr>
+            <w:r>
+              <w:rPr>
+                <w:rFonts w:ascii="Malgun Gothic" w:hAnsi="Malgun Gothic" w:cs="Malgun Gothic" w:eastAsia="Malgun Gothic"/>
+                <w:b w:val="0"/>
+                <w:i w:val="0"/>
+                <w:sz w:val="20"/>
+              </w:rPr>
+              <w:t>war는 과거형이고 stimmt는 현재형입니다.</w:t>
+            </w:r>
+          </w:p>
+        </w:tc>
+      </w:tr>
+    </w:tbl>
+    <w:p>
+      <w:pPr>
+        <w:spacing w:after="0"/>
+      </w:pPr>
+    </w:p>
+    <w:p>
+      <w:pPr>
+        <w:keepNext/>
+        <w:spacing w:before="160"/>
+      </w:pPr>
+      <w:r>
+        <w:rPr>
+          <w:rFonts w:ascii="Arial" w:hAnsi="Arial" w:cs="Arial" w:eastAsia="Malgun Gothic"/>
+          <w:b/>
+          <w:i w:val="0"/>
+          <w:sz w:val="22"/>
+        </w:rPr>
+        <w:t>72. Jonas: Wir setzen uns auf eine Bank an der Kanalmauer. Sophie teilt die Gummibärchen genau in der Mitte, rot für sie, grün für mich, den Rest tauschen wir.</w:t>
+      </w:r>
+    </w:p>
+    <w:p>
+      <w:pPr>
+        <w:keepNext/>
+        <w:ind w:left="340"/>
+      </w:pPr>
+      <w:r>
+        <w:rPr>
+          <w:rFonts w:ascii="Malgun Gothic" w:hAnsi="Malgun Gothic" w:cs="Malgun Gothic" w:eastAsia="Malgun Gothic"/>
+          <w:b w:val="0"/>
+          <w:i/>
+          <w:color w:val="404040"/>
+          <w:sz w:val="20"/>
+        </w:rPr>
+        <w:t>우리는 운하 담벼락 옆 벤치에 앉는다. 소피는 곰 젤리를 정확히 반으로 나누어 빨간 건 자기가, 초록은 내가 갖고 나머지는 서로 바꾼다.</w:t>
+      </w:r>
+    </w:p>
+    <w:tbl>
+      <w:tblPr>
+        <w:tblW w:type="auto" w:w="0"/>
+        <w:tblLayout w:type="fixed"/>
+        <w:tblLook w:firstColumn="1" w:firstRow="1" w:lastColumn="0" w:lastRow="0" w:noHBand="0" w:noVBand="1" w:val="04A0"/>
+      </w:tblPr>
+      <w:tblGrid>
+        <w:gridCol w:w="4819"/>
+        <w:gridCol w:w="4819"/>
+      </w:tblGrid>
+      <w:tr>
+        <w:tc>
+          <w:tcPr>
+            <w:tcW w:type="dxa" w:w="1500"/>
+            <w:tcBorders>
+              <w:top w:val="single" w:color="BFBFBF" w:sz="4"/>
+              <w:left w:val="single" w:color="BFBFBF" w:sz="4"/>
+              <w:bottom w:val="single" w:color="BFBFBF" w:sz="4"/>
+              <w:right w:val="single" w:color="BFBFBF" w:sz="4"/>
+            </w:tcBorders>
+            <w:shd w:fill="DEEAF6" w:color="auto" w:val="clear"/>
+          </w:tcPr>
+          <w:p>
+            <w:r>
+              <w:rPr>
+                <w:rFonts w:ascii="Malgun Gothic" w:hAnsi="Malgun Gothic" w:cs="Malgun Gothic" w:eastAsia="Malgun Gothic"/>
+                <w:b/>
+                <w:i w:val="0"/>
+                <w:color w:val="1F3864"/>
+                <w:sz w:val="20"/>
+              </w:rPr>
+              <w:t>주요 단어</w:t>
+            </w:r>
+          </w:p>
+        </w:tc>
+        <w:tc>
+          <w:tcPr>
+            <w:tcW w:type="dxa" w:w="8138"/>
+            <w:tcBorders>
+              <w:top w:val="single" w:color="BFBFBF" w:sz="4"/>
+              <w:left w:val="single" w:color="BFBFBF" w:sz="4"/>
+              <w:bottom w:val="single" w:color="BFBFBF" w:sz="4"/>
+              <w:right w:val="single" w:color="BFBFBF" w:sz="4"/>
+            </w:tcBorders>
+          </w:tcPr>
+          <w:p>
+            <w:pPr>
+              <w:spacing w:after="40"/>
+            </w:pPr>
+            <w:r>
+              <w:rPr>
+                <w:rFonts w:ascii="Arial" w:hAnsi="Arial" w:cs="Arial" w:eastAsia="Malgun Gothic"/>
+                <w:b/>
+                <w:i w:val="0"/>
+                <w:sz w:val="20"/>
+              </w:rPr>
+              <w:t>teilen</w:t>
+            </w:r>
+            <w:r>
+              <w:rPr>
+                <w:rFonts w:ascii="Malgun Gothic" w:hAnsi="Malgun Gothic" w:cs="Malgun Gothic" w:eastAsia="Malgun Gothic"/>
+                <w:b w:val="0"/>
+                <w:i w:val="0"/>
+                <w:sz w:val="20"/>
+              </w:rPr>
+              <w:t xml:space="preserve">  —  나누다</w:t>
+            </w:r>
+          </w:p>
+          <w:p>
+            <w:pPr>
+              <w:spacing w:after="40"/>
+            </w:pPr>
+            <w:r>
+              <w:rPr>
+                <w:rFonts w:ascii="Arial" w:hAnsi="Arial" w:cs="Arial" w:eastAsia="Malgun Gothic"/>
+                <w:b/>
+                <w:i w:val="0"/>
+                <w:sz w:val="20"/>
+              </w:rPr>
+              <w:t>die Mauer, -n</w:t>
+            </w:r>
+            <w:r>
+              <w:rPr>
+                <w:rFonts w:ascii="Malgun Gothic" w:hAnsi="Malgun Gothic" w:cs="Malgun Gothic" w:eastAsia="Malgun Gothic"/>
+                <w:b w:val="0"/>
+                <w:i w:val="0"/>
+                <w:sz w:val="20"/>
+              </w:rPr>
+              <w:t xml:space="preserve">  —  담벼락</w:t>
+            </w:r>
+          </w:p>
+          <w:p>
+            <w:pPr>
+              <w:spacing w:after="40"/>
+            </w:pPr>
+            <w:r>
+              <w:rPr>
+                <w:rFonts w:ascii="Arial" w:hAnsi="Arial" w:cs="Arial" w:eastAsia="Malgun Gothic"/>
+                <w:b/>
+                <w:i w:val="0"/>
+                <w:sz w:val="20"/>
+              </w:rPr>
+              <w:t>tauschen</w:t>
+            </w:r>
+            <w:r>
+              <w:rPr>
+                <w:rFonts w:ascii="Malgun Gothic" w:hAnsi="Malgun Gothic" w:cs="Malgun Gothic" w:eastAsia="Malgun Gothic"/>
+                <w:b w:val="0"/>
+                <w:i w:val="0"/>
+                <w:sz w:val="20"/>
+              </w:rPr>
+              <w:t xml:space="preserve">  —  교환하다</w:t>
+            </w:r>
+          </w:p>
+        </w:tc>
+      </w:tr>
+      <w:tr>
+        <w:tc>
+          <w:tcPr>
+            <w:tcW w:type="dxa" w:w="1500"/>
+            <w:tcBorders>
+              <w:top w:val="single" w:color="BFBFBF" w:sz="4"/>
+              <w:left w:val="single" w:color="BFBFBF" w:sz="4"/>
+              <w:bottom w:val="single" w:color="BFBFBF" w:sz="4"/>
+              <w:right w:val="single" w:color="BFBFBF" w:sz="4"/>
+            </w:tcBorders>
+            <w:shd w:fill="DEEAF6" w:color="auto" w:val="clear"/>
+          </w:tcPr>
+          <w:p>
+            <w:r>
+              <w:rPr>
+                <w:rFonts w:ascii="Malgun Gothic" w:hAnsi="Malgun Gothic" w:cs="Malgun Gothic" w:eastAsia="Malgun Gothic"/>
+                <w:b/>
+                <w:i w:val="0"/>
+                <w:color w:val="1F3864"/>
+                <w:sz w:val="20"/>
+              </w:rPr>
+              <w:t>문법</w:t>
+            </w:r>
+          </w:p>
+        </w:tc>
+        <w:tc>
+          <w:tcPr>
+            <w:tcW w:type="dxa" w:w="8138"/>
+            <w:tcBorders>
+              <w:top w:val="single" w:color="BFBFBF" w:sz="4"/>
+              <w:left w:val="single" w:color="BFBFBF" w:sz="4"/>
+              <w:bottom w:val="single" w:color="BFBFBF" w:sz="4"/>
+              <w:right w:val="single" w:color="BFBFBF" w:sz="4"/>
+            </w:tcBorders>
+          </w:tcPr>
+          <w:p>
+            <w:pPr>
+              <w:spacing w:after="40"/>
+            </w:pPr>
+            <w:r>
+              <w:rPr>
+                <w:rFonts w:ascii="Malgun Gothic" w:hAnsi="Malgun Gothic" w:cs="Malgun Gothic" w:eastAsia="Malgun Gothic"/>
+                <w:b w:val="0"/>
+                <w:i w:val="0"/>
+                <w:sz w:val="20"/>
+              </w:rPr>
+              <w:t>Wir setzen uns auf eine Bank에서 auf + 4격은 방향을 나타냅니다. an der Kanalmauer는 an + 3격 위치입니다.</w:t>
+            </w:r>
+          </w:p>
+        </w:tc>
+      </w:tr>
+      <w:tr>
+        <w:tc>
+          <w:tcPr>
+            <w:tcW w:type="dxa" w:w="1500"/>
+            <w:tcBorders>
+              <w:top w:val="single" w:color="BFBFBF" w:sz="4"/>
+              <w:left w:val="single" w:color="BFBFBF" w:sz="4"/>
+              <w:bottom w:val="single" w:color="BFBFBF" w:sz="4"/>
+              <w:right w:val="single" w:color="BFBFBF" w:sz="4"/>
+            </w:tcBorders>
+            <w:shd w:fill="DEEAF6" w:color="auto" w:val="clear"/>
+          </w:tcPr>
+          <w:p>
+            <w:r>
+              <w:rPr>
+                <w:rFonts w:ascii="Malgun Gothic" w:hAnsi="Malgun Gothic" w:cs="Malgun Gothic" w:eastAsia="Malgun Gothic"/>
+                <w:b/>
+                <w:i w:val="0"/>
+                <w:color w:val="1F3864"/>
+                <w:sz w:val="20"/>
+              </w:rPr>
+              <w:t>표현</w:t>
+            </w:r>
+          </w:p>
+        </w:tc>
+        <w:tc>
+          <w:tcPr>
+            <w:tcW w:type="dxa" w:w="8138"/>
+            <w:tcBorders>
+              <w:top w:val="single" w:color="BFBFBF" w:sz="4"/>
+              <w:left w:val="single" w:color="BFBFBF" w:sz="4"/>
+              <w:bottom w:val="single" w:color="BFBFBF" w:sz="4"/>
+              <w:right w:val="single" w:color="BFBFBF" w:sz="4"/>
+            </w:tcBorders>
+          </w:tcPr>
+          <w:p>
+            <w:pPr>
+              <w:spacing w:after="40"/>
+            </w:pPr>
+            <w:r>
+              <w:rPr>
+                <w:rFonts w:ascii="Malgun Gothic" w:hAnsi="Malgun Gothic" w:cs="Malgun Gothic" w:eastAsia="Malgun Gothic"/>
+                <w:b w:val="0"/>
+                <w:i w:val="0"/>
+                <w:sz w:val="20"/>
+              </w:rPr>
+              <w:t>rot für sie, grün für mich는 동사 없는 병렬 표현입니다.</w:t>
+            </w:r>
+          </w:p>
+        </w:tc>
+      </w:tr>
+      <w:tr>
+        <w:tc>
+          <w:tcPr>
+            <w:tcW w:type="dxa" w:w="1500"/>
+            <w:tcBorders>
+              <w:top w:val="single" w:color="BFBFBF" w:sz="4"/>
+              <w:left w:val="single" w:color="BFBFBF" w:sz="4"/>
+              <w:bottom w:val="single" w:color="BFBFBF" w:sz="4"/>
+              <w:right w:val="single" w:color="BFBFBF" w:sz="4"/>
+            </w:tcBorders>
+            <w:shd w:fill="DEEAF6" w:color="auto" w:val="clear"/>
+          </w:tcPr>
+          <w:p>
+            <w:r>
+              <w:rPr>
+                <w:rFonts w:ascii="Malgun Gothic" w:hAnsi="Malgun Gothic" w:cs="Malgun Gothic" w:eastAsia="Malgun Gothic"/>
+                <w:b/>
+                <w:i w:val="0"/>
+                <w:color w:val="1F3864"/>
+                <w:sz w:val="20"/>
+              </w:rPr>
+              <w:t>시제</w:t>
+            </w:r>
+          </w:p>
+        </w:tc>
+        <w:tc>
+          <w:tcPr>
+            <w:tcW w:type="dxa" w:w="8138"/>
+            <w:tcBorders>
+              <w:top w:val="single" w:color="BFBFBF" w:sz="4"/>
+              <w:left w:val="single" w:color="BFBFBF" w:sz="4"/>
+              <w:bottom w:val="single" w:color="BFBFBF" w:sz="4"/>
+              <w:right w:val="single" w:color="BFBFBF" w:sz="4"/>
+            </w:tcBorders>
+          </w:tcPr>
+          <w:p>
+            <w:pPr>
+              <w:spacing w:after="40"/>
+            </w:pPr>
+            <w:r>
+              <w:rPr>
+                <w:rFonts w:ascii="Malgun Gothic" w:hAnsi="Malgun Gothic" w:cs="Malgun Gothic" w:eastAsia="Malgun Gothic"/>
+                <w:b w:val="0"/>
+                <w:i w:val="0"/>
+                <w:sz w:val="20"/>
+              </w:rPr>
+              <w:t>setzen, teilt, tauschen은 현재형입니다.</w:t>
+            </w:r>
+          </w:p>
+        </w:tc>
+      </w:tr>
+    </w:tbl>
+    <w:p>
+      <w:pPr>
+        <w:spacing w:after="0"/>
+      </w:pPr>
+    </w:p>
+    <w:p>
+      <w:pPr>
+        <w:keepNext/>
+        <w:spacing w:before="160"/>
+      </w:pPr>
+      <w:r>
+        <w:rPr>
+          <w:rFonts w:ascii="Arial" w:hAnsi="Arial" w:cs="Arial" w:eastAsia="Malgun Gothic"/>
+          <w:b/>
+          <w:i w:val="0"/>
+          <w:sz w:val="22"/>
+        </w:rPr>
+        <w:t>73. Sophie: Weißt du noch, wie wir im ersten Jahr jeden Freitag Mittag im Park gesessen haben? Mit Sandwiches aus der Kantine?</w:t>
+      </w:r>
+    </w:p>
+    <w:p>
+      <w:pPr>
+        <w:keepNext/>
+        <w:ind w:left="340"/>
+      </w:pPr>
+      <w:r>
+        <w:rPr>
+          <w:rFonts w:ascii="Malgun Gothic" w:hAnsi="Malgun Gothic" w:cs="Malgun Gothic" w:eastAsia="Malgun Gothic"/>
+          <w:b w:val="0"/>
+          <w:i/>
+          <w:color w:val="404040"/>
+          <w:sz w:val="20"/>
+        </w:rPr>
+        <w:t>첫해에 매주 금요일 낮 공원에 앉아 있던 거 기억나? 구내식당 샌드위치를 들고서.</w:t>
+      </w:r>
+    </w:p>
+    <w:tbl>
+      <w:tblPr>
+        <w:tblW w:type="auto" w:w="0"/>
+        <w:tblLayout w:type="fixed"/>
+        <w:tblLook w:firstColumn="1" w:firstRow="1" w:lastColumn="0" w:lastRow="0" w:noHBand="0" w:noVBand="1" w:val="04A0"/>
+      </w:tblPr>
+      <w:tblGrid>
+        <w:gridCol w:w="4819"/>
+        <w:gridCol w:w="4819"/>
+      </w:tblGrid>
+      <w:tr>
+        <w:tc>
+          <w:tcPr>
+            <w:tcW w:type="dxa" w:w="1500"/>
+            <w:tcBorders>
+              <w:top w:val="single" w:color="BFBFBF" w:sz="4"/>
+              <w:left w:val="single" w:color="BFBFBF" w:sz="4"/>
+              <w:bottom w:val="single" w:color="BFBFBF" w:sz="4"/>
+              <w:right w:val="single" w:color="BFBFBF" w:sz="4"/>
+            </w:tcBorders>
+            <w:shd w:fill="DEEAF6" w:color="auto" w:val="clear"/>
+          </w:tcPr>
+          <w:p>
+            <w:r>
+              <w:rPr>
+                <w:rFonts w:ascii="Malgun Gothic" w:hAnsi="Malgun Gothic" w:cs="Malgun Gothic" w:eastAsia="Malgun Gothic"/>
+                <w:b/>
+                <w:i w:val="0"/>
+                <w:color w:val="1F3864"/>
+                <w:sz w:val="20"/>
+              </w:rPr>
+              <w:t>주요 단어</w:t>
+            </w:r>
+          </w:p>
+        </w:tc>
+        <w:tc>
+          <w:tcPr>
+            <w:tcW w:type="dxa" w:w="8138"/>
+            <w:tcBorders>
+              <w:top w:val="single" w:color="BFBFBF" w:sz="4"/>
+              <w:left w:val="single" w:color="BFBFBF" w:sz="4"/>
+              <w:bottom w:val="single" w:color="BFBFBF" w:sz="4"/>
+              <w:right w:val="single" w:color="BFBFBF" w:sz="4"/>
+            </w:tcBorders>
+          </w:tcPr>
+          <w:p>
+            <w:pPr>
+              <w:spacing w:after="40"/>
+            </w:pPr>
+            <w:r>
+              <w:rPr>
+                <w:rFonts w:ascii="Arial" w:hAnsi="Arial" w:cs="Arial" w:eastAsia="Malgun Gothic"/>
+                <w:b/>
+                <w:i w:val="0"/>
+                <w:sz w:val="20"/>
+              </w:rPr>
+              <w:t>das Sandwich, -es</w:t>
+            </w:r>
+            <w:r>
+              <w:rPr>
+                <w:rFonts w:ascii="Malgun Gothic" w:hAnsi="Malgun Gothic" w:cs="Malgun Gothic" w:eastAsia="Malgun Gothic"/>
+                <w:b w:val="0"/>
+                <w:i w:val="0"/>
+                <w:sz w:val="20"/>
+              </w:rPr>
+              <w:t xml:space="preserve">  —  샌드위치</w:t>
+            </w:r>
+          </w:p>
+          <w:p>
+            <w:pPr>
+              <w:spacing w:after="40"/>
+            </w:pPr>
+            <w:r>
+              <w:rPr>
+                <w:rFonts w:ascii="Arial" w:hAnsi="Arial" w:cs="Arial" w:eastAsia="Malgun Gothic"/>
+                <w:b/>
+                <w:i w:val="0"/>
+                <w:sz w:val="20"/>
+              </w:rPr>
+              <w:t>die Kantine, -n</w:t>
+            </w:r>
+            <w:r>
+              <w:rPr>
+                <w:rFonts w:ascii="Malgun Gothic" w:hAnsi="Malgun Gothic" w:cs="Malgun Gothic" w:eastAsia="Malgun Gothic"/>
+                <w:b w:val="0"/>
+                <w:i w:val="0"/>
+                <w:sz w:val="20"/>
+              </w:rPr>
+              <w:t xml:space="preserve">  —  구내식당</w:t>
+            </w:r>
+          </w:p>
+          <w:p>
+            <w:pPr>
+              <w:spacing w:after="40"/>
+            </w:pPr>
+            <w:r>
+              <w:rPr>
+                <w:rFonts w:ascii="Arial" w:hAnsi="Arial" w:cs="Arial" w:eastAsia="Malgun Gothic"/>
+                <w:b/>
+                <w:i w:val="0"/>
+                <w:sz w:val="20"/>
+              </w:rPr>
+              <w:t>der Park, -s</w:t>
+            </w:r>
+            <w:r>
+              <w:rPr>
+                <w:rFonts w:ascii="Malgun Gothic" w:hAnsi="Malgun Gothic" w:cs="Malgun Gothic" w:eastAsia="Malgun Gothic"/>
+                <w:b w:val="0"/>
+                <w:i w:val="0"/>
+                <w:sz w:val="20"/>
+              </w:rPr>
+              <w:t xml:space="preserve">  —  공원</w:t>
+            </w:r>
+          </w:p>
+        </w:tc>
+      </w:tr>
+      <w:tr>
+        <w:tc>
+          <w:tcPr>
+            <w:tcW w:type="dxa" w:w="1500"/>
+            <w:tcBorders>
+              <w:top w:val="single" w:color="BFBFBF" w:sz="4"/>
+              <w:left w:val="single" w:color="BFBFBF" w:sz="4"/>
+              <w:bottom w:val="single" w:color="BFBFBF" w:sz="4"/>
+              <w:right w:val="single" w:color="BFBFBF" w:sz="4"/>
+            </w:tcBorders>
+            <w:shd w:fill="DEEAF6" w:color="auto" w:val="clear"/>
+          </w:tcPr>
+          <w:p>
+            <w:r>
+              <w:rPr>
+                <w:rFonts w:ascii="Malgun Gothic" w:hAnsi="Malgun Gothic" w:cs="Malgun Gothic" w:eastAsia="Malgun Gothic"/>
+                <w:b/>
+                <w:i w:val="0"/>
+                <w:color w:val="1F3864"/>
+                <w:sz w:val="20"/>
+              </w:rPr>
+              <w:t>문법</w:t>
+            </w:r>
+          </w:p>
+        </w:tc>
+        <w:tc>
+          <w:tcPr>
+            <w:tcW w:type="dxa" w:w="8138"/>
+            <w:tcBorders>
+              <w:top w:val="single" w:color="BFBFBF" w:sz="4"/>
+              <w:left w:val="single" w:color="BFBFBF" w:sz="4"/>
+              <w:bottom w:val="single" w:color="BFBFBF" w:sz="4"/>
+              <w:right w:val="single" w:color="BFBFBF" w:sz="4"/>
+            </w:tcBorders>
+          </w:tcPr>
+          <w:p>
+            <w:pPr>
+              <w:spacing w:after="40"/>
+            </w:pPr>
+            <w:r>
+              <w:rPr>
+                <w:rFonts w:ascii="Malgun Gothic" w:hAnsi="Malgun Gothic" w:cs="Malgun Gothic" w:eastAsia="Malgun Gothic"/>
+                <w:b w:val="0"/>
+                <w:i w:val="0"/>
+                <w:sz w:val="20"/>
+              </w:rPr>
+              <w:t>Weißt du noch, wie ...에서 wie절의 동사 gesessen haben이 끝에 옵니다. jeden Freitag Mittag는 시간 4격입니다.</w:t>
+            </w:r>
+          </w:p>
+        </w:tc>
+      </w:tr>
+      <w:tr>
+        <w:tc>
+          <w:tcPr>
+            <w:tcW w:type="dxa" w:w="1500"/>
+            <w:tcBorders>
+              <w:top w:val="single" w:color="BFBFBF" w:sz="4"/>
+              <w:left w:val="single" w:color="BFBFBF" w:sz="4"/>
+              <w:bottom w:val="single" w:color="BFBFBF" w:sz="4"/>
+              <w:right w:val="single" w:color="BFBFBF" w:sz="4"/>
+            </w:tcBorders>
+            <w:shd w:fill="DEEAF6" w:color="auto" w:val="clear"/>
+          </w:tcPr>
+          <w:p>
+            <w:r>
+              <w:rPr>
+                <w:rFonts w:ascii="Malgun Gothic" w:hAnsi="Malgun Gothic" w:cs="Malgun Gothic" w:eastAsia="Malgun Gothic"/>
+                <w:b/>
+                <w:i w:val="0"/>
+                <w:color w:val="1F3864"/>
+                <w:sz w:val="20"/>
+              </w:rPr>
+              <w:t>표현</w:t>
+            </w:r>
+          </w:p>
+        </w:tc>
+        <w:tc>
+          <w:tcPr>
+            <w:tcW w:type="dxa" w:w="8138"/>
+            <w:tcBorders>
+              <w:top w:val="single" w:color="BFBFBF" w:sz="4"/>
+              <w:left w:val="single" w:color="BFBFBF" w:sz="4"/>
+              <w:bottom w:val="single" w:color="BFBFBF" w:sz="4"/>
+              <w:right w:val="single" w:color="BFBFBF" w:sz="4"/>
+            </w:tcBorders>
+          </w:tcPr>
+          <w:p>
+            <w:pPr>
+              <w:spacing w:after="40"/>
+            </w:pPr>
+            <w:r>
+              <w:rPr>
+                <w:rFonts w:ascii="Malgun Gothic" w:hAnsi="Malgun Gothic" w:cs="Malgun Gothic" w:eastAsia="Malgun Gothic"/>
+                <w:b w:val="0"/>
+                <w:i w:val="0"/>
+                <w:sz w:val="20"/>
+              </w:rPr>
+              <w:t>Weißt du noch ...?는 기억을 환기하는 표현입니다.</w:t>
+            </w:r>
+          </w:p>
+        </w:tc>
+      </w:tr>
+      <w:tr>
+        <w:tc>
+          <w:tcPr>
+            <w:tcW w:type="dxa" w:w="1500"/>
+            <w:tcBorders>
+              <w:top w:val="single" w:color="BFBFBF" w:sz="4"/>
+              <w:left w:val="single" w:color="BFBFBF" w:sz="4"/>
+              <w:bottom w:val="single" w:color="BFBFBF" w:sz="4"/>
+              <w:right w:val="single" w:color="BFBFBF" w:sz="4"/>
+            </w:tcBorders>
+            <w:shd w:fill="DEEAF6" w:color="auto" w:val="clear"/>
+          </w:tcPr>
+          <w:p>
+            <w:r>
+              <w:rPr>
+                <w:rFonts w:ascii="Malgun Gothic" w:hAnsi="Malgun Gothic" w:cs="Malgun Gothic" w:eastAsia="Malgun Gothic"/>
+                <w:b/>
+                <w:i w:val="0"/>
+                <w:color w:val="1F3864"/>
+                <w:sz w:val="20"/>
+              </w:rPr>
+              <w:t>시제</w:t>
+            </w:r>
+          </w:p>
+        </w:tc>
+        <w:tc>
+          <w:tcPr>
+            <w:tcW w:type="dxa" w:w="8138"/>
+            <w:tcBorders>
+              <w:top w:val="single" w:color="BFBFBF" w:sz="4"/>
+              <w:left w:val="single" w:color="BFBFBF" w:sz="4"/>
+              <w:bottom w:val="single" w:color="BFBFBF" w:sz="4"/>
+              <w:right w:val="single" w:color="BFBFBF" w:sz="4"/>
+            </w:tcBorders>
+          </w:tcPr>
+          <w:p>
+            <w:pPr>
+              <w:spacing w:after="40"/>
+            </w:pPr>
+            <w:r>
+              <w:rPr>
+                <w:rFonts w:ascii="Malgun Gothic" w:hAnsi="Malgun Gothic" w:cs="Malgun Gothic" w:eastAsia="Malgun Gothic"/>
+                <w:b w:val="0"/>
+                <w:i w:val="0"/>
+                <w:sz w:val="20"/>
+              </w:rPr>
+              <w:t>Weißt는 현재형이고 gesessen haben은 현재완료입니다.</w:t>
+            </w:r>
+          </w:p>
+        </w:tc>
+      </w:tr>
+    </w:tbl>
+    <w:p>
+      <w:pPr>
+        <w:spacing w:after="0"/>
+      </w:pPr>
+    </w:p>
+    <w:p>
+      <w:pPr>
+        <w:keepNext/>
+        <w:spacing w:before="160"/>
+      </w:pPr>
+      <w:r>
+        <w:rPr>
+          <w:rFonts w:ascii="Arial" w:hAnsi="Arial" w:cs="Arial" w:eastAsia="Malgun Gothic"/>
+          <w:b/>
+          <w:i w:val="0"/>
+          <w:sz w:val="22"/>
+        </w:rPr>
+        <w:t>74. Jonas: Natürlich. Du hast jedes Mal die Gurke herausgenommen und mir gegeben. Ich hasse Gurken, und du hast es nie vergessen.</w:t>
+      </w:r>
+    </w:p>
+    <w:p>
+      <w:pPr>
+        <w:keepNext/>
+        <w:ind w:left="340"/>
+      </w:pPr>
+      <w:r>
+        <w:rPr>
+          <w:rFonts w:ascii="Malgun Gothic" w:hAnsi="Malgun Gothic" w:cs="Malgun Gothic" w:eastAsia="Malgun Gothic"/>
+          <w:b w:val="0"/>
+          <w:i/>
+          <w:color w:val="404040"/>
+          <w:sz w:val="20"/>
+        </w:rPr>
+        <w:t>물론이지. 넌 매번 오이를 빼서 나한테 줬잖아. 난 오이를 싫어하는데 넌 한 번도 잊지 않았어.</w:t>
+      </w:r>
+    </w:p>
+    <w:tbl>
+      <w:tblPr>
+        <w:tblW w:type="auto" w:w="0"/>
+        <w:tblLayout w:type="fixed"/>
+        <w:tblLook w:firstColumn="1" w:firstRow="1" w:lastColumn="0" w:lastRow="0" w:noHBand="0" w:noVBand="1" w:val="04A0"/>
+      </w:tblPr>
+      <w:tblGrid>
+        <w:gridCol w:w="4819"/>
+        <w:gridCol w:w="4819"/>
+      </w:tblGrid>
+      <w:tr>
+        <w:tc>
+          <w:tcPr>
+            <w:tcW w:type="dxa" w:w="1500"/>
+            <w:tcBorders>
+              <w:top w:val="single" w:color="BFBFBF" w:sz="4"/>
+              <w:left w:val="single" w:color="BFBFBF" w:sz="4"/>
+              <w:bottom w:val="single" w:color="BFBFBF" w:sz="4"/>
+              <w:right w:val="single" w:color="BFBFBF" w:sz="4"/>
+            </w:tcBorders>
+            <w:shd w:fill="DEEAF6" w:color="auto" w:val="clear"/>
+          </w:tcPr>
+          <w:p>
+            <w:r>
+              <w:rPr>
+                <w:rFonts w:ascii="Malgun Gothic" w:hAnsi="Malgun Gothic" w:cs="Malgun Gothic" w:eastAsia="Malgun Gothic"/>
+                <w:b/>
+                <w:i w:val="0"/>
+                <w:color w:val="1F3864"/>
+                <w:sz w:val="20"/>
+              </w:rPr>
+              <w:t>주요 단어</w:t>
+            </w:r>
+          </w:p>
+        </w:tc>
+        <w:tc>
+          <w:tcPr>
+            <w:tcW w:type="dxa" w:w="8138"/>
+            <w:tcBorders>
+              <w:top w:val="single" w:color="BFBFBF" w:sz="4"/>
+              <w:left w:val="single" w:color="BFBFBF" w:sz="4"/>
+              <w:bottom w:val="single" w:color="BFBFBF" w:sz="4"/>
+              <w:right w:val="single" w:color="BFBFBF" w:sz="4"/>
+            </w:tcBorders>
+          </w:tcPr>
+          <w:p>
+            <w:pPr>
+              <w:spacing w:after="40"/>
+            </w:pPr>
+            <w:r>
+              <w:rPr>
+                <w:rFonts w:ascii="Arial" w:hAnsi="Arial" w:cs="Arial" w:eastAsia="Malgun Gothic"/>
+                <w:b/>
+                <w:i w:val="0"/>
+                <w:sz w:val="20"/>
+              </w:rPr>
+              <w:t>herausnehmen</w:t>
+            </w:r>
+            <w:r>
+              <w:rPr>
+                <w:rFonts w:ascii="Malgun Gothic" w:hAnsi="Malgun Gothic" w:cs="Malgun Gothic" w:eastAsia="Malgun Gothic"/>
+                <w:b w:val="0"/>
+                <w:i w:val="0"/>
+                <w:sz w:val="20"/>
+              </w:rPr>
+              <w:t xml:space="preserve">  —  꺼내다</w:t>
+            </w:r>
+          </w:p>
+          <w:p>
+            <w:pPr>
+              <w:spacing w:after="40"/>
+            </w:pPr>
+            <w:r>
+              <w:rPr>
+                <w:rFonts w:ascii="Arial" w:hAnsi="Arial" w:cs="Arial" w:eastAsia="Malgun Gothic"/>
+                <w:b/>
+                <w:i w:val="0"/>
+                <w:sz w:val="20"/>
+              </w:rPr>
+              <w:t>die Gurke, -n</w:t>
+            </w:r>
+            <w:r>
+              <w:rPr>
+                <w:rFonts w:ascii="Malgun Gothic" w:hAnsi="Malgun Gothic" w:cs="Malgun Gothic" w:eastAsia="Malgun Gothic"/>
+                <w:b w:val="0"/>
+                <w:i w:val="0"/>
+                <w:sz w:val="20"/>
+              </w:rPr>
+              <w:t xml:space="preserve">  —  오이</w:t>
+            </w:r>
+          </w:p>
+          <w:p>
+            <w:pPr>
+              <w:spacing w:after="40"/>
+            </w:pPr>
+            <w:r>
+              <w:rPr>
+                <w:rFonts w:ascii="Arial" w:hAnsi="Arial" w:cs="Arial" w:eastAsia="Malgun Gothic"/>
+                <w:b/>
+                <w:i w:val="0"/>
+                <w:sz w:val="20"/>
+              </w:rPr>
+              <w:t>vergessen</w:t>
+            </w:r>
+            <w:r>
+              <w:rPr>
+                <w:rFonts w:ascii="Malgun Gothic" w:hAnsi="Malgun Gothic" w:cs="Malgun Gothic" w:eastAsia="Malgun Gothic"/>
+                <w:b w:val="0"/>
+                <w:i w:val="0"/>
+                <w:sz w:val="20"/>
+              </w:rPr>
+              <w:t xml:space="preserve">  —  잊다</w:t>
+            </w:r>
+          </w:p>
+        </w:tc>
+      </w:tr>
+      <w:tr>
+        <w:tc>
+          <w:tcPr>
+            <w:tcW w:type="dxa" w:w="1500"/>
+            <w:tcBorders>
+              <w:top w:val="single" w:color="BFBFBF" w:sz="4"/>
+              <w:left w:val="single" w:color="BFBFBF" w:sz="4"/>
+              <w:bottom w:val="single" w:color="BFBFBF" w:sz="4"/>
+              <w:right w:val="single" w:color="BFBFBF" w:sz="4"/>
+            </w:tcBorders>
+            <w:shd w:fill="DEEAF6" w:color="auto" w:val="clear"/>
+          </w:tcPr>
+          <w:p>
+            <w:r>
+              <w:rPr>
+                <w:rFonts w:ascii="Malgun Gothic" w:hAnsi="Malgun Gothic" w:cs="Malgun Gothic" w:eastAsia="Malgun Gothic"/>
+                <w:b/>
+                <w:i w:val="0"/>
+                <w:color w:val="1F3864"/>
+                <w:sz w:val="20"/>
+              </w:rPr>
+              <w:t>문법</w:t>
+            </w:r>
+          </w:p>
+        </w:tc>
+        <w:tc>
+          <w:tcPr>
+            <w:tcW w:type="dxa" w:w="8138"/>
+            <w:tcBorders>
+              <w:top w:val="single" w:color="BFBFBF" w:sz="4"/>
+              <w:left w:val="single" w:color="BFBFBF" w:sz="4"/>
+              <w:bottom w:val="single" w:color="BFBFBF" w:sz="4"/>
+              <w:right w:val="single" w:color="BFBFBF" w:sz="4"/>
+            </w:tcBorders>
+          </w:tcPr>
+          <w:p>
+            <w:pPr>
+              <w:spacing w:after="40"/>
+            </w:pPr>
+            <w:r>
+              <w:rPr>
+                <w:rFonts w:ascii="Malgun Gothic" w:hAnsi="Malgun Gothic" w:cs="Malgun Gothic" w:eastAsia="Malgun Gothic"/>
+                <w:b w:val="0"/>
+                <w:i w:val="0"/>
+                <w:sz w:val="20"/>
+              </w:rPr>
+              <w:t>Du hast ... herausgenommen und mir gegeben에서 두 현재완료가 und로 이어집니다. mir는 3격 간접목적어입니다.</w:t>
+            </w:r>
+          </w:p>
+        </w:tc>
+      </w:tr>
+      <w:tr>
+        <w:tc>
+          <w:tcPr>
+            <w:tcW w:type="dxa" w:w="1500"/>
+            <w:tcBorders>
+              <w:top w:val="single" w:color="BFBFBF" w:sz="4"/>
+              <w:left w:val="single" w:color="BFBFBF" w:sz="4"/>
+              <w:bottom w:val="single" w:color="BFBFBF" w:sz="4"/>
+              <w:right w:val="single" w:color="BFBFBF" w:sz="4"/>
+            </w:tcBorders>
+            <w:shd w:fill="DEEAF6" w:color="auto" w:val="clear"/>
+          </w:tcPr>
+          <w:p>
+            <w:r>
+              <w:rPr>
+                <w:rFonts w:ascii="Malgun Gothic" w:hAnsi="Malgun Gothic" w:cs="Malgun Gothic" w:eastAsia="Malgun Gothic"/>
+                <w:b/>
+                <w:i w:val="0"/>
+                <w:color w:val="1F3864"/>
+                <w:sz w:val="20"/>
+              </w:rPr>
+              <w:t>표현</w:t>
+            </w:r>
+          </w:p>
+        </w:tc>
+        <w:tc>
+          <w:tcPr>
+            <w:tcW w:type="dxa" w:w="8138"/>
+            <w:tcBorders>
+              <w:top w:val="single" w:color="BFBFBF" w:sz="4"/>
+              <w:left w:val="single" w:color="BFBFBF" w:sz="4"/>
+              <w:bottom w:val="single" w:color="BFBFBF" w:sz="4"/>
+              <w:right w:val="single" w:color="BFBFBF" w:sz="4"/>
+            </w:tcBorders>
+          </w:tcPr>
+          <w:p>
+            <w:pPr>
+              <w:spacing w:after="40"/>
+            </w:pPr>
+            <w:r>
+              <w:rPr>
+                <w:rFonts w:ascii="Malgun Gothic" w:hAnsi="Malgun Gothic" w:cs="Malgun Gothic" w:eastAsia="Malgun Gothic"/>
+                <w:b w:val="0"/>
+                <w:i w:val="0"/>
+                <w:sz w:val="20"/>
+              </w:rPr>
+              <w:t>jedes Mal은 매번이라는 표현입니다.</w:t>
+            </w:r>
+          </w:p>
+        </w:tc>
+      </w:tr>
+      <w:tr>
+        <w:tc>
+          <w:tcPr>
+            <w:tcW w:type="dxa" w:w="1500"/>
+            <w:tcBorders>
+              <w:top w:val="single" w:color="BFBFBF" w:sz="4"/>
+              <w:left w:val="single" w:color="BFBFBF" w:sz="4"/>
+              <w:bottom w:val="single" w:color="BFBFBF" w:sz="4"/>
+              <w:right w:val="single" w:color="BFBFBF" w:sz="4"/>
+            </w:tcBorders>
+            <w:shd w:fill="DEEAF6" w:color="auto" w:val="clear"/>
+          </w:tcPr>
+          <w:p>
+            <w:r>
+              <w:rPr>
+                <w:rFonts w:ascii="Malgun Gothic" w:hAnsi="Malgun Gothic" w:cs="Malgun Gothic" w:eastAsia="Malgun Gothic"/>
+                <w:b/>
+                <w:i w:val="0"/>
+                <w:color w:val="1F3864"/>
+                <w:sz w:val="20"/>
+              </w:rPr>
+              <w:t>시제</w:t>
+            </w:r>
+          </w:p>
+        </w:tc>
+        <w:tc>
+          <w:tcPr>
+            <w:tcW w:type="dxa" w:w="8138"/>
+            <w:tcBorders>
+              <w:top w:val="single" w:color="BFBFBF" w:sz="4"/>
+              <w:left w:val="single" w:color="BFBFBF" w:sz="4"/>
+              <w:bottom w:val="single" w:color="BFBFBF" w:sz="4"/>
+              <w:right w:val="single" w:color="BFBFBF" w:sz="4"/>
+            </w:tcBorders>
+          </w:tcPr>
+          <w:p>
+            <w:pPr>
+              <w:spacing w:after="40"/>
+            </w:pPr>
+            <w:r>
+              <w:rPr>
+                <w:rFonts w:ascii="Malgun Gothic" w:hAnsi="Malgun Gothic" w:cs="Malgun Gothic" w:eastAsia="Malgun Gothic"/>
+                <w:b w:val="0"/>
+                <w:i w:val="0"/>
+                <w:sz w:val="20"/>
+              </w:rPr>
+              <w:t>hast ... herausgenommen, hast ... vergessen은 현재완료이고 hasse는 현재형입니다.</w:t>
+            </w:r>
+          </w:p>
+        </w:tc>
+      </w:tr>
+    </w:tbl>
+    <w:p>
+      <w:pPr>
+        <w:spacing w:after="0"/>
+      </w:pPr>
+    </w:p>
+    <w:p>
+      <w:pPr>
+        <w:keepNext/>
+        <w:spacing w:before="160"/>
+      </w:pPr>
+      <w:r>
+        <w:rPr>
+          <w:rFonts w:ascii="Arial" w:hAnsi="Arial" w:cs="Arial" w:eastAsia="Malgun Gothic"/>
+          <w:b/>
+          <w:i w:val="0"/>
+          <w:sz w:val="22"/>
+        </w:rPr>
+        <w:t>75. Sophie: Du hast sie mir gegeben, nicht ich dir. Du hast sie gehasst, ich habe sie geliebt. Das ist ein Unterschied.</w:t>
+      </w:r>
+    </w:p>
+    <w:p>
+      <w:pPr>
+        <w:keepNext/>
+        <w:ind w:left="340"/>
+      </w:pPr>
+      <w:r>
+        <w:rPr>
+          <w:rFonts w:ascii="Malgun Gothic" w:hAnsi="Malgun Gothic" w:cs="Malgun Gothic" w:eastAsia="Malgun Gothic"/>
+          <w:b w:val="0"/>
+          <w:i/>
+          <w:color w:val="404040"/>
+          <w:sz w:val="20"/>
+        </w:rPr>
+        <w:t>오이는 내가 아니라 네가 나한테 준 거야. 넌 싫어했고 난 좋아했지. 그건 큰 차이야.</w:t>
+      </w:r>
+    </w:p>
+    <w:tbl>
+      <w:tblPr>
+        <w:tblW w:type="auto" w:w="0"/>
+        <w:tblLayout w:type="fixed"/>
+        <w:tblLook w:firstColumn="1" w:firstRow="1" w:lastColumn="0" w:lastRow="0" w:noHBand="0" w:noVBand="1" w:val="04A0"/>
+      </w:tblPr>
+      <w:tblGrid>
+        <w:gridCol w:w="4819"/>
+        <w:gridCol w:w="4819"/>
+      </w:tblGrid>
+      <w:tr>
+        <w:tc>
+          <w:tcPr>
+            <w:tcW w:type="dxa" w:w="1500"/>
+            <w:tcBorders>
+              <w:top w:val="single" w:color="BFBFBF" w:sz="4"/>
+              <w:left w:val="single" w:color="BFBFBF" w:sz="4"/>
+              <w:bottom w:val="single" w:color="BFBFBF" w:sz="4"/>
+              <w:right w:val="single" w:color="BFBFBF" w:sz="4"/>
+            </w:tcBorders>
+            <w:shd w:fill="DEEAF6" w:color="auto" w:val="clear"/>
+          </w:tcPr>
+          <w:p>
+            <w:r>
+              <w:rPr>
+                <w:rFonts w:ascii="Malgun Gothic" w:hAnsi="Malgun Gothic" w:cs="Malgun Gothic" w:eastAsia="Malgun Gothic"/>
+                <w:b/>
+                <w:i w:val="0"/>
+                <w:color w:val="1F3864"/>
+                <w:sz w:val="20"/>
+              </w:rPr>
+              <w:t>주요 단어</w:t>
+            </w:r>
+          </w:p>
+        </w:tc>
+        <w:tc>
+          <w:tcPr>
+            <w:tcW w:type="dxa" w:w="8138"/>
+            <w:tcBorders>
+              <w:top w:val="single" w:color="BFBFBF" w:sz="4"/>
+              <w:left w:val="single" w:color="BFBFBF" w:sz="4"/>
+              <w:bottom w:val="single" w:color="BFBFBF" w:sz="4"/>
+              <w:right w:val="single" w:color="BFBFBF" w:sz="4"/>
+            </w:tcBorders>
+          </w:tcPr>
+          <w:p>
+            <w:pPr>
+              <w:spacing w:after="40"/>
+            </w:pPr>
+            <w:r>
+              <w:rPr>
+                <w:rFonts w:ascii="Arial" w:hAnsi="Arial" w:cs="Arial" w:eastAsia="Malgun Gothic"/>
+                <w:b/>
+                <w:i w:val="0"/>
+                <w:sz w:val="20"/>
+              </w:rPr>
+              <w:t>der Unterschied, -e</w:t>
+            </w:r>
+            <w:r>
+              <w:rPr>
+                <w:rFonts w:ascii="Malgun Gothic" w:hAnsi="Malgun Gothic" w:cs="Malgun Gothic" w:eastAsia="Malgun Gothic"/>
+                <w:b w:val="0"/>
+                <w:i w:val="0"/>
+                <w:sz w:val="20"/>
+              </w:rPr>
+              <w:t xml:space="preserve">  —  차이</w:t>
+            </w:r>
+          </w:p>
+          <w:p>
+            <w:pPr>
+              <w:spacing w:after="40"/>
+            </w:pPr>
+            <w:r>
+              <w:rPr>
+                <w:rFonts w:ascii="Arial" w:hAnsi="Arial" w:cs="Arial" w:eastAsia="Malgun Gothic"/>
+                <w:b/>
+                <w:i w:val="0"/>
+                <w:sz w:val="20"/>
+              </w:rPr>
+              <w:t>hassen</w:t>
+            </w:r>
+            <w:r>
+              <w:rPr>
+                <w:rFonts w:ascii="Malgun Gothic" w:hAnsi="Malgun Gothic" w:cs="Malgun Gothic" w:eastAsia="Malgun Gothic"/>
+                <w:b w:val="0"/>
+                <w:i w:val="0"/>
+                <w:sz w:val="20"/>
+              </w:rPr>
+              <w:t xml:space="preserve">  —  싫어하다</w:t>
+            </w:r>
+          </w:p>
+          <w:p>
+            <w:pPr>
+              <w:spacing w:after="40"/>
+            </w:pPr>
+            <w:r>
+              <w:rPr>
+                <w:rFonts w:ascii="Arial" w:hAnsi="Arial" w:cs="Arial" w:eastAsia="Malgun Gothic"/>
+                <w:b/>
+                <w:i w:val="0"/>
+                <w:sz w:val="20"/>
+              </w:rPr>
+              <w:t>lieben</w:t>
+            </w:r>
+            <w:r>
+              <w:rPr>
+                <w:rFonts w:ascii="Malgun Gothic" w:hAnsi="Malgun Gothic" w:cs="Malgun Gothic" w:eastAsia="Malgun Gothic"/>
+                <w:b w:val="0"/>
+                <w:i w:val="0"/>
+                <w:sz w:val="20"/>
+              </w:rPr>
+              <w:t xml:space="preserve">  —  사랑하다</w:t>
+            </w:r>
+          </w:p>
+        </w:tc>
+      </w:tr>
+      <w:tr>
+        <w:tc>
+          <w:tcPr>
+            <w:tcW w:type="dxa" w:w="1500"/>
+            <w:tcBorders>
+              <w:top w:val="single" w:color="BFBFBF" w:sz="4"/>
+              <w:left w:val="single" w:color="BFBFBF" w:sz="4"/>
+              <w:bottom w:val="single" w:color="BFBFBF" w:sz="4"/>
+              <w:right w:val="single" w:color="BFBFBF" w:sz="4"/>
+            </w:tcBorders>
+            <w:shd w:fill="DEEAF6" w:color="auto" w:val="clear"/>
+          </w:tcPr>
+          <w:p>
+            <w:r>
+              <w:rPr>
+                <w:rFonts w:ascii="Malgun Gothic" w:hAnsi="Malgun Gothic" w:cs="Malgun Gothic" w:eastAsia="Malgun Gothic"/>
+                <w:b/>
+                <w:i w:val="0"/>
+                <w:color w:val="1F3864"/>
+                <w:sz w:val="20"/>
+              </w:rPr>
+              <w:t>문법</w:t>
+            </w:r>
+          </w:p>
+        </w:tc>
+        <w:tc>
+          <w:tcPr>
+            <w:tcW w:type="dxa" w:w="8138"/>
+            <w:tcBorders>
+              <w:top w:val="single" w:color="BFBFBF" w:sz="4"/>
+              <w:left w:val="single" w:color="BFBFBF" w:sz="4"/>
+              <w:bottom w:val="single" w:color="BFBFBF" w:sz="4"/>
+              <w:right w:val="single" w:color="BFBFBF" w:sz="4"/>
+            </w:tcBorders>
+          </w:tcPr>
+          <w:p>
+            <w:pPr>
+              <w:spacing w:after="40"/>
+            </w:pPr>
+            <w:r>
+              <w:rPr>
+                <w:rFonts w:ascii="Malgun Gothic" w:hAnsi="Malgun Gothic" w:cs="Malgun Gothic" w:eastAsia="Malgun Gothic"/>
+                <w:b w:val="0"/>
+                <w:i w:val="0"/>
+                <w:sz w:val="20"/>
+              </w:rPr>
+              <w:t>Du hast sie mir gegeben에서 sie와 mir의 순서는 대명사끼리 4격이 3격보다 앞섭니다. gehasst와 geliebt는 현재완료 분사입니다.</w:t>
+            </w:r>
+          </w:p>
+        </w:tc>
+      </w:tr>
+      <w:tr>
+        <w:tc>
+          <w:tcPr>
+            <w:tcW w:type="dxa" w:w="1500"/>
+            <w:tcBorders>
+              <w:top w:val="single" w:color="BFBFBF" w:sz="4"/>
+              <w:left w:val="single" w:color="BFBFBF" w:sz="4"/>
+              <w:bottom w:val="single" w:color="BFBFBF" w:sz="4"/>
+              <w:right w:val="single" w:color="BFBFBF" w:sz="4"/>
+            </w:tcBorders>
+            <w:shd w:fill="DEEAF6" w:color="auto" w:val="clear"/>
+          </w:tcPr>
+          <w:p>
+            <w:r>
+              <w:rPr>
+                <w:rFonts w:ascii="Malgun Gothic" w:hAnsi="Malgun Gothic" w:cs="Malgun Gothic" w:eastAsia="Malgun Gothic"/>
+                <w:b/>
+                <w:i w:val="0"/>
+                <w:color w:val="1F3864"/>
+                <w:sz w:val="20"/>
+              </w:rPr>
+              <w:t>표현</w:t>
+            </w:r>
+          </w:p>
+        </w:tc>
+        <w:tc>
+          <w:tcPr>
+            <w:tcW w:type="dxa" w:w="8138"/>
+            <w:tcBorders>
+              <w:top w:val="single" w:color="BFBFBF" w:sz="4"/>
+              <w:left w:val="single" w:color="BFBFBF" w:sz="4"/>
+              <w:bottom w:val="single" w:color="BFBFBF" w:sz="4"/>
+              <w:right w:val="single" w:color="BFBFBF" w:sz="4"/>
+            </w:tcBorders>
+          </w:tcPr>
+          <w:p>
+            <w:pPr>
+              <w:spacing w:after="40"/>
+            </w:pPr>
+            <w:r>
+              <w:rPr>
+                <w:rFonts w:ascii="Malgun Gothic" w:hAnsi="Malgun Gothic" w:cs="Malgun Gothic" w:eastAsia="Malgun Gothic"/>
+                <w:b w:val="0"/>
+                <w:i w:val="0"/>
+                <w:sz w:val="20"/>
+              </w:rPr>
+              <w:t>Das ist ein Unterschied는 사실을 바로잡는 말입니다.</w:t>
+            </w:r>
+          </w:p>
+        </w:tc>
+      </w:tr>
+      <w:tr>
+        <w:tc>
+          <w:tcPr>
+            <w:tcW w:type="dxa" w:w="1500"/>
+            <w:tcBorders>
+              <w:top w:val="single" w:color="BFBFBF" w:sz="4"/>
+              <w:left w:val="single" w:color="BFBFBF" w:sz="4"/>
+              <w:bottom w:val="single" w:color="BFBFBF" w:sz="4"/>
+              <w:right w:val="single" w:color="BFBFBF" w:sz="4"/>
+            </w:tcBorders>
+            <w:shd w:fill="DEEAF6" w:color="auto" w:val="clear"/>
+          </w:tcPr>
+          <w:p>
+            <w:r>
+              <w:rPr>
+                <w:rFonts w:ascii="Malgun Gothic" w:hAnsi="Malgun Gothic" w:cs="Malgun Gothic" w:eastAsia="Malgun Gothic"/>
+                <w:b/>
+                <w:i w:val="0"/>
+                <w:color w:val="1F3864"/>
+                <w:sz w:val="20"/>
+              </w:rPr>
+              <w:t>시제</w:t>
+            </w:r>
+          </w:p>
+        </w:tc>
+        <w:tc>
+          <w:tcPr>
+            <w:tcW w:type="dxa" w:w="8138"/>
+            <w:tcBorders>
+              <w:top w:val="single" w:color="BFBFBF" w:sz="4"/>
+              <w:left w:val="single" w:color="BFBFBF" w:sz="4"/>
+              <w:bottom w:val="single" w:color="BFBFBF" w:sz="4"/>
+              <w:right w:val="single" w:color="BFBFBF" w:sz="4"/>
+            </w:tcBorders>
+          </w:tcPr>
+          <w:p>
+            <w:pPr>
+              <w:spacing w:after="40"/>
+            </w:pPr>
+            <w:r>
+              <w:rPr>
+                <w:rFonts w:ascii="Malgun Gothic" w:hAnsi="Malgun Gothic" w:cs="Malgun Gothic" w:eastAsia="Malgun Gothic"/>
+                <w:b w:val="0"/>
+                <w:i w:val="0"/>
+                <w:sz w:val="20"/>
+              </w:rPr>
+              <w:t>hast ... gegeben, hast ... gehasst, habe ... geliebt는 현재완료이고 ist는 현재형입니다.</w:t>
+            </w:r>
+          </w:p>
+        </w:tc>
+      </w:tr>
+    </w:tbl>
+    <w:p>
+      <w:pPr>
+        <w:spacing w:after="0"/>
+      </w:pPr>
+    </w:p>
+    <w:p>
+      <w:pPr>
+        <w:keepNext/>
+        <w:spacing w:before="160"/>
+      </w:pPr>
+      <w:r>
+        <w:rPr>
+          <w:rFonts w:ascii="Arial" w:hAnsi="Arial" w:cs="Arial" w:eastAsia="Malgun Gothic"/>
+          <w:b/>
+          <w:i w:val="0"/>
+          <w:sz w:val="22"/>
+        </w:rPr>
+        <w:t>76. Jonas: Dann waren die Sandwiches also immer eine Art Tauschgeschäft. Ich bin mir nicht sicher, wer dabei gewonnen hat.</w:t>
+      </w:r>
+    </w:p>
+    <w:p>
+      <w:pPr>
+        <w:keepNext/>
+        <w:ind w:left="340"/>
+      </w:pPr>
+      <w:r>
+        <w:rPr>
+          <w:rFonts w:ascii="Malgun Gothic" w:hAnsi="Malgun Gothic" w:cs="Malgun Gothic" w:eastAsia="Malgun Gothic"/>
+          <w:b w:val="0"/>
+          <w:i/>
+          <w:color w:val="404040"/>
+          <w:sz w:val="20"/>
+        </w:rPr>
+        <w:t>그럼 그 샌드위치는 늘 일종의 물물교환이었네. 누가 이득을 봤는지는 잘 모르겠어.</w:t>
+      </w:r>
+    </w:p>
+    <w:tbl>
+      <w:tblPr>
+        <w:tblW w:type="auto" w:w="0"/>
+        <w:tblLayout w:type="fixed"/>
+        <w:tblLook w:firstColumn="1" w:firstRow="1" w:lastColumn="0" w:lastRow="0" w:noHBand="0" w:noVBand="1" w:val="04A0"/>
+      </w:tblPr>
+      <w:tblGrid>
+        <w:gridCol w:w="4819"/>
+        <w:gridCol w:w="4819"/>
+      </w:tblGrid>
+      <w:tr>
+        <w:tc>
+          <w:tcPr>
+            <w:tcW w:type="dxa" w:w="1500"/>
+            <w:tcBorders>
+              <w:top w:val="single" w:color="BFBFBF" w:sz="4"/>
+              <w:left w:val="single" w:color="BFBFBF" w:sz="4"/>
+              <w:bottom w:val="single" w:color="BFBFBF" w:sz="4"/>
+              <w:right w:val="single" w:color="BFBFBF" w:sz="4"/>
+            </w:tcBorders>
+            <w:shd w:fill="DEEAF6" w:color="auto" w:val="clear"/>
+          </w:tcPr>
+          <w:p>
+            <w:r>
+              <w:rPr>
+                <w:rFonts w:ascii="Malgun Gothic" w:hAnsi="Malgun Gothic" w:cs="Malgun Gothic" w:eastAsia="Malgun Gothic"/>
+                <w:b/>
+                <w:i w:val="0"/>
+                <w:color w:val="1F3864"/>
+                <w:sz w:val="20"/>
+              </w:rPr>
+              <w:t>주요 단어</w:t>
+            </w:r>
+          </w:p>
+        </w:tc>
+        <w:tc>
+          <w:tcPr>
+            <w:tcW w:type="dxa" w:w="8138"/>
+            <w:tcBorders>
+              <w:top w:val="single" w:color="BFBFBF" w:sz="4"/>
+              <w:left w:val="single" w:color="BFBFBF" w:sz="4"/>
+              <w:bottom w:val="single" w:color="BFBFBF" w:sz="4"/>
+              <w:right w:val="single" w:color="BFBFBF" w:sz="4"/>
+            </w:tcBorders>
+          </w:tcPr>
+          <w:p>
+            <w:pPr>
+              <w:spacing w:after="40"/>
+            </w:pPr>
+            <w:r>
+              <w:rPr>
+                <w:rFonts w:ascii="Arial" w:hAnsi="Arial" w:cs="Arial" w:eastAsia="Malgun Gothic"/>
+                <w:b/>
+                <w:i w:val="0"/>
+                <w:sz w:val="20"/>
+              </w:rPr>
+              <w:t>das Tauschgeschäft</w:t>
+            </w:r>
+            <w:r>
+              <w:rPr>
+                <w:rFonts w:ascii="Malgun Gothic" w:hAnsi="Malgun Gothic" w:cs="Malgun Gothic" w:eastAsia="Malgun Gothic"/>
+                <w:b w:val="0"/>
+                <w:i w:val="0"/>
+                <w:sz w:val="20"/>
+              </w:rPr>
+              <w:t xml:space="preserve">  —  물물교환</w:t>
+            </w:r>
+          </w:p>
+          <w:p>
+            <w:pPr>
+              <w:spacing w:after="40"/>
+            </w:pPr>
+            <w:r>
+              <w:rPr>
+                <w:rFonts w:ascii="Arial" w:hAnsi="Arial" w:cs="Arial" w:eastAsia="Malgun Gothic"/>
+                <w:b/>
+                <w:i w:val="0"/>
+                <w:sz w:val="20"/>
+              </w:rPr>
+              <w:t>gewinnen</w:t>
+            </w:r>
+            <w:r>
+              <w:rPr>
+                <w:rFonts w:ascii="Malgun Gothic" w:hAnsi="Malgun Gothic" w:cs="Malgun Gothic" w:eastAsia="Malgun Gothic"/>
+                <w:b w:val="0"/>
+                <w:i w:val="0"/>
+                <w:sz w:val="20"/>
+              </w:rPr>
+              <w:t xml:space="preserve">  —  이기다, 이득을 보다</w:t>
+            </w:r>
+          </w:p>
+          <w:p>
+            <w:pPr>
+              <w:spacing w:after="40"/>
+            </w:pPr>
+            <w:r>
+              <w:rPr>
+                <w:rFonts w:ascii="Arial" w:hAnsi="Arial" w:cs="Arial" w:eastAsia="Malgun Gothic"/>
+                <w:b/>
+                <w:i w:val="0"/>
+                <w:sz w:val="20"/>
+              </w:rPr>
+              <w:t>eine Art</w:t>
+            </w:r>
+            <w:r>
+              <w:rPr>
+                <w:rFonts w:ascii="Malgun Gothic" w:hAnsi="Malgun Gothic" w:cs="Malgun Gothic" w:eastAsia="Malgun Gothic"/>
+                <w:b w:val="0"/>
+                <w:i w:val="0"/>
+                <w:sz w:val="20"/>
+              </w:rPr>
+              <w:t xml:space="preserve">  —  일종의</w:t>
+            </w:r>
+          </w:p>
+        </w:tc>
+      </w:tr>
+      <w:tr>
+        <w:tc>
+          <w:tcPr>
+            <w:tcW w:type="dxa" w:w="1500"/>
+            <w:tcBorders>
+              <w:top w:val="single" w:color="BFBFBF" w:sz="4"/>
+              <w:left w:val="single" w:color="BFBFBF" w:sz="4"/>
+              <w:bottom w:val="single" w:color="BFBFBF" w:sz="4"/>
+              <w:right w:val="single" w:color="BFBFBF" w:sz="4"/>
+            </w:tcBorders>
+            <w:shd w:fill="DEEAF6" w:color="auto" w:val="clear"/>
+          </w:tcPr>
+          <w:p>
+            <w:r>
+              <w:rPr>
+                <w:rFonts w:ascii="Malgun Gothic" w:hAnsi="Malgun Gothic" w:cs="Malgun Gothic" w:eastAsia="Malgun Gothic"/>
+                <w:b/>
+                <w:i w:val="0"/>
+                <w:color w:val="1F3864"/>
+                <w:sz w:val="20"/>
+              </w:rPr>
+              <w:t>문법</w:t>
+            </w:r>
+          </w:p>
+        </w:tc>
+        <w:tc>
+          <w:tcPr>
+            <w:tcW w:type="dxa" w:w="8138"/>
+            <w:tcBorders>
+              <w:top w:val="single" w:color="BFBFBF" w:sz="4"/>
+              <w:left w:val="single" w:color="BFBFBF" w:sz="4"/>
+              <w:bottom w:val="single" w:color="BFBFBF" w:sz="4"/>
+              <w:right w:val="single" w:color="BFBFBF" w:sz="4"/>
+            </w:tcBorders>
+          </w:tcPr>
+          <w:p>
+            <w:pPr>
+              <w:spacing w:after="40"/>
+            </w:pPr>
+            <w:r>
+              <w:rPr>
+                <w:rFonts w:ascii="Malgun Gothic" w:hAnsi="Malgun Gothic" w:cs="Malgun Gothic" w:eastAsia="Malgun Gothic"/>
+                <w:b w:val="0"/>
+                <w:i w:val="0"/>
+                <w:sz w:val="20"/>
+              </w:rPr>
+              <w:t>Ich bin mir nicht sicher, wer dabei gewonnen hat에서 wer절은 gewonnen hat이 끝에 옵니다. mir는 재귀 3격입니다.</w:t>
+            </w:r>
+          </w:p>
+        </w:tc>
+      </w:tr>
+      <w:tr>
+        <w:tc>
+          <w:tcPr>
+            <w:tcW w:type="dxa" w:w="1500"/>
+            <w:tcBorders>
+              <w:top w:val="single" w:color="BFBFBF" w:sz="4"/>
+              <w:left w:val="single" w:color="BFBFBF" w:sz="4"/>
+              <w:bottom w:val="single" w:color="BFBFBF" w:sz="4"/>
+              <w:right w:val="single" w:color="BFBFBF" w:sz="4"/>
+            </w:tcBorders>
+            <w:shd w:fill="DEEAF6" w:color="auto" w:val="clear"/>
+          </w:tcPr>
+          <w:p>
+            <w:r>
+              <w:rPr>
+                <w:rFonts w:ascii="Malgun Gothic" w:hAnsi="Malgun Gothic" w:cs="Malgun Gothic" w:eastAsia="Malgun Gothic"/>
+                <w:b/>
+                <w:i w:val="0"/>
+                <w:color w:val="1F3864"/>
+                <w:sz w:val="20"/>
+              </w:rPr>
+              <w:t>표현</w:t>
+            </w:r>
+          </w:p>
+        </w:tc>
+        <w:tc>
+          <w:tcPr>
+            <w:tcW w:type="dxa" w:w="8138"/>
+            <w:tcBorders>
+              <w:top w:val="single" w:color="BFBFBF" w:sz="4"/>
+              <w:left w:val="single" w:color="BFBFBF" w:sz="4"/>
+              <w:bottom w:val="single" w:color="BFBFBF" w:sz="4"/>
+              <w:right w:val="single" w:color="BFBFBF" w:sz="4"/>
+            </w:tcBorders>
+          </w:tcPr>
+          <w:p>
+            <w:pPr>
+              <w:spacing w:after="40"/>
+            </w:pPr>
+            <w:r>
+              <w:rPr>
+                <w:rFonts w:ascii="Malgun Gothic" w:hAnsi="Malgun Gothic" w:cs="Malgun Gothic" w:eastAsia="Malgun Gothic"/>
+                <w:b w:val="0"/>
+                <w:i w:val="0"/>
+                <w:sz w:val="20"/>
+              </w:rPr>
+              <w:t>eine Art + 명사는 ~의 일종이라는 뜻입니다.</w:t>
+            </w:r>
+          </w:p>
+        </w:tc>
+      </w:tr>
+      <w:tr>
+        <w:tc>
+          <w:tcPr>
+            <w:tcW w:type="dxa" w:w="1500"/>
+            <w:tcBorders>
+              <w:top w:val="single" w:color="BFBFBF" w:sz="4"/>
+              <w:left w:val="single" w:color="BFBFBF" w:sz="4"/>
+              <w:bottom w:val="single" w:color="BFBFBF" w:sz="4"/>
+              <w:right w:val="single" w:color="BFBFBF" w:sz="4"/>
+            </w:tcBorders>
+            <w:shd w:fill="DEEAF6" w:color="auto" w:val="clear"/>
+          </w:tcPr>
+          <w:p>
+            <w:r>
+              <w:rPr>
+                <w:rFonts w:ascii="Malgun Gothic" w:hAnsi="Malgun Gothic" w:cs="Malgun Gothic" w:eastAsia="Malgun Gothic"/>
+                <w:b/>
+                <w:i w:val="0"/>
+                <w:color w:val="1F3864"/>
+                <w:sz w:val="20"/>
+              </w:rPr>
+              <w:t>시제</w:t>
+            </w:r>
+          </w:p>
+        </w:tc>
+        <w:tc>
+          <w:tcPr>
+            <w:tcW w:type="dxa" w:w="8138"/>
+            <w:tcBorders>
+              <w:top w:val="single" w:color="BFBFBF" w:sz="4"/>
+              <w:left w:val="single" w:color="BFBFBF" w:sz="4"/>
+              <w:bottom w:val="single" w:color="BFBFBF" w:sz="4"/>
+              <w:right w:val="single" w:color="BFBFBF" w:sz="4"/>
+            </w:tcBorders>
+          </w:tcPr>
+          <w:p>
+            <w:pPr>
+              <w:spacing w:after="40"/>
+            </w:pPr>
+            <w:r>
+              <w:rPr>
+                <w:rFonts w:ascii="Malgun Gothic" w:hAnsi="Malgun Gothic" w:cs="Malgun Gothic" w:eastAsia="Malgun Gothic"/>
+                <w:b w:val="0"/>
+                <w:i w:val="0"/>
+                <w:sz w:val="20"/>
+              </w:rPr>
+              <w:t>waren은 과거형이고 bin은 현재형, gewonnen hat은 현재완료입니다.</w:t>
+            </w:r>
+          </w:p>
+        </w:tc>
+      </w:tr>
+    </w:tbl>
+    <w:p>
+      <w:pPr>
+        <w:spacing w:after="0"/>
+      </w:pPr>
+    </w:p>
+    <w:p>
+      <w:pPr>
+        <w:keepNext/>
+        <w:spacing w:before="160"/>
+      </w:pPr>
+      <w:r>
+        <w:rPr>
+          <w:rFonts w:ascii="Arial" w:hAnsi="Arial" w:cs="Arial" w:eastAsia="Malgun Gothic"/>
+          <w:b/>
+          <w:i w:val="0"/>
+          <w:sz w:val="22"/>
+        </w:rPr>
+        <w:t>77. Sophie: Beide. Das war das Schöne daran. Ich glaube, bei Roth haben wir vergessen, dass man sich gegenseitig etwas geben kann.</w:t>
+      </w:r>
+    </w:p>
+    <w:p>
+      <w:pPr>
+        <w:keepNext/>
+        <w:ind w:left="340"/>
+      </w:pPr>
+      <w:r>
+        <w:rPr>
+          <w:rFonts w:ascii="Malgun Gothic" w:hAnsi="Malgun Gothic" w:cs="Malgun Gothic" w:eastAsia="Malgun Gothic"/>
+          <w:b w:val="0"/>
+          <w:i/>
+          <w:color w:val="404040"/>
+          <w:sz w:val="20"/>
+        </w:rPr>
+        <w:t>둘 다 이득이었지. 그게 좋은 점이었어. 로트 사무소에서는 서로에게 무언가를 줄 수 있다는 걸 잊어버렸던 것 같아.</w:t>
+      </w:r>
+    </w:p>
+    <w:tbl>
+      <w:tblPr>
+        <w:tblW w:type="auto" w:w="0"/>
+        <w:tblLayout w:type="fixed"/>
+        <w:tblLook w:firstColumn="1" w:firstRow="1" w:lastColumn="0" w:lastRow="0" w:noHBand="0" w:noVBand="1" w:val="04A0"/>
+      </w:tblPr>
+      <w:tblGrid>
+        <w:gridCol w:w="4819"/>
+        <w:gridCol w:w="4819"/>
+      </w:tblGrid>
+      <w:tr>
+        <w:tc>
+          <w:tcPr>
+            <w:tcW w:type="dxa" w:w="1500"/>
+            <w:tcBorders>
+              <w:top w:val="single" w:color="BFBFBF" w:sz="4"/>
+              <w:left w:val="single" w:color="BFBFBF" w:sz="4"/>
+              <w:bottom w:val="single" w:color="BFBFBF" w:sz="4"/>
+              <w:right w:val="single" w:color="BFBFBF" w:sz="4"/>
+            </w:tcBorders>
+            <w:shd w:fill="DEEAF6" w:color="auto" w:val="clear"/>
+          </w:tcPr>
+          <w:p>
+            <w:r>
+              <w:rPr>
+                <w:rFonts w:ascii="Malgun Gothic" w:hAnsi="Malgun Gothic" w:cs="Malgun Gothic" w:eastAsia="Malgun Gothic"/>
+                <w:b/>
+                <w:i w:val="0"/>
+                <w:color w:val="1F3864"/>
+                <w:sz w:val="20"/>
+              </w:rPr>
+              <w:t>주요 단어</w:t>
+            </w:r>
+          </w:p>
+        </w:tc>
+        <w:tc>
+          <w:tcPr>
+            <w:tcW w:type="dxa" w:w="8138"/>
+            <w:tcBorders>
+              <w:top w:val="single" w:color="BFBFBF" w:sz="4"/>
+              <w:left w:val="single" w:color="BFBFBF" w:sz="4"/>
+              <w:bottom w:val="single" w:color="BFBFBF" w:sz="4"/>
+              <w:right w:val="single" w:color="BFBFBF" w:sz="4"/>
+            </w:tcBorders>
+          </w:tcPr>
+          <w:p>
+            <w:pPr>
+              <w:spacing w:after="40"/>
+            </w:pPr>
+            <w:r>
+              <w:rPr>
+                <w:rFonts w:ascii="Arial" w:hAnsi="Arial" w:cs="Arial" w:eastAsia="Malgun Gothic"/>
+                <w:b/>
+                <w:i w:val="0"/>
+                <w:sz w:val="20"/>
+              </w:rPr>
+              <w:t>gegenseitig</w:t>
+            </w:r>
+            <w:r>
+              <w:rPr>
+                <w:rFonts w:ascii="Malgun Gothic" w:hAnsi="Malgun Gothic" w:cs="Malgun Gothic" w:eastAsia="Malgun Gothic"/>
+                <w:b w:val="0"/>
+                <w:i w:val="0"/>
+                <w:sz w:val="20"/>
+              </w:rPr>
+              <w:t xml:space="preserve">  —  서로</w:t>
+            </w:r>
+          </w:p>
+          <w:p>
+            <w:pPr>
+              <w:spacing w:after="40"/>
+            </w:pPr>
+            <w:r>
+              <w:rPr>
+                <w:rFonts w:ascii="Arial" w:hAnsi="Arial" w:cs="Arial" w:eastAsia="Malgun Gothic"/>
+                <w:b/>
+                <w:i w:val="0"/>
+                <w:sz w:val="20"/>
+              </w:rPr>
+              <w:t>vergessen</w:t>
+            </w:r>
+            <w:r>
+              <w:rPr>
+                <w:rFonts w:ascii="Malgun Gothic" w:hAnsi="Malgun Gothic" w:cs="Malgun Gothic" w:eastAsia="Malgun Gothic"/>
+                <w:b w:val="0"/>
+                <w:i w:val="0"/>
+                <w:sz w:val="20"/>
+              </w:rPr>
+              <w:t xml:space="preserve">  —  잊다</w:t>
+            </w:r>
+          </w:p>
+          <w:p>
+            <w:pPr>
+              <w:spacing w:after="40"/>
+            </w:pPr>
+            <w:r>
+              <w:rPr>
+                <w:rFonts w:ascii="Arial" w:hAnsi="Arial" w:cs="Arial" w:eastAsia="Malgun Gothic"/>
+                <w:b/>
+                <w:i w:val="0"/>
+                <w:sz w:val="20"/>
+              </w:rPr>
+              <w:t>das Schöne</w:t>
+            </w:r>
+            <w:r>
+              <w:rPr>
+                <w:rFonts w:ascii="Malgun Gothic" w:hAnsi="Malgun Gothic" w:cs="Malgun Gothic" w:eastAsia="Malgun Gothic"/>
+                <w:b w:val="0"/>
+                <w:i w:val="0"/>
+                <w:sz w:val="20"/>
+              </w:rPr>
+              <w:t xml:space="preserve">  —  좋은 점</w:t>
+            </w:r>
+          </w:p>
+        </w:tc>
+      </w:tr>
+      <w:tr>
+        <w:tc>
+          <w:tcPr>
+            <w:tcW w:type="dxa" w:w="1500"/>
+            <w:tcBorders>
+              <w:top w:val="single" w:color="BFBFBF" w:sz="4"/>
+              <w:left w:val="single" w:color="BFBFBF" w:sz="4"/>
+              <w:bottom w:val="single" w:color="BFBFBF" w:sz="4"/>
+              <w:right w:val="single" w:color="BFBFBF" w:sz="4"/>
+            </w:tcBorders>
+            <w:shd w:fill="DEEAF6" w:color="auto" w:val="clear"/>
+          </w:tcPr>
+          <w:p>
+            <w:r>
+              <w:rPr>
+                <w:rFonts w:ascii="Malgun Gothic" w:hAnsi="Malgun Gothic" w:cs="Malgun Gothic" w:eastAsia="Malgun Gothic"/>
+                <w:b/>
+                <w:i w:val="0"/>
+                <w:color w:val="1F3864"/>
+                <w:sz w:val="20"/>
+              </w:rPr>
+              <w:t>문법</w:t>
+            </w:r>
+          </w:p>
+        </w:tc>
+        <w:tc>
+          <w:tcPr>
+            <w:tcW w:type="dxa" w:w="8138"/>
+            <w:tcBorders>
+              <w:top w:val="single" w:color="BFBFBF" w:sz="4"/>
+              <w:left w:val="single" w:color="BFBFBF" w:sz="4"/>
+              <w:bottom w:val="single" w:color="BFBFBF" w:sz="4"/>
+              <w:right w:val="single" w:color="BFBFBF" w:sz="4"/>
+            </w:tcBorders>
+          </w:tcPr>
+          <w:p>
+            <w:pPr>
+              <w:spacing w:after="40"/>
+            </w:pPr>
+            <w:r>
+              <w:rPr>
+                <w:rFonts w:ascii="Malgun Gothic" w:hAnsi="Malgun Gothic" w:cs="Malgun Gothic" w:eastAsia="Malgun Gothic"/>
+                <w:b w:val="0"/>
+                <w:i w:val="0"/>
+                <w:sz w:val="20"/>
+              </w:rPr>
+              <w:t>das Schöne daran에서 Schöne은 형용사의 명사화입니다. dass man sich gegenseitig etwas geben kann에서 kann이 끝에 옵니다.</w:t>
+            </w:r>
+          </w:p>
+        </w:tc>
+      </w:tr>
+      <w:tr>
+        <w:tc>
+          <w:tcPr>
+            <w:tcW w:type="dxa" w:w="1500"/>
+            <w:tcBorders>
+              <w:top w:val="single" w:color="BFBFBF" w:sz="4"/>
+              <w:left w:val="single" w:color="BFBFBF" w:sz="4"/>
+              <w:bottom w:val="single" w:color="BFBFBF" w:sz="4"/>
+              <w:right w:val="single" w:color="BFBFBF" w:sz="4"/>
+            </w:tcBorders>
+            <w:shd w:fill="DEEAF6" w:color="auto" w:val="clear"/>
+          </w:tcPr>
+          <w:p>
+            <w:r>
+              <w:rPr>
+                <w:rFonts w:ascii="Malgun Gothic" w:hAnsi="Malgun Gothic" w:cs="Malgun Gothic" w:eastAsia="Malgun Gothic"/>
+                <w:b/>
+                <w:i w:val="0"/>
+                <w:color w:val="1F3864"/>
+                <w:sz w:val="20"/>
+              </w:rPr>
+              <w:t>표현</w:t>
+            </w:r>
+          </w:p>
+        </w:tc>
+        <w:tc>
+          <w:tcPr>
+            <w:tcW w:type="dxa" w:w="8138"/>
+            <w:tcBorders>
+              <w:top w:val="single" w:color="BFBFBF" w:sz="4"/>
+              <w:left w:val="single" w:color="BFBFBF" w:sz="4"/>
+              <w:bottom w:val="single" w:color="BFBFBF" w:sz="4"/>
+              <w:right w:val="single" w:color="BFBFBF" w:sz="4"/>
+            </w:tcBorders>
+          </w:tcPr>
+          <w:p>
+            <w:pPr>
+              <w:spacing w:after="40"/>
+            </w:pPr>
+            <w:r>
+              <w:rPr>
+                <w:rFonts w:ascii="Malgun Gothic" w:hAnsi="Malgun Gothic" w:cs="Malgun Gothic" w:eastAsia="Malgun Gothic"/>
+                <w:b w:val="0"/>
+                <w:i w:val="0"/>
+                <w:sz w:val="20"/>
+              </w:rPr>
+              <w:t>bei Roth는 로트 사무소에서라는 뜻입니다.</w:t>
+            </w:r>
+          </w:p>
+        </w:tc>
+      </w:tr>
+      <w:tr>
+        <w:tc>
+          <w:tcPr>
+            <w:tcW w:type="dxa" w:w="1500"/>
+            <w:tcBorders>
+              <w:top w:val="single" w:color="BFBFBF" w:sz="4"/>
+              <w:left w:val="single" w:color="BFBFBF" w:sz="4"/>
+              <w:bottom w:val="single" w:color="BFBFBF" w:sz="4"/>
+              <w:right w:val="single" w:color="BFBFBF" w:sz="4"/>
+            </w:tcBorders>
+            <w:shd w:fill="DEEAF6" w:color="auto" w:val="clear"/>
+          </w:tcPr>
+          <w:p>
+            <w:r>
+              <w:rPr>
+                <w:rFonts w:ascii="Malgun Gothic" w:hAnsi="Malgun Gothic" w:cs="Malgun Gothic" w:eastAsia="Malgun Gothic"/>
+                <w:b/>
+                <w:i w:val="0"/>
+                <w:color w:val="1F3864"/>
+                <w:sz w:val="20"/>
+              </w:rPr>
+              <w:t>시제</w:t>
+            </w:r>
+          </w:p>
+        </w:tc>
+        <w:tc>
+          <w:tcPr>
+            <w:tcW w:type="dxa" w:w="8138"/>
+            <w:tcBorders>
+              <w:top w:val="single" w:color="BFBFBF" w:sz="4"/>
+              <w:left w:val="single" w:color="BFBFBF" w:sz="4"/>
+              <w:bottom w:val="single" w:color="BFBFBF" w:sz="4"/>
+              <w:right w:val="single" w:color="BFBFBF" w:sz="4"/>
+            </w:tcBorders>
+          </w:tcPr>
+          <w:p>
+            <w:pPr>
+              <w:spacing w:after="40"/>
+            </w:pPr>
+            <w:r>
+              <w:rPr>
+                <w:rFonts w:ascii="Malgun Gothic" w:hAnsi="Malgun Gothic" w:cs="Malgun Gothic" w:eastAsia="Malgun Gothic"/>
+                <w:b w:val="0"/>
+                <w:i w:val="0"/>
+                <w:sz w:val="20"/>
+              </w:rPr>
+              <w:t>war는 과거형, glaube는 현재형, haben ... vergessen은 현재완료입니다.</w:t>
+            </w:r>
+          </w:p>
+        </w:tc>
+      </w:tr>
+    </w:tbl>
+    <w:p>
+      <w:pPr>
+        <w:spacing w:after="0"/>
+      </w:pPr>
+    </w:p>
+    <w:p>
+      <w:pPr>
+        <w:keepNext/>
+        <w:spacing w:before="160"/>
+      </w:pPr>
+      <w:r>
+        <w:rPr>
+          <w:rFonts w:ascii="Arial" w:hAnsi="Arial" w:cs="Arial" w:eastAsia="Malgun Gothic"/>
+          <w:b/>
+          <w:i w:val="0"/>
+          <w:sz w:val="22"/>
+        </w:rPr>
+        <w:t>78. Jonas: Ich habe es nicht vergessen. Ich habe es nur verdrängt, weil es leichter war, zu funktionieren, als zu fühlen.</w:t>
+      </w:r>
+    </w:p>
+    <w:p>
+      <w:pPr>
+        <w:keepNext/>
+        <w:ind w:left="340"/>
+      </w:pPr>
+      <w:r>
+        <w:rPr>
+          <w:rFonts w:ascii="Malgun Gothic" w:hAnsi="Malgun Gothic" w:cs="Malgun Gothic" w:eastAsia="Malgun Gothic"/>
+          <w:b w:val="0"/>
+          <w:i/>
+          <w:color w:val="404040"/>
+          <w:sz w:val="20"/>
+        </w:rPr>
+        <w:t>나는 잊은 게 아니야. 느끼는 것보다 기능하는 게 더 쉬워서 그냥 억눌렀을 뿐이야.</w:t>
+      </w:r>
+    </w:p>
+    <w:tbl>
+      <w:tblPr>
+        <w:tblW w:type="auto" w:w="0"/>
+        <w:tblLayout w:type="fixed"/>
+        <w:tblLook w:firstColumn="1" w:firstRow="1" w:lastColumn="0" w:lastRow="0" w:noHBand="0" w:noVBand="1" w:val="04A0"/>
+      </w:tblPr>
+      <w:tblGrid>
+        <w:gridCol w:w="4819"/>
+        <w:gridCol w:w="4819"/>
+      </w:tblGrid>
+      <w:tr>
+        <w:tc>
+          <w:tcPr>
+            <w:tcW w:type="dxa" w:w="1500"/>
+            <w:tcBorders>
+              <w:top w:val="single" w:color="BFBFBF" w:sz="4"/>
+              <w:left w:val="single" w:color="BFBFBF" w:sz="4"/>
+              <w:bottom w:val="single" w:color="BFBFBF" w:sz="4"/>
+              <w:right w:val="single" w:color="BFBFBF" w:sz="4"/>
+            </w:tcBorders>
+            <w:shd w:fill="DEEAF6" w:color="auto" w:val="clear"/>
+          </w:tcPr>
+          <w:p>
+            <w:r>
+              <w:rPr>
+                <w:rFonts w:ascii="Malgun Gothic" w:hAnsi="Malgun Gothic" w:cs="Malgun Gothic" w:eastAsia="Malgun Gothic"/>
+                <w:b/>
+                <w:i w:val="0"/>
+                <w:color w:val="1F3864"/>
+                <w:sz w:val="20"/>
+              </w:rPr>
+              <w:t>주요 단어</w:t>
+            </w:r>
+          </w:p>
+        </w:tc>
+        <w:tc>
+          <w:tcPr>
+            <w:tcW w:type="dxa" w:w="8138"/>
+            <w:tcBorders>
+              <w:top w:val="single" w:color="BFBFBF" w:sz="4"/>
+              <w:left w:val="single" w:color="BFBFBF" w:sz="4"/>
+              <w:bottom w:val="single" w:color="BFBFBF" w:sz="4"/>
+              <w:right w:val="single" w:color="BFBFBF" w:sz="4"/>
+            </w:tcBorders>
+          </w:tcPr>
+          <w:p>
+            <w:pPr>
+              <w:spacing w:after="40"/>
+            </w:pPr>
+            <w:r>
+              <w:rPr>
+                <w:rFonts w:ascii="Arial" w:hAnsi="Arial" w:cs="Arial" w:eastAsia="Malgun Gothic"/>
+                <w:b/>
+                <w:i w:val="0"/>
+                <w:sz w:val="20"/>
+              </w:rPr>
+              <w:t>verdrängen</w:t>
+            </w:r>
+            <w:r>
+              <w:rPr>
+                <w:rFonts w:ascii="Malgun Gothic" w:hAnsi="Malgun Gothic" w:cs="Malgun Gothic" w:eastAsia="Malgun Gothic"/>
+                <w:b w:val="0"/>
+                <w:i w:val="0"/>
+                <w:sz w:val="20"/>
+              </w:rPr>
+              <w:t xml:space="preserve">  —  억누르다</w:t>
+            </w:r>
+          </w:p>
+          <w:p>
+            <w:pPr>
+              <w:spacing w:after="40"/>
+            </w:pPr>
+            <w:r>
+              <w:rPr>
+                <w:rFonts w:ascii="Arial" w:hAnsi="Arial" w:cs="Arial" w:eastAsia="Malgun Gothic"/>
+                <w:b/>
+                <w:i w:val="0"/>
+                <w:sz w:val="20"/>
+              </w:rPr>
+              <w:t>funktionieren</w:t>
+            </w:r>
+            <w:r>
+              <w:rPr>
+                <w:rFonts w:ascii="Malgun Gothic" w:hAnsi="Malgun Gothic" w:cs="Malgun Gothic" w:eastAsia="Malgun Gothic"/>
+                <w:b w:val="0"/>
+                <w:i w:val="0"/>
+                <w:sz w:val="20"/>
+              </w:rPr>
+              <w:t xml:space="preserve">  —  제 기능을 하다</w:t>
+            </w:r>
+          </w:p>
+          <w:p>
+            <w:pPr>
+              <w:spacing w:after="40"/>
+            </w:pPr>
+            <w:r>
+              <w:rPr>
+                <w:rFonts w:ascii="Arial" w:hAnsi="Arial" w:cs="Arial" w:eastAsia="Malgun Gothic"/>
+                <w:b/>
+                <w:i w:val="0"/>
+                <w:sz w:val="20"/>
+              </w:rPr>
+              <w:t>fühlen</w:t>
+            </w:r>
+            <w:r>
+              <w:rPr>
+                <w:rFonts w:ascii="Malgun Gothic" w:hAnsi="Malgun Gothic" w:cs="Malgun Gothic" w:eastAsia="Malgun Gothic"/>
+                <w:b w:val="0"/>
+                <w:i w:val="0"/>
+                <w:sz w:val="20"/>
+              </w:rPr>
+              <w:t xml:space="preserve">  —  느끼다</w:t>
+            </w:r>
+          </w:p>
+        </w:tc>
+      </w:tr>
+      <w:tr>
+        <w:tc>
+          <w:tcPr>
+            <w:tcW w:type="dxa" w:w="1500"/>
+            <w:tcBorders>
+              <w:top w:val="single" w:color="BFBFBF" w:sz="4"/>
+              <w:left w:val="single" w:color="BFBFBF" w:sz="4"/>
+              <w:bottom w:val="single" w:color="BFBFBF" w:sz="4"/>
+              <w:right w:val="single" w:color="BFBFBF" w:sz="4"/>
+            </w:tcBorders>
+            <w:shd w:fill="DEEAF6" w:color="auto" w:val="clear"/>
+          </w:tcPr>
+          <w:p>
+            <w:r>
+              <w:rPr>
+                <w:rFonts w:ascii="Malgun Gothic" w:hAnsi="Malgun Gothic" w:cs="Malgun Gothic" w:eastAsia="Malgun Gothic"/>
+                <w:b/>
+                <w:i w:val="0"/>
+                <w:color w:val="1F3864"/>
+                <w:sz w:val="20"/>
+              </w:rPr>
+              <w:t>문법</w:t>
+            </w:r>
+          </w:p>
+        </w:tc>
+        <w:tc>
+          <w:tcPr>
+            <w:tcW w:type="dxa" w:w="8138"/>
+            <w:tcBorders>
+              <w:top w:val="single" w:color="BFBFBF" w:sz="4"/>
+              <w:left w:val="single" w:color="BFBFBF" w:sz="4"/>
+              <w:bottom w:val="single" w:color="BFBFBF" w:sz="4"/>
+              <w:right w:val="single" w:color="BFBFBF" w:sz="4"/>
+            </w:tcBorders>
+          </w:tcPr>
+          <w:p>
+            <w:pPr>
+              <w:spacing w:after="40"/>
+            </w:pPr>
+            <w:r>
+              <w:rPr>
+                <w:rFonts w:ascii="Malgun Gothic" w:hAnsi="Malgun Gothic" w:cs="Malgun Gothic" w:eastAsia="Malgun Gothic"/>
+                <w:b w:val="0"/>
+                <w:i w:val="0"/>
+                <w:sz w:val="20"/>
+              </w:rPr>
+              <w:t>leichter war, zu funktionieren, als zu fühlen에서 zu 부정형이 주어로 쓰이고 비교급 + als가 이어집니다. weil절의 war가 끝에 옵니다.</w:t>
+            </w:r>
+          </w:p>
+        </w:tc>
+      </w:tr>
+      <w:tr>
+        <w:tc>
+          <w:tcPr>
+            <w:tcW w:type="dxa" w:w="1500"/>
+            <w:tcBorders>
+              <w:top w:val="single" w:color="BFBFBF" w:sz="4"/>
+              <w:left w:val="single" w:color="BFBFBF" w:sz="4"/>
+              <w:bottom w:val="single" w:color="BFBFBF" w:sz="4"/>
+              <w:right w:val="single" w:color="BFBFBF" w:sz="4"/>
+            </w:tcBorders>
+            <w:shd w:fill="DEEAF6" w:color="auto" w:val="clear"/>
+          </w:tcPr>
+          <w:p>
+            <w:r>
+              <w:rPr>
+                <w:rFonts w:ascii="Malgun Gothic" w:hAnsi="Malgun Gothic" w:cs="Malgun Gothic" w:eastAsia="Malgun Gothic"/>
+                <w:b/>
+                <w:i w:val="0"/>
+                <w:color w:val="1F3864"/>
+                <w:sz w:val="20"/>
+              </w:rPr>
+              <w:t>표현</w:t>
+            </w:r>
+          </w:p>
+        </w:tc>
+        <w:tc>
+          <w:tcPr>
+            <w:tcW w:type="dxa" w:w="8138"/>
+            <w:tcBorders>
+              <w:top w:val="single" w:color="BFBFBF" w:sz="4"/>
+              <w:left w:val="single" w:color="BFBFBF" w:sz="4"/>
+              <w:bottom w:val="single" w:color="BFBFBF" w:sz="4"/>
+              <w:right w:val="single" w:color="BFBFBF" w:sz="4"/>
+            </w:tcBorders>
+          </w:tcPr>
+          <w:p>
+            <w:pPr>
+              <w:spacing w:after="40"/>
+            </w:pPr>
+            <w:r>
+              <w:rPr>
+                <w:rFonts w:ascii="Malgun Gothic" w:hAnsi="Malgun Gothic" w:cs="Malgun Gothic" w:eastAsia="Malgun Gothic"/>
+                <w:b w:val="0"/>
+                <w:i w:val="0"/>
+                <w:sz w:val="20"/>
+              </w:rPr>
+              <w:t>funktionieren과 fühlen은 대비되는 동사입니다.</w:t>
+            </w:r>
+          </w:p>
+        </w:tc>
+      </w:tr>
+      <w:tr>
+        <w:tc>
+          <w:tcPr>
+            <w:tcW w:type="dxa" w:w="1500"/>
+            <w:tcBorders>
+              <w:top w:val="single" w:color="BFBFBF" w:sz="4"/>
+              <w:left w:val="single" w:color="BFBFBF" w:sz="4"/>
+              <w:bottom w:val="single" w:color="BFBFBF" w:sz="4"/>
+              <w:right w:val="single" w:color="BFBFBF" w:sz="4"/>
+            </w:tcBorders>
+            <w:shd w:fill="DEEAF6" w:color="auto" w:val="clear"/>
+          </w:tcPr>
+          <w:p>
+            <w:r>
+              <w:rPr>
+                <w:rFonts w:ascii="Malgun Gothic" w:hAnsi="Malgun Gothic" w:cs="Malgun Gothic" w:eastAsia="Malgun Gothic"/>
+                <w:b/>
+                <w:i w:val="0"/>
+                <w:color w:val="1F3864"/>
+                <w:sz w:val="20"/>
+              </w:rPr>
+              <w:t>시제</w:t>
+            </w:r>
+          </w:p>
+        </w:tc>
+        <w:tc>
+          <w:tcPr>
+            <w:tcW w:type="dxa" w:w="8138"/>
+            <w:tcBorders>
+              <w:top w:val="single" w:color="BFBFBF" w:sz="4"/>
+              <w:left w:val="single" w:color="BFBFBF" w:sz="4"/>
+              <w:bottom w:val="single" w:color="BFBFBF" w:sz="4"/>
+              <w:right w:val="single" w:color="BFBFBF" w:sz="4"/>
+            </w:tcBorders>
+          </w:tcPr>
+          <w:p>
+            <w:pPr>
+              <w:spacing w:after="40"/>
+            </w:pPr>
+            <w:r>
+              <w:rPr>
+                <w:rFonts w:ascii="Malgun Gothic" w:hAnsi="Malgun Gothic" w:cs="Malgun Gothic" w:eastAsia="Malgun Gothic"/>
+                <w:b w:val="0"/>
+                <w:i w:val="0"/>
+                <w:sz w:val="20"/>
+              </w:rPr>
+              <w:t>habe ... vergessen, habe ... verdrängt는 현재완료이고 war는 과거형입니다.</w:t>
+            </w:r>
+          </w:p>
+        </w:tc>
+      </w:tr>
+    </w:tbl>
+    <w:p>
+      <w:pPr>
+        <w:spacing w:after="0"/>
+      </w:pPr>
+    </w:p>
+    <w:p>
+      <w:pPr>
+        <w:keepNext/>
+        <w:spacing w:before="160"/>
+      </w:pPr>
+      <w:r>
+        <w:rPr>
+          <w:rFonts w:ascii="Arial" w:hAnsi="Arial" w:cs="Arial" w:eastAsia="Malgun Gothic"/>
+          <w:b/>
+          <w:i w:val="0"/>
+          <w:sz w:val="22"/>
+        </w:rPr>
+        <w:t>79. Sophie: Du bist ein anderer Mensch geworden, aber ehrlich gesagt: Du bist auch wieder der Jonas von damals geworden, den ich mochte.</w:t>
+      </w:r>
+    </w:p>
+    <w:p>
+      <w:pPr>
+        <w:keepNext/>
+        <w:ind w:left="340"/>
+      </w:pPr>
+      <w:r>
+        <w:rPr>
+          <w:rFonts w:ascii="Malgun Gothic" w:hAnsi="Malgun Gothic" w:cs="Malgun Gothic" w:eastAsia="Malgun Gothic"/>
+          <w:b w:val="0"/>
+          <w:i/>
+          <w:color w:val="404040"/>
+          <w:sz w:val="20"/>
+        </w:rPr>
+        <w:t>넌 다른 사람이 됐지만 솔직히 말하면, 내가 좋아했던 그 옛날의 요나스로 돌아오기도 했어.</w:t>
+      </w:r>
+    </w:p>
+    <w:tbl>
+      <w:tblPr>
+        <w:tblW w:type="auto" w:w="0"/>
+        <w:tblLayout w:type="fixed"/>
+        <w:tblLook w:firstColumn="1" w:firstRow="1" w:lastColumn="0" w:lastRow="0" w:noHBand="0" w:noVBand="1" w:val="04A0"/>
+      </w:tblPr>
+      <w:tblGrid>
+        <w:gridCol w:w="4819"/>
+        <w:gridCol w:w="4819"/>
+      </w:tblGrid>
+      <w:tr>
+        <w:tc>
+          <w:tcPr>
+            <w:tcW w:type="dxa" w:w="1500"/>
+            <w:tcBorders>
+              <w:top w:val="single" w:color="BFBFBF" w:sz="4"/>
+              <w:left w:val="single" w:color="BFBFBF" w:sz="4"/>
+              <w:bottom w:val="single" w:color="BFBFBF" w:sz="4"/>
+              <w:right w:val="single" w:color="BFBFBF" w:sz="4"/>
+            </w:tcBorders>
+            <w:shd w:fill="DEEAF6" w:color="auto" w:val="clear"/>
+          </w:tcPr>
+          <w:p>
+            <w:r>
+              <w:rPr>
+                <w:rFonts w:ascii="Malgun Gothic" w:hAnsi="Malgun Gothic" w:cs="Malgun Gothic" w:eastAsia="Malgun Gothic"/>
+                <w:b/>
+                <w:i w:val="0"/>
+                <w:color w:val="1F3864"/>
+                <w:sz w:val="20"/>
+              </w:rPr>
+              <w:t>주요 단어</w:t>
+            </w:r>
+          </w:p>
+        </w:tc>
+        <w:tc>
+          <w:tcPr>
+            <w:tcW w:type="dxa" w:w="8138"/>
+            <w:tcBorders>
+              <w:top w:val="single" w:color="BFBFBF" w:sz="4"/>
+              <w:left w:val="single" w:color="BFBFBF" w:sz="4"/>
+              <w:bottom w:val="single" w:color="BFBFBF" w:sz="4"/>
+              <w:right w:val="single" w:color="BFBFBF" w:sz="4"/>
+            </w:tcBorders>
+          </w:tcPr>
+          <w:p>
+            <w:pPr>
+              <w:spacing w:after="40"/>
+            </w:pPr>
+            <w:r>
+              <w:rPr>
+                <w:rFonts w:ascii="Arial" w:hAnsi="Arial" w:cs="Arial" w:eastAsia="Malgun Gothic"/>
+                <w:b/>
+                <w:i w:val="0"/>
+                <w:sz w:val="20"/>
+              </w:rPr>
+              <w:t>ehrlich gesagt</w:t>
+            </w:r>
+            <w:r>
+              <w:rPr>
+                <w:rFonts w:ascii="Malgun Gothic" w:hAnsi="Malgun Gothic" w:cs="Malgun Gothic" w:eastAsia="Malgun Gothic"/>
+                <w:b w:val="0"/>
+                <w:i w:val="0"/>
+                <w:sz w:val="20"/>
+              </w:rPr>
+              <w:t xml:space="preserve">  —  솔직히 말하면</w:t>
+            </w:r>
+          </w:p>
+          <w:p>
+            <w:pPr>
+              <w:spacing w:after="40"/>
+            </w:pPr>
+            <w:r>
+              <w:rPr>
+                <w:rFonts w:ascii="Arial" w:hAnsi="Arial" w:cs="Arial" w:eastAsia="Malgun Gothic"/>
+                <w:b/>
+                <w:i w:val="0"/>
+                <w:sz w:val="20"/>
+              </w:rPr>
+              <w:t>mögen</w:t>
+            </w:r>
+            <w:r>
+              <w:rPr>
+                <w:rFonts w:ascii="Malgun Gothic" w:hAnsi="Malgun Gothic" w:cs="Malgun Gothic" w:eastAsia="Malgun Gothic"/>
+                <w:b w:val="0"/>
+                <w:i w:val="0"/>
+                <w:sz w:val="20"/>
+              </w:rPr>
+              <w:t xml:space="preserve">  —  좋아하다</w:t>
+            </w:r>
+          </w:p>
+          <w:p>
+            <w:pPr>
+              <w:spacing w:after="40"/>
+            </w:pPr>
+            <w:r>
+              <w:rPr>
+                <w:rFonts w:ascii="Arial" w:hAnsi="Arial" w:cs="Arial" w:eastAsia="Malgun Gothic"/>
+                <w:b/>
+                <w:i w:val="0"/>
+                <w:sz w:val="20"/>
+              </w:rPr>
+              <w:t>damals</w:t>
+            </w:r>
+            <w:r>
+              <w:rPr>
+                <w:rFonts w:ascii="Malgun Gothic" w:hAnsi="Malgun Gothic" w:cs="Malgun Gothic" w:eastAsia="Malgun Gothic"/>
+                <w:b w:val="0"/>
+                <w:i w:val="0"/>
+                <w:sz w:val="20"/>
+              </w:rPr>
+              <w:t xml:space="preserve">  —  그때</w:t>
+            </w:r>
+          </w:p>
+        </w:tc>
+      </w:tr>
+      <w:tr>
+        <w:tc>
+          <w:tcPr>
+            <w:tcW w:type="dxa" w:w="1500"/>
+            <w:tcBorders>
+              <w:top w:val="single" w:color="BFBFBF" w:sz="4"/>
+              <w:left w:val="single" w:color="BFBFBF" w:sz="4"/>
+              <w:bottom w:val="single" w:color="BFBFBF" w:sz="4"/>
+              <w:right w:val="single" w:color="BFBFBF" w:sz="4"/>
+            </w:tcBorders>
+            <w:shd w:fill="DEEAF6" w:color="auto" w:val="clear"/>
+          </w:tcPr>
+          <w:p>
+            <w:r>
+              <w:rPr>
+                <w:rFonts w:ascii="Malgun Gothic" w:hAnsi="Malgun Gothic" w:cs="Malgun Gothic" w:eastAsia="Malgun Gothic"/>
+                <w:b/>
+                <w:i w:val="0"/>
+                <w:color w:val="1F3864"/>
+                <w:sz w:val="20"/>
+              </w:rPr>
+              <w:t>문법</w:t>
+            </w:r>
+          </w:p>
+        </w:tc>
+        <w:tc>
+          <w:tcPr>
+            <w:tcW w:type="dxa" w:w="8138"/>
+            <w:tcBorders>
+              <w:top w:val="single" w:color="BFBFBF" w:sz="4"/>
+              <w:left w:val="single" w:color="BFBFBF" w:sz="4"/>
+              <w:bottom w:val="single" w:color="BFBFBF" w:sz="4"/>
+              <w:right w:val="single" w:color="BFBFBF" w:sz="4"/>
+            </w:tcBorders>
+          </w:tcPr>
+          <w:p>
+            <w:pPr>
+              <w:spacing w:after="40"/>
+            </w:pPr>
+            <w:r>
+              <w:rPr>
+                <w:rFonts w:ascii="Malgun Gothic" w:hAnsi="Malgun Gothic" w:cs="Malgun Gothic" w:eastAsia="Malgun Gothic"/>
+                <w:b w:val="0"/>
+                <w:i w:val="0"/>
+                <w:sz w:val="20"/>
+              </w:rPr>
+              <w:t>den ich mochte에서 den은 관계대명사이고 mochte가 끝에 옵니다. der Jonas von damals는 고유명사 앞에 정관사가 쓰인 표현입니다.</w:t>
+            </w:r>
+          </w:p>
+        </w:tc>
+      </w:tr>
+      <w:tr>
+        <w:tc>
+          <w:tcPr>
+            <w:tcW w:type="dxa" w:w="1500"/>
+            <w:tcBorders>
+              <w:top w:val="single" w:color="BFBFBF" w:sz="4"/>
+              <w:left w:val="single" w:color="BFBFBF" w:sz="4"/>
+              <w:bottom w:val="single" w:color="BFBFBF" w:sz="4"/>
+              <w:right w:val="single" w:color="BFBFBF" w:sz="4"/>
+            </w:tcBorders>
+            <w:shd w:fill="DEEAF6" w:color="auto" w:val="clear"/>
+          </w:tcPr>
+          <w:p>
+            <w:r>
+              <w:rPr>
+                <w:rFonts w:ascii="Malgun Gothic" w:hAnsi="Malgun Gothic" w:cs="Malgun Gothic" w:eastAsia="Malgun Gothic"/>
+                <w:b/>
+                <w:i w:val="0"/>
+                <w:color w:val="1F3864"/>
+                <w:sz w:val="20"/>
+              </w:rPr>
+              <w:t>표현</w:t>
+            </w:r>
+          </w:p>
+        </w:tc>
+        <w:tc>
+          <w:tcPr>
+            <w:tcW w:type="dxa" w:w="8138"/>
+            <w:tcBorders>
+              <w:top w:val="single" w:color="BFBFBF" w:sz="4"/>
+              <w:left w:val="single" w:color="BFBFBF" w:sz="4"/>
+              <w:bottom w:val="single" w:color="BFBFBF" w:sz="4"/>
+              <w:right w:val="single" w:color="BFBFBF" w:sz="4"/>
+            </w:tcBorders>
+          </w:tcPr>
+          <w:p>
+            <w:pPr>
+              <w:spacing w:after="40"/>
+            </w:pPr>
+            <w:r>
+              <w:rPr>
+                <w:rFonts w:ascii="Malgun Gothic" w:hAnsi="Malgun Gothic" w:cs="Malgun Gothic" w:eastAsia="Malgun Gothic"/>
+                <w:b w:val="0"/>
+                <w:i w:val="0"/>
+                <w:sz w:val="20"/>
+              </w:rPr>
+              <w:t>ehrlich gesagt는 문두에 쓰는 삽입 표현입니다.</w:t>
+            </w:r>
+          </w:p>
+        </w:tc>
+      </w:tr>
+      <w:tr>
+        <w:tc>
+          <w:tcPr>
+            <w:tcW w:type="dxa" w:w="1500"/>
+            <w:tcBorders>
+              <w:top w:val="single" w:color="BFBFBF" w:sz="4"/>
+              <w:left w:val="single" w:color="BFBFBF" w:sz="4"/>
+              <w:bottom w:val="single" w:color="BFBFBF" w:sz="4"/>
+              <w:right w:val="single" w:color="BFBFBF" w:sz="4"/>
+            </w:tcBorders>
+            <w:shd w:fill="DEEAF6" w:color="auto" w:val="clear"/>
+          </w:tcPr>
+          <w:p>
+            <w:r>
+              <w:rPr>
+                <w:rFonts w:ascii="Malgun Gothic" w:hAnsi="Malgun Gothic" w:cs="Malgun Gothic" w:eastAsia="Malgun Gothic"/>
+                <w:b/>
+                <w:i w:val="0"/>
+                <w:color w:val="1F3864"/>
+                <w:sz w:val="20"/>
+              </w:rPr>
+              <w:t>시제</w:t>
+            </w:r>
+          </w:p>
+        </w:tc>
+        <w:tc>
+          <w:tcPr>
+            <w:tcW w:type="dxa" w:w="8138"/>
+            <w:tcBorders>
+              <w:top w:val="single" w:color="BFBFBF" w:sz="4"/>
+              <w:left w:val="single" w:color="BFBFBF" w:sz="4"/>
+              <w:bottom w:val="single" w:color="BFBFBF" w:sz="4"/>
+              <w:right w:val="single" w:color="BFBFBF" w:sz="4"/>
+            </w:tcBorders>
+          </w:tcPr>
+          <w:p>
+            <w:pPr>
+              <w:spacing w:after="40"/>
+            </w:pPr>
+            <w:r>
+              <w:rPr>
+                <w:rFonts w:ascii="Malgun Gothic" w:hAnsi="Malgun Gothic" w:cs="Malgun Gothic" w:eastAsia="Malgun Gothic"/>
+                <w:b w:val="0"/>
+                <w:i w:val="0"/>
+                <w:sz w:val="20"/>
+              </w:rPr>
+              <w:t>bist ... geworden은 현재완료이고 mochte는 과거형입니다.</w:t>
+            </w:r>
+          </w:p>
+        </w:tc>
+      </w:tr>
+    </w:tbl>
+    <w:p>
+      <w:pPr>
+        <w:spacing w:after="0"/>
+      </w:pPr>
+    </w:p>
+    <w:p>
+      <w:pPr>
+        <w:keepNext/>
+        <w:spacing w:before="160"/>
+      </w:pPr>
+      <w:r>
+        <w:rPr>
+          <w:rFonts w:ascii="Arial" w:hAnsi="Arial" w:cs="Arial" w:eastAsia="Malgun Gothic"/>
+          <w:b/>
+          <w:i w:val="0"/>
+          <w:sz w:val="22"/>
+        </w:rPr>
+        <w:t>80. Jonas: Das ist das schönste Kompliment, das ich seit langem bekommen habe. Danke, Sophie.</w:t>
+      </w:r>
+    </w:p>
+    <w:p>
+      <w:pPr>
+        <w:keepNext/>
+        <w:ind w:left="340"/>
+      </w:pPr>
+      <w:r>
+        <w:rPr>
+          <w:rFonts w:ascii="Malgun Gothic" w:hAnsi="Malgun Gothic" w:cs="Malgun Gothic" w:eastAsia="Malgun Gothic"/>
+          <w:b w:val="0"/>
+          <w:i/>
+          <w:color w:val="404040"/>
+          <w:sz w:val="20"/>
+        </w:rPr>
+        <w:t>오랜만에 받은 가장 멋진 칭찬이야. 고마워, 소피.</w:t>
+      </w:r>
+    </w:p>
+    <w:tbl>
+      <w:tblPr>
+        <w:tblW w:type="auto" w:w="0"/>
+        <w:tblLayout w:type="fixed"/>
+        <w:tblLook w:firstColumn="1" w:firstRow="1" w:lastColumn="0" w:lastRow="0" w:noHBand="0" w:noVBand="1" w:val="04A0"/>
+      </w:tblPr>
+      <w:tblGrid>
+        <w:gridCol w:w="4819"/>
+        <w:gridCol w:w="4819"/>
+      </w:tblGrid>
+      <w:tr>
+        <w:tc>
+          <w:tcPr>
+            <w:tcW w:type="dxa" w:w="1500"/>
+            <w:tcBorders>
+              <w:top w:val="single" w:color="BFBFBF" w:sz="4"/>
+              <w:left w:val="single" w:color="BFBFBF" w:sz="4"/>
+              <w:bottom w:val="single" w:color="BFBFBF" w:sz="4"/>
+              <w:right w:val="single" w:color="BFBFBF" w:sz="4"/>
+            </w:tcBorders>
+            <w:shd w:fill="DEEAF6" w:color="auto" w:val="clear"/>
+          </w:tcPr>
+          <w:p>
+            <w:r>
+              <w:rPr>
+                <w:rFonts w:ascii="Malgun Gothic" w:hAnsi="Malgun Gothic" w:cs="Malgun Gothic" w:eastAsia="Malgun Gothic"/>
+                <w:b/>
+                <w:i w:val="0"/>
+                <w:color w:val="1F3864"/>
+                <w:sz w:val="20"/>
+              </w:rPr>
+              <w:t>주요 단어</w:t>
+            </w:r>
+          </w:p>
+        </w:tc>
+        <w:tc>
+          <w:tcPr>
+            <w:tcW w:type="dxa" w:w="8138"/>
+            <w:tcBorders>
+              <w:top w:val="single" w:color="BFBFBF" w:sz="4"/>
+              <w:left w:val="single" w:color="BFBFBF" w:sz="4"/>
+              <w:bottom w:val="single" w:color="BFBFBF" w:sz="4"/>
+              <w:right w:val="single" w:color="BFBFBF" w:sz="4"/>
+            </w:tcBorders>
+          </w:tcPr>
+          <w:p>
+            <w:pPr>
+              <w:spacing w:after="40"/>
+            </w:pPr>
+            <w:r>
+              <w:rPr>
+                <w:rFonts w:ascii="Arial" w:hAnsi="Arial" w:cs="Arial" w:eastAsia="Malgun Gothic"/>
+                <w:b/>
+                <w:i w:val="0"/>
+                <w:sz w:val="20"/>
+              </w:rPr>
+              <w:t>das Kompliment, -e</w:t>
+            </w:r>
+            <w:r>
+              <w:rPr>
+                <w:rFonts w:ascii="Malgun Gothic" w:hAnsi="Malgun Gothic" w:cs="Malgun Gothic" w:eastAsia="Malgun Gothic"/>
+                <w:b w:val="0"/>
+                <w:i w:val="0"/>
+                <w:sz w:val="20"/>
+              </w:rPr>
+              <w:t xml:space="preserve">  —  칭찬</w:t>
+            </w:r>
+          </w:p>
+          <w:p>
+            <w:pPr>
+              <w:spacing w:after="40"/>
+            </w:pPr>
+            <w:r>
+              <w:rPr>
+                <w:rFonts w:ascii="Arial" w:hAnsi="Arial" w:cs="Arial" w:eastAsia="Malgun Gothic"/>
+                <w:b/>
+                <w:i w:val="0"/>
+                <w:sz w:val="20"/>
+              </w:rPr>
+              <w:t>seit langem</w:t>
+            </w:r>
+            <w:r>
+              <w:rPr>
+                <w:rFonts w:ascii="Malgun Gothic" w:hAnsi="Malgun Gothic" w:cs="Malgun Gothic" w:eastAsia="Malgun Gothic"/>
+                <w:b w:val="0"/>
+                <w:i w:val="0"/>
+                <w:sz w:val="20"/>
+              </w:rPr>
+              <w:t xml:space="preserve">  —  오랫동안</w:t>
+            </w:r>
+          </w:p>
+          <w:p>
+            <w:pPr>
+              <w:spacing w:after="40"/>
+            </w:pPr>
+            <w:r>
+              <w:rPr>
+                <w:rFonts w:ascii="Arial" w:hAnsi="Arial" w:cs="Arial" w:eastAsia="Malgun Gothic"/>
+                <w:b/>
+                <w:i w:val="0"/>
+                <w:sz w:val="20"/>
+              </w:rPr>
+              <w:t>bekommen</w:t>
+            </w:r>
+            <w:r>
+              <w:rPr>
+                <w:rFonts w:ascii="Malgun Gothic" w:hAnsi="Malgun Gothic" w:cs="Malgun Gothic" w:eastAsia="Malgun Gothic"/>
+                <w:b w:val="0"/>
+                <w:i w:val="0"/>
+                <w:sz w:val="20"/>
+              </w:rPr>
+              <w:t xml:space="preserve">  —  받다</w:t>
+            </w:r>
+          </w:p>
+        </w:tc>
+      </w:tr>
+      <w:tr>
+        <w:tc>
+          <w:tcPr>
+            <w:tcW w:type="dxa" w:w="1500"/>
+            <w:tcBorders>
+              <w:top w:val="single" w:color="BFBFBF" w:sz="4"/>
+              <w:left w:val="single" w:color="BFBFBF" w:sz="4"/>
+              <w:bottom w:val="single" w:color="BFBFBF" w:sz="4"/>
+              <w:right w:val="single" w:color="BFBFBF" w:sz="4"/>
+            </w:tcBorders>
+            <w:shd w:fill="DEEAF6" w:color="auto" w:val="clear"/>
+          </w:tcPr>
+          <w:p>
+            <w:r>
+              <w:rPr>
+                <w:rFonts w:ascii="Malgun Gothic" w:hAnsi="Malgun Gothic" w:cs="Malgun Gothic" w:eastAsia="Malgun Gothic"/>
+                <w:b/>
+                <w:i w:val="0"/>
+                <w:color w:val="1F3864"/>
+                <w:sz w:val="20"/>
+              </w:rPr>
+              <w:t>문법</w:t>
+            </w:r>
+          </w:p>
+        </w:tc>
+        <w:tc>
+          <w:tcPr>
+            <w:tcW w:type="dxa" w:w="8138"/>
+            <w:tcBorders>
+              <w:top w:val="single" w:color="BFBFBF" w:sz="4"/>
+              <w:left w:val="single" w:color="BFBFBF" w:sz="4"/>
+              <w:bottom w:val="single" w:color="BFBFBF" w:sz="4"/>
+              <w:right w:val="single" w:color="BFBFBF" w:sz="4"/>
+            </w:tcBorders>
+          </w:tcPr>
+          <w:p>
+            <w:pPr>
+              <w:spacing w:after="40"/>
+            </w:pPr>
+            <w:r>
+              <w:rPr>
+                <w:rFonts w:ascii="Malgun Gothic" w:hAnsi="Malgun Gothic" w:cs="Malgun Gothic" w:eastAsia="Malgun Gothic"/>
+                <w:b w:val="0"/>
+                <w:i w:val="0"/>
+                <w:sz w:val="20"/>
+              </w:rPr>
+              <w:t>das schönste Kompliment는 최상급이고 das ich ... bekommen habe에서 habe가 끝에 옵니다. seit langem은 오랜만에라는 표현입니다.</w:t>
+            </w:r>
+          </w:p>
+        </w:tc>
+      </w:tr>
+      <w:tr>
+        <w:tc>
+          <w:tcPr>
+            <w:tcW w:type="dxa" w:w="1500"/>
+            <w:tcBorders>
+              <w:top w:val="single" w:color="BFBFBF" w:sz="4"/>
+              <w:left w:val="single" w:color="BFBFBF" w:sz="4"/>
+              <w:bottom w:val="single" w:color="BFBFBF" w:sz="4"/>
+              <w:right w:val="single" w:color="BFBFBF" w:sz="4"/>
+            </w:tcBorders>
+            <w:shd w:fill="DEEAF6" w:color="auto" w:val="clear"/>
+          </w:tcPr>
+          <w:p>
+            <w:r>
+              <w:rPr>
+                <w:rFonts w:ascii="Malgun Gothic" w:hAnsi="Malgun Gothic" w:cs="Malgun Gothic" w:eastAsia="Malgun Gothic"/>
+                <w:b/>
+                <w:i w:val="0"/>
+                <w:color w:val="1F3864"/>
+                <w:sz w:val="20"/>
+              </w:rPr>
+              <w:t>표현</w:t>
+            </w:r>
+          </w:p>
+        </w:tc>
+        <w:tc>
+          <w:tcPr>
+            <w:tcW w:type="dxa" w:w="8138"/>
+            <w:tcBorders>
+              <w:top w:val="single" w:color="BFBFBF" w:sz="4"/>
+              <w:left w:val="single" w:color="BFBFBF" w:sz="4"/>
+              <w:bottom w:val="single" w:color="BFBFBF" w:sz="4"/>
+              <w:right w:val="single" w:color="BFBFBF" w:sz="4"/>
+            </w:tcBorders>
+          </w:tcPr>
+          <w:p>
+            <w:pPr>
+              <w:spacing w:after="40"/>
+            </w:pPr>
+            <w:r>
+              <w:rPr>
+                <w:rFonts w:ascii="Malgun Gothic" w:hAnsi="Malgun Gothic" w:cs="Malgun Gothic" w:eastAsia="Malgun Gothic"/>
+                <w:b w:val="0"/>
+                <w:i w:val="0"/>
+                <w:sz w:val="20"/>
+              </w:rPr>
+              <w:t>das schönste는 정관사 + 최상급입니다.</w:t>
+            </w:r>
+          </w:p>
+        </w:tc>
+      </w:tr>
+      <w:tr>
+        <w:tc>
+          <w:tcPr>
+            <w:tcW w:type="dxa" w:w="1500"/>
+            <w:tcBorders>
+              <w:top w:val="single" w:color="BFBFBF" w:sz="4"/>
+              <w:left w:val="single" w:color="BFBFBF" w:sz="4"/>
+              <w:bottom w:val="single" w:color="BFBFBF" w:sz="4"/>
+              <w:right w:val="single" w:color="BFBFBF" w:sz="4"/>
+            </w:tcBorders>
+            <w:shd w:fill="DEEAF6" w:color="auto" w:val="clear"/>
+          </w:tcPr>
+          <w:p>
+            <w:r>
+              <w:rPr>
+                <w:rFonts w:ascii="Malgun Gothic" w:hAnsi="Malgun Gothic" w:cs="Malgun Gothic" w:eastAsia="Malgun Gothic"/>
+                <w:b/>
+                <w:i w:val="0"/>
+                <w:color w:val="1F3864"/>
+                <w:sz w:val="20"/>
+              </w:rPr>
+              <w:t>시제</w:t>
+            </w:r>
+          </w:p>
+        </w:tc>
+        <w:tc>
+          <w:tcPr>
+            <w:tcW w:type="dxa" w:w="8138"/>
+            <w:tcBorders>
+              <w:top w:val="single" w:color="BFBFBF" w:sz="4"/>
+              <w:left w:val="single" w:color="BFBFBF" w:sz="4"/>
+              <w:bottom w:val="single" w:color="BFBFBF" w:sz="4"/>
+              <w:right w:val="single" w:color="BFBFBF" w:sz="4"/>
+            </w:tcBorders>
+          </w:tcPr>
+          <w:p>
+            <w:pPr>
+              <w:spacing w:after="40"/>
+            </w:pPr>
+            <w:r>
+              <w:rPr>
+                <w:rFonts w:ascii="Malgun Gothic" w:hAnsi="Malgun Gothic" w:cs="Malgun Gothic" w:eastAsia="Malgun Gothic"/>
+                <w:b w:val="0"/>
+                <w:i w:val="0"/>
+                <w:sz w:val="20"/>
+              </w:rPr>
+              <w:t>ist는 현재형이고 bekommen habe는 현재완료입니다.</w:t>
+            </w:r>
+          </w:p>
+        </w:tc>
+      </w:tr>
+    </w:tbl>
+    <w:p>
+      <w:pPr>
+        <w:spacing w:after="0"/>
+      </w:pPr>
+    </w:p>
+    <w:p>
+      <w:pPr>
+        <w:keepNext/>
+        <w:spacing w:before="160"/>
+      </w:pPr>
+      <w:r>
+        <w:rPr>
+          <w:rFonts w:ascii="Arial" w:hAnsi="Arial" w:cs="Arial" w:eastAsia="Malgun Gothic"/>
+          <w:b/>
+          <w:i w:val="0"/>
+          <w:sz w:val="22"/>
+        </w:rPr>
+        <w:t>81. Sophie: Hör auf, sentimental zu werden. Ich muss morgen früh um acht in einem Büro sitzen und so tun, als wäre nichts.</w:t>
+      </w:r>
+    </w:p>
+    <w:p>
+      <w:pPr>
+        <w:keepNext/>
+        <w:ind w:left="340"/>
+      </w:pPr>
+      <w:r>
+        <w:rPr>
+          <w:rFonts w:ascii="Malgun Gothic" w:hAnsi="Malgun Gothic" w:cs="Malgun Gothic" w:eastAsia="Malgun Gothic"/>
+          <w:b w:val="0"/>
+          <w:i/>
+          <w:color w:val="404040"/>
+          <w:sz w:val="20"/>
+        </w:rPr>
+        <w:t>감상적으로 굴지 마. 난 내일 아침 여덟 시에 사무실에 앉아서 아무 일도 없는 척해야 해.</w:t>
+      </w:r>
+    </w:p>
+    <w:tbl>
+      <w:tblPr>
+        <w:tblW w:type="auto" w:w="0"/>
+        <w:tblLayout w:type="fixed"/>
+        <w:tblLook w:firstColumn="1" w:firstRow="1" w:lastColumn="0" w:lastRow="0" w:noHBand="0" w:noVBand="1" w:val="04A0"/>
+      </w:tblPr>
+      <w:tblGrid>
+        <w:gridCol w:w="4819"/>
+        <w:gridCol w:w="4819"/>
+      </w:tblGrid>
+      <w:tr>
+        <w:tc>
+          <w:tcPr>
+            <w:tcW w:type="dxa" w:w="1500"/>
+            <w:tcBorders>
+              <w:top w:val="single" w:color="BFBFBF" w:sz="4"/>
+              <w:left w:val="single" w:color="BFBFBF" w:sz="4"/>
+              <w:bottom w:val="single" w:color="BFBFBF" w:sz="4"/>
+              <w:right w:val="single" w:color="BFBFBF" w:sz="4"/>
+            </w:tcBorders>
+            <w:shd w:fill="DEEAF6" w:color="auto" w:val="clear"/>
+          </w:tcPr>
+          <w:p>
+            <w:r>
+              <w:rPr>
+                <w:rFonts w:ascii="Malgun Gothic" w:hAnsi="Malgun Gothic" w:cs="Malgun Gothic" w:eastAsia="Malgun Gothic"/>
+                <w:b/>
+                <w:i w:val="0"/>
+                <w:color w:val="1F3864"/>
+                <w:sz w:val="20"/>
+              </w:rPr>
+              <w:t>주요 단어</w:t>
+            </w:r>
+          </w:p>
+        </w:tc>
+        <w:tc>
+          <w:tcPr>
+            <w:tcW w:type="dxa" w:w="8138"/>
+            <w:tcBorders>
+              <w:top w:val="single" w:color="BFBFBF" w:sz="4"/>
+              <w:left w:val="single" w:color="BFBFBF" w:sz="4"/>
+              <w:bottom w:val="single" w:color="BFBFBF" w:sz="4"/>
+              <w:right w:val="single" w:color="BFBFBF" w:sz="4"/>
+            </w:tcBorders>
+          </w:tcPr>
+          <w:p>
+            <w:pPr>
+              <w:spacing w:after="40"/>
+            </w:pPr>
+            <w:r>
+              <w:rPr>
+                <w:rFonts w:ascii="Arial" w:hAnsi="Arial" w:cs="Arial" w:eastAsia="Malgun Gothic"/>
+                <w:b/>
+                <w:i w:val="0"/>
+                <w:sz w:val="20"/>
+              </w:rPr>
+              <w:t>aufhören</w:t>
+            </w:r>
+            <w:r>
+              <w:rPr>
+                <w:rFonts w:ascii="Malgun Gothic" w:hAnsi="Malgun Gothic" w:cs="Malgun Gothic" w:eastAsia="Malgun Gothic"/>
+                <w:b w:val="0"/>
+                <w:i w:val="0"/>
+                <w:sz w:val="20"/>
+              </w:rPr>
+              <w:t xml:space="preserve">  —  그만두다</w:t>
+            </w:r>
+          </w:p>
+          <w:p>
+            <w:pPr>
+              <w:spacing w:after="40"/>
+            </w:pPr>
+            <w:r>
+              <w:rPr>
+                <w:rFonts w:ascii="Arial" w:hAnsi="Arial" w:cs="Arial" w:eastAsia="Malgun Gothic"/>
+                <w:b/>
+                <w:i w:val="0"/>
+                <w:sz w:val="20"/>
+              </w:rPr>
+              <w:t>sentimental</w:t>
+            </w:r>
+            <w:r>
+              <w:rPr>
+                <w:rFonts w:ascii="Malgun Gothic" w:hAnsi="Malgun Gothic" w:cs="Malgun Gothic" w:eastAsia="Malgun Gothic"/>
+                <w:b w:val="0"/>
+                <w:i w:val="0"/>
+                <w:sz w:val="20"/>
+              </w:rPr>
+              <w:t xml:space="preserve">  —  감상적인</w:t>
+            </w:r>
+          </w:p>
+          <w:p>
+            <w:pPr>
+              <w:spacing w:after="40"/>
+            </w:pPr>
+            <w:r>
+              <w:rPr>
+                <w:rFonts w:ascii="Arial" w:hAnsi="Arial" w:cs="Arial" w:eastAsia="Malgun Gothic"/>
+                <w:b/>
+                <w:i w:val="0"/>
+                <w:sz w:val="20"/>
+              </w:rPr>
+              <w:t>so tun, als ob</w:t>
+            </w:r>
+            <w:r>
+              <w:rPr>
+                <w:rFonts w:ascii="Malgun Gothic" w:hAnsi="Malgun Gothic" w:cs="Malgun Gothic" w:eastAsia="Malgun Gothic"/>
+                <w:b w:val="0"/>
+                <w:i w:val="0"/>
+                <w:sz w:val="20"/>
+              </w:rPr>
+              <w:t xml:space="preserve">  —  ~인 척하다</w:t>
+            </w:r>
+          </w:p>
+        </w:tc>
+      </w:tr>
+      <w:tr>
+        <w:tc>
+          <w:tcPr>
+            <w:tcW w:type="dxa" w:w="1500"/>
+            <w:tcBorders>
+              <w:top w:val="single" w:color="BFBFBF" w:sz="4"/>
+              <w:left w:val="single" w:color="BFBFBF" w:sz="4"/>
+              <w:bottom w:val="single" w:color="BFBFBF" w:sz="4"/>
+              <w:right w:val="single" w:color="BFBFBF" w:sz="4"/>
+            </w:tcBorders>
+            <w:shd w:fill="DEEAF6" w:color="auto" w:val="clear"/>
+          </w:tcPr>
+          <w:p>
+            <w:r>
+              <w:rPr>
+                <w:rFonts w:ascii="Malgun Gothic" w:hAnsi="Malgun Gothic" w:cs="Malgun Gothic" w:eastAsia="Malgun Gothic"/>
+                <w:b/>
+                <w:i w:val="0"/>
+                <w:color w:val="1F3864"/>
+                <w:sz w:val="20"/>
+              </w:rPr>
+              <w:t>문법</w:t>
+            </w:r>
+          </w:p>
+        </w:tc>
+        <w:tc>
+          <w:tcPr>
+            <w:tcW w:type="dxa" w:w="8138"/>
+            <w:tcBorders>
+              <w:top w:val="single" w:color="BFBFBF" w:sz="4"/>
+              <w:left w:val="single" w:color="BFBFBF" w:sz="4"/>
+              <w:bottom w:val="single" w:color="BFBFBF" w:sz="4"/>
+              <w:right w:val="single" w:color="BFBFBF" w:sz="4"/>
+            </w:tcBorders>
+          </w:tcPr>
+          <w:p>
+            <w:pPr>
+              <w:spacing w:after="40"/>
+            </w:pPr>
+            <w:r>
+              <w:rPr>
+                <w:rFonts w:ascii="Malgun Gothic" w:hAnsi="Malgun Gothic" w:cs="Malgun Gothic" w:eastAsia="Malgun Gothic"/>
+                <w:b w:val="0"/>
+                <w:i w:val="0"/>
+                <w:sz w:val="20"/>
+              </w:rPr>
+              <w:t>Hör auf, sentimental zu werden은 aufhören zu + 부정형입니다. so tun, als wäre nichts는 접속법 II를 쓴 비교 구문입니다.</w:t>
+            </w:r>
+          </w:p>
+        </w:tc>
+      </w:tr>
+      <w:tr>
+        <w:tc>
+          <w:tcPr>
+            <w:tcW w:type="dxa" w:w="1500"/>
+            <w:tcBorders>
+              <w:top w:val="single" w:color="BFBFBF" w:sz="4"/>
+              <w:left w:val="single" w:color="BFBFBF" w:sz="4"/>
+              <w:bottom w:val="single" w:color="BFBFBF" w:sz="4"/>
+              <w:right w:val="single" w:color="BFBFBF" w:sz="4"/>
+            </w:tcBorders>
+            <w:shd w:fill="DEEAF6" w:color="auto" w:val="clear"/>
+          </w:tcPr>
+          <w:p>
+            <w:r>
+              <w:rPr>
+                <w:rFonts w:ascii="Malgun Gothic" w:hAnsi="Malgun Gothic" w:cs="Malgun Gothic" w:eastAsia="Malgun Gothic"/>
+                <w:b/>
+                <w:i w:val="0"/>
+                <w:color w:val="1F3864"/>
+                <w:sz w:val="20"/>
+              </w:rPr>
+              <w:t>표현</w:t>
+            </w:r>
+          </w:p>
+        </w:tc>
+        <w:tc>
+          <w:tcPr>
+            <w:tcW w:type="dxa" w:w="8138"/>
+            <w:tcBorders>
+              <w:top w:val="single" w:color="BFBFBF" w:sz="4"/>
+              <w:left w:val="single" w:color="BFBFBF" w:sz="4"/>
+              <w:bottom w:val="single" w:color="BFBFBF" w:sz="4"/>
+              <w:right w:val="single" w:color="BFBFBF" w:sz="4"/>
+            </w:tcBorders>
+          </w:tcPr>
+          <w:p>
+            <w:pPr>
+              <w:spacing w:after="40"/>
+            </w:pPr>
+            <w:r>
+              <w:rPr>
+                <w:rFonts w:ascii="Malgun Gothic" w:hAnsi="Malgun Gothic" w:cs="Malgun Gothic" w:eastAsia="Malgun Gothic"/>
+                <w:b w:val="0"/>
+                <w:i w:val="0"/>
+                <w:sz w:val="20"/>
+              </w:rPr>
+              <w:t>Hör auf는 du 명령형입니다.</w:t>
+            </w:r>
+          </w:p>
+        </w:tc>
+      </w:tr>
+      <w:tr>
+        <w:tc>
+          <w:tcPr>
+            <w:tcW w:type="dxa" w:w="1500"/>
+            <w:tcBorders>
+              <w:top w:val="single" w:color="BFBFBF" w:sz="4"/>
+              <w:left w:val="single" w:color="BFBFBF" w:sz="4"/>
+              <w:bottom w:val="single" w:color="BFBFBF" w:sz="4"/>
+              <w:right w:val="single" w:color="BFBFBF" w:sz="4"/>
+            </w:tcBorders>
+            <w:shd w:fill="DEEAF6" w:color="auto" w:val="clear"/>
+          </w:tcPr>
+          <w:p>
+            <w:r>
+              <w:rPr>
+                <w:rFonts w:ascii="Malgun Gothic" w:hAnsi="Malgun Gothic" w:cs="Malgun Gothic" w:eastAsia="Malgun Gothic"/>
+                <w:b/>
+                <w:i w:val="0"/>
+                <w:color w:val="1F3864"/>
+                <w:sz w:val="20"/>
+              </w:rPr>
+              <w:t>시제</w:t>
+            </w:r>
+          </w:p>
+        </w:tc>
+        <w:tc>
+          <w:tcPr>
+            <w:tcW w:type="dxa" w:w="8138"/>
+            <w:tcBorders>
+              <w:top w:val="single" w:color="BFBFBF" w:sz="4"/>
+              <w:left w:val="single" w:color="BFBFBF" w:sz="4"/>
+              <w:bottom w:val="single" w:color="BFBFBF" w:sz="4"/>
+              <w:right w:val="single" w:color="BFBFBF" w:sz="4"/>
+            </w:tcBorders>
+          </w:tcPr>
+          <w:p>
+            <w:pPr>
+              <w:spacing w:after="40"/>
+            </w:pPr>
+            <w:r>
+              <w:rPr>
+                <w:rFonts w:ascii="Malgun Gothic" w:hAnsi="Malgun Gothic" w:cs="Malgun Gothic" w:eastAsia="Malgun Gothic"/>
+                <w:b w:val="0"/>
+                <w:i w:val="0"/>
+                <w:sz w:val="20"/>
+              </w:rPr>
+              <w:t>muss는 현재형이고 wäre는 접속법 II입니다.</w:t>
+            </w:r>
+          </w:p>
+        </w:tc>
+      </w:tr>
+    </w:tbl>
+    <w:p>
+      <w:pPr>
+        <w:spacing w:after="0"/>
+      </w:pPr>
+    </w:p>
+    <w:p>
+      <w:pPr>
+        <w:keepNext/>
+        <w:spacing w:before="160"/>
+      </w:pPr>
+      <w:r>
+        <w:rPr>
+          <w:rFonts w:ascii="Arial" w:hAnsi="Arial" w:cs="Arial" w:eastAsia="Malgun Gothic"/>
+          <w:b/>
+          <w:i w:val="0"/>
+          <w:sz w:val="22"/>
+        </w:rPr>
+        <w:t>82. Jonas: Dann mach es so: Lächle, trink Kaffee, und tu, was du immer tust. Roth soll nicht merken, dass sich etwas verändert hat.</w:t>
+      </w:r>
+    </w:p>
+    <w:p>
+      <w:pPr>
+        <w:keepNext/>
+        <w:ind w:left="340"/>
+      </w:pPr>
+      <w:r>
+        <w:rPr>
+          <w:rFonts w:ascii="Malgun Gothic" w:hAnsi="Malgun Gothic" w:cs="Malgun Gothic" w:eastAsia="Malgun Gothic"/>
+          <w:b w:val="0"/>
+          <w:i/>
+          <w:color w:val="404040"/>
+          <w:sz w:val="20"/>
+        </w:rPr>
+        <w:t>그럼 이렇게 해. 웃고 커피 마시고 늘 하던 대로 해. 로트가 뭔가 바뀌었다는 걸 눈치채지 못하게.</w:t>
+      </w:r>
+    </w:p>
+    <w:tbl>
+      <w:tblPr>
+        <w:tblW w:type="auto" w:w="0"/>
+        <w:tblLayout w:type="fixed"/>
+        <w:tblLook w:firstColumn="1" w:firstRow="1" w:lastColumn="0" w:lastRow="0" w:noHBand="0" w:noVBand="1" w:val="04A0"/>
+      </w:tblPr>
+      <w:tblGrid>
+        <w:gridCol w:w="4819"/>
+        <w:gridCol w:w="4819"/>
+      </w:tblGrid>
+      <w:tr>
+        <w:tc>
+          <w:tcPr>
+            <w:tcW w:type="dxa" w:w="1500"/>
+            <w:tcBorders>
+              <w:top w:val="single" w:color="BFBFBF" w:sz="4"/>
+              <w:left w:val="single" w:color="BFBFBF" w:sz="4"/>
+              <w:bottom w:val="single" w:color="BFBFBF" w:sz="4"/>
+              <w:right w:val="single" w:color="BFBFBF" w:sz="4"/>
+            </w:tcBorders>
+            <w:shd w:fill="DEEAF6" w:color="auto" w:val="clear"/>
+          </w:tcPr>
+          <w:p>
+            <w:r>
+              <w:rPr>
+                <w:rFonts w:ascii="Malgun Gothic" w:hAnsi="Malgun Gothic" w:cs="Malgun Gothic" w:eastAsia="Malgun Gothic"/>
+                <w:b/>
+                <w:i w:val="0"/>
+                <w:color w:val="1F3864"/>
+                <w:sz w:val="20"/>
+              </w:rPr>
+              <w:t>주요 단어</w:t>
+            </w:r>
+          </w:p>
+        </w:tc>
+        <w:tc>
+          <w:tcPr>
+            <w:tcW w:type="dxa" w:w="8138"/>
+            <w:tcBorders>
+              <w:top w:val="single" w:color="BFBFBF" w:sz="4"/>
+              <w:left w:val="single" w:color="BFBFBF" w:sz="4"/>
+              <w:bottom w:val="single" w:color="BFBFBF" w:sz="4"/>
+              <w:right w:val="single" w:color="BFBFBF" w:sz="4"/>
+            </w:tcBorders>
+          </w:tcPr>
+          <w:p>
+            <w:pPr>
+              <w:spacing w:after="40"/>
+            </w:pPr>
+            <w:r>
+              <w:rPr>
+                <w:rFonts w:ascii="Arial" w:hAnsi="Arial" w:cs="Arial" w:eastAsia="Malgun Gothic"/>
+                <w:b/>
+                <w:i w:val="0"/>
+                <w:sz w:val="20"/>
+              </w:rPr>
+              <w:t>merken</w:t>
+            </w:r>
+            <w:r>
+              <w:rPr>
+                <w:rFonts w:ascii="Malgun Gothic" w:hAnsi="Malgun Gothic" w:cs="Malgun Gothic" w:eastAsia="Malgun Gothic"/>
+                <w:b w:val="0"/>
+                <w:i w:val="0"/>
+                <w:sz w:val="20"/>
+              </w:rPr>
+              <w:t xml:space="preserve">  —  알아채다</w:t>
+            </w:r>
+          </w:p>
+          <w:p>
+            <w:pPr>
+              <w:spacing w:after="40"/>
+            </w:pPr>
+            <w:r>
+              <w:rPr>
+                <w:rFonts w:ascii="Arial" w:hAnsi="Arial" w:cs="Arial" w:eastAsia="Malgun Gothic"/>
+                <w:b/>
+                <w:i w:val="0"/>
+                <w:sz w:val="20"/>
+              </w:rPr>
+              <w:t>verändern</w:t>
+            </w:r>
+            <w:r>
+              <w:rPr>
+                <w:rFonts w:ascii="Malgun Gothic" w:hAnsi="Malgun Gothic" w:cs="Malgun Gothic" w:eastAsia="Malgun Gothic"/>
+                <w:b w:val="0"/>
+                <w:i w:val="0"/>
+                <w:sz w:val="20"/>
+              </w:rPr>
+              <w:t xml:space="preserve">  —  변하다</w:t>
+            </w:r>
+          </w:p>
+          <w:p>
+            <w:pPr>
+              <w:spacing w:after="40"/>
+            </w:pPr>
+            <w:r>
+              <w:rPr>
+                <w:rFonts w:ascii="Arial" w:hAnsi="Arial" w:cs="Arial" w:eastAsia="Malgun Gothic"/>
+                <w:b/>
+                <w:i w:val="0"/>
+                <w:sz w:val="20"/>
+              </w:rPr>
+              <w:t>lächeln</w:t>
+            </w:r>
+            <w:r>
+              <w:rPr>
+                <w:rFonts w:ascii="Malgun Gothic" w:hAnsi="Malgun Gothic" w:cs="Malgun Gothic" w:eastAsia="Malgun Gothic"/>
+                <w:b w:val="0"/>
+                <w:i w:val="0"/>
+                <w:sz w:val="20"/>
+              </w:rPr>
+              <w:t xml:space="preserve">  —  미소 짓다</w:t>
+            </w:r>
+          </w:p>
+        </w:tc>
+      </w:tr>
+      <w:tr>
+        <w:tc>
+          <w:tcPr>
+            <w:tcW w:type="dxa" w:w="1500"/>
+            <w:tcBorders>
+              <w:top w:val="single" w:color="BFBFBF" w:sz="4"/>
+              <w:left w:val="single" w:color="BFBFBF" w:sz="4"/>
+              <w:bottom w:val="single" w:color="BFBFBF" w:sz="4"/>
+              <w:right w:val="single" w:color="BFBFBF" w:sz="4"/>
+            </w:tcBorders>
+            <w:shd w:fill="DEEAF6" w:color="auto" w:val="clear"/>
+          </w:tcPr>
+          <w:p>
+            <w:r>
+              <w:rPr>
+                <w:rFonts w:ascii="Malgun Gothic" w:hAnsi="Malgun Gothic" w:cs="Malgun Gothic" w:eastAsia="Malgun Gothic"/>
+                <w:b/>
+                <w:i w:val="0"/>
+                <w:color w:val="1F3864"/>
+                <w:sz w:val="20"/>
+              </w:rPr>
+              <w:t>문법</w:t>
+            </w:r>
+          </w:p>
+        </w:tc>
+        <w:tc>
+          <w:tcPr>
+            <w:tcW w:type="dxa" w:w="8138"/>
+            <w:tcBorders>
+              <w:top w:val="single" w:color="BFBFBF" w:sz="4"/>
+              <w:left w:val="single" w:color="BFBFBF" w:sz="4"/>
+              <w:bottom w:val="single" w:color="BFBFBF" w:sz="4"/>
+              <w:right w:val="single" w:color="BFBFBF" w:sz="4"/>
+            </w:tcBorders>
+          </w:tcPr>
+          <w:p>
+            <w:pPr>
+              <w:spacing w:after="40"/>
+            </w:pPr>
+            <w:r>
+              <w:rPr>
+                <w:rFonts w:ascii="Malgun Gothic" w:hAnsi="Malgun Gothic" w:cs="Malgun Gothic" w:eastAsia="Malgun Gothic"/>
+                <w:b w:val="0"/>
+                <w:i w:val="0"/>
+                <w:sz w:val="20"/>
+              </w:rPr>
+              <w:t>Roth soll nicht merken, dass sich etwas verändert hat에서 soll은 의도를 나타냅니다. dass절의 hat이 끝에 오며 verändern은 재귀 동사로 쓰였습니다.</w:t>
+            </w:r>
+          </w:p>
+        </w:tc>
+      </w:tr>
+      <w:tr>
+        <w:tc>
+          <w:tcPr>
+            <w:tcW w:type="dxa" w:w="1500"/>
+            <w:tcBorders>
+              <w:top w:val="single" w:color="BFBFBF" w:sz="4"/>
+              <w:left w:val="single" w:color="BFBFBF" w:sz="4"/>
+              <w:bottom w:val="single" w:color="BFBFBF" w:sz="4"/>
+              <w:right w:val="single" w:color="BFBFBF" w:sz="4"/>
+            </w:tcBorders>
+            <w:shd w:fill="DEEAF6" w:color="auto" w:val="clear"/>
+          </w:tcPr>
+          <w:p>
+            <w:r>
+              <w:rPr>
+                <w:rFonts w:ascii="Malgun Gothic" w:hAnsi="Malgun Gothic" w:cs="Malgun Gothic" w:eastAsia="Malgun Gothic"/>
+                <w:b/>
+                <w:i w:val="0"/>
+                <w:color w:val="1F3864"/>
+                <w:sz w:val="20"/>
+              </w:rPr>
+              <w:t>표현</w:t>
+            </w:r>
+          </w:p>
+        </w:tc>
+        <w:tc>
+          <w:tcPr>
+            <w:tcW w:type="dxa" w:w="8138"/>
+            <w:tcBorders>
+              <w:top w:val="single" w:color="BFBFBF" w:sz="4"/>
+              <w:left w:val="single" w:color="BFBFBF" w:sz="4"/>
+              <w:bottom w:val="single" w:color="BFBFBF" w:sz="4"/>
+              <w:right w:val="single" w:color="BFBFBF" w:sz="4"/>
+            </w:tcBorders>
+          </w:tcPr>
+          <w:p>
+            <w:pPr>
+              <w:spacing w:after="40"/>
+            </w:pPr>
+            <w:r>
+              <w:rPr>
+                <w:rFonts w:ascii="Malgun Gothic" w:hAnsi="Malgun Gothic" w:cs="Malgun Gothic" w:eastAsia="Malgun Gothic"/>
+                <w:b w:val="0"/>
+                <w:i w:val="0"/>
+                <w:sz w:val="20"/>
+              </w:rPr>
+              <w:t>mach es so는 이렇게 해라는 명령입니다.</w:t>
+            </w:r>
+          </w:p>
+        </w:tc>
+      </w:tr>
+      <w:tr>
+        <w:tc>
+          <w:tcPr>
+            <w:tcW w:type="dxa" w:w="1500"/>
+            <w:tcBorders>
+              <w:top w:val="single" w:color="BFBFBF" w:sz="4"/>
+              <w:left w:val="single" w:color="BFBFBF" w:sz="4"/>
+              <w:bottom w:val="single" w:color="BFBFBF" w:sz="4"/>
+              <w:right w:val="single" w:color="BFBFBF" w:sz="4"/>
+            </w:tcBorders>
+            <w:shd w:fill="DEEAF6" w:color="auto" w:val="clear"/>
+          </w:tcPr>
+          <w:p>
+            <w:r>
+              <w:rPr>
+                <w:rFonts w:ascii="Malgun Gothic" w:hAnsi="Malgun Gothic" w:cs="Malgun Gothic" w:eastAsia="Malgun Gothic"/>
+                <w:b/>
+                <w:i w:val="0"/>
+                <w:color w:val="1F3864"/>
+                <w:sz w:val="20"/>
+              </w:rPr>
+              <w:t>시제</w:t>
+            </w:r>
+          </w:p>
+        </w:tc>
+        <w:tc>
+          <w:tcPr>
+            <w:tcW w:type="dxa" w:w="8138"/>
+            <w:tcBorders>
+              <w:top w:val="single" w:color="BFBFBF" w:sz="4"/>
+              <w:left w:val="single" w:color="BFBFBF" w:sz="4"/>
+              <w:bottom w:val="single" w:color="BFBFBF" w:sz="4"/>
+              <w:right w:val="single" w:color="BFBFBF" w:sz="4"/>
+            </w:tcBorders>
+          </w:tcPr>
+          <w:p>
+            <w:pPr>
+              <w:spacing w:after="40"/>
+            </w:pPr>
+            <w:r>
+              <w:rPr>
+                <w:rFonts w:ascii="Malgun Gothic" w:hAnsi="Malgun Gothic" w:cs="Malgun Gothic" w:eastAsia="Malgun Gothic"/>
+                <w:b w:val="0"/>
+                <w:i w:val="0"/>
+                <w:sz w:val="20"/>
+              </w:rPr>
+              <w:t>mach, Lächle, trink, tu는 명령형이고 verändert hat은 현재완료입니다.</w:t>
+            </w:r>
+          </w:p>
+        </w:tc>
+      </w:tr>
+    </w:tbl>
+    <w:p>
+      <w:pPr>
+        <w:spacing w:after="0"/>
+      </w:pPr>
+    </w:p>
+    <w:p>
+      <w:pPr>
+        <w:keepNext/>
+        <w:spacing w:before="160"/>
+      </w:pPr>
+      <w:r>
+        <w:rPr>
+          <w:rFonts w:ascii="Arial" w:hAnsi="Arial" w:cs="Arial" w:eastAsia="Malgun Gothic"/>
+          <w:b/>
+          <w:i w:val="0"/>
+          <w:sz w:val="22"/>
+        </w:rPr>
+        <w:t>83. Sophie: Klingt, als hättest du Erfahrung in Doppelleben.</w:t>
+      </w:r>
+    </w:p>
+    <w:p>
+      <w:pPr>
+        <w:keepNext/>
+        <w:ind w:left="340"/>
+      </w:pPr>
+      <w:r>
+        <w:rPr>
+          <w:rFonts w:ascii="Malgun Gothic" w:hAnsi="Malgun Gothic" w:cs="Malgun Gothic" w:eastAsia="Malgun Gothic"/>
+          <w:b w:val="0"/>
+          <w:i/>
+          <w:color w:val="404040"/>
+          <w:sz w:val="20"/>
+        </w:rPr>
+        <w:t>이중생활 경험이 있는 것처럼 들리네.</w:t>
+      </w:r>
+    </w:p>
+    <w:tbl>
+      <w:tblPr>
+        <w:tblW w:type="auto" w:w="0"/>
+        <w:tblLayout w:type="fixed"/>
+        <w:tblLook w:firstColumn="1" w:firstRow="1" w:lastColumn="0" w:lastRow="0" w:noHBand="0" w:noVBand="1" w:val="04A0"/>
+      </w:tblPr>
+      <w:tblGrid>
+        <w:gridCol w:w="4819"/>
+        <w:gridCol w:w="4819"/>
+      </w:tblGrid>
+      <w:tr>
+        <w:tc>
+          <w:tcPr>
+            <w:tcW w:type="dxa" w:w="1500"/>
+            <w:tcBorders>
+              <w:top w:val="single" w:color="BFBFBF" w:sz="4"/>
+              <w:left w:val="single" w:color="BFBFBF" w:sz="4"/>
+              <w:bottom w:val="single" w:color="BFBFBF" w:sz="4"/>
+              <w:right w:val="single" w:color="BFBFBF" w:sz="4"/>
+            </w:tcBorders>
+            <w:shd w:fill="DEEAF6" w:color="auto" w:val="clear"/>
+          </w:tcPr>
+          <w:p>
+            <w:r>
+              <w:rPr>
+                <w:rFonts w:ascii="Malgun Gothic" w:hAnsi="Malgun Gothic" w:cs="Malgun Gothic" w:eastAsia="Malgun Gothic"/>
+                <w:b/>
+                <w:i w:val="0"/>
+                <w:color w:val="1F3864"/>
+                <w:sz w:val="20"/>
+              </w:rPr>
+              <w:t>주요 단어</w:t>
+            </w:r>
+          </w:p>
+        </w:tc>
+        <w:tc>
+          <w:tcPr>
+            <w:tcW w:type="dxa" w:w="8138"/>
+            <w:tcBorders>
+              <w:top w:val="single" w:color="BFBFBF" w:sz="4"/>
+              <w:left w:val="single" w:color="BFBFBF" w:sz="4"/>
+              <w:bottom w:val="single" w:color="BFBFBF" w:sz="4"/>
+              <w:right w:val="single" w:color="BFBFBF" w:sz="4"/>
+            </w:tcBorders>
+          </w:tcPr>
+          <w:p>
+            <w:pPr>
+              <w:spacing w:after="40"/>
+            </w:pPr>
+            <w:r>
+              <w:rPr>
+                <w:rFonts w:ascii="Arial" w:hAnsi="Arial" w:cs="Arial" w:eastAsia="Malgun Gothic"/>
+                <w:b/>
+                <w:i w:val="0"/>
+                <w:sz w:val="20"/>
+              </w:rPr>
+              <w:t>das Doppelleben, -</w:t>
+            </w:r>
+            <w:r>
+              <w:rPr>
+                <w:rFonts w:ascii="Malgun Gothic" w:hAnsi="Malgun Gothic" w:cs="Malgun Gothic" w:eastAsia="Malgun Gothic"/>
+                <w:b w:val="0"/>
+                <w:i w:val="0"/>
+                <w:sz w:val="20"/>
+              </w:rPr>
+              <w:t xml:space="preserve">  —  이중생활</w:t>
+            </w:r>
+          </w:p>
+          <w:p>
+            <w:pPr>
+              <w:spacing w:after="40"/>
+            </w:pPr>
+            <w:r>
+              <w:rPr>
+                <w:rFonts w:ascii="Arial" w:hAnsi="Arial" w:cs="Arial" w:eastAsia="Malgun Gothic"/>
+                <w:b/>
+                <w:i w:val="0"/>
+                <w:sz w:val="20"/>
+              </w:rPr>
+              <w:t>die Erfahrung, -en</w:t>
+            </w:r>
+            <w:r>
+              <w:rPr>
+                <w:rFonts w:ascii="Malgun Gothic" w:hAnsi="Malgun Gothic" w:cs="Malgun Gothic" w:eastAsia="Malgun Gothic"/>
+                <w:b w:val="0"/>
+                <w:i w:val="0"/>
+                <w:sz w:val="20"/>
+              </w:rPr>
+              <w:t xml:space="preserve">  —  경험</w:t>
+            </w:r>
+          </w:p>
+          <w:p>
+            <w:pPr>
+              <w:spacing w:after="40"/>
+            </w:pPr>
+            <w:r>
+              <w:rPr>
+                <w:rFonts w:ascii="Arial" w:hAnsi="Arial" w:cs="Arial" w:eastAsia="Malgun Gothic"/>
+                <w:b/>
+                <w:i w:val="0"/>
+                <w:sz w:val="20"/>
+              </w:rPr>
+              <w:t>klingen</w:t>
+            </w:r>
+            <w:r>
+              <w:rPr>
+                <w:rFonts w:ascii="Malgun Gothic" w:hAnsi="Malgun Gothic" w:cs="Malgun Gothic" w:eastAsia="Malgun Gothic"/>
+                <w:b w:val="0"/>
+                <w:i w:val="0"/>
+                <w:sz w:val="20"/>
+              </w:rPr>
+              <w:t xml:space="preserve">  —  ~처럼 들리다</w:t>
+            </w:r>
+          </w:p>
+        </w:tc>
+      </w:tr>
+      <w:tr>
+        <w:tc>
+          <w:tcPr>
+            <w:tcW w:type="dxa" w:w="1500"/>
+            <w:tcBorders>
+              <w:top w:val="single" w:color="BFBFBF" w:sz="4"/>
+              <w:left w:val="single" w:color="BFBFBF" w:sz="4"/>
+              <w:bottom w:val="single" w:color="BFBFBF" w:sz="4"/>
+              <w:right w:val="single" w:color="BFBFBF" w:sz="4"/>
+            </w:tcBorders>
+            <w:shd w:fill="DEEAF6" w:color="auto" w:val="clear"/>
+          </w:tcPr>
+          <w:p>
+            <w:r>
+              <w:rPr>
+                <w:rFonts w:ascii="Malgun Gothic" w:hAnsi="Malgun Gothic" w:cs="Malgun Gothic" w:eastAsia="Malgun Gothic"/>
+                <w:b/>
+                <w:i w:val="0"/>
+                <w:color w:val="1F3864"/>
+                <w:sz w:val="20"/>
+              </w:rPr>
+              <w:t>문법</w:t>
+            </w:r>
+          </w:p>
+        </w:tc>
+        <w:tc>
+          <w:tcPr>
+            <w:tcW w:type="dxa" w:w="8138"/>
+            <w:tcBorders>
+              <w:top w:val="single" w:color="BFBFBF" w:sz="4"/>
+              <w:left w:val="single" w:color="BFBFBF" w:sz="4"/>
+              <w:bottom w:val="single" w:color="BFBFBF" w:sz="4"/>
+              <w:right w:val="single" w:color="BFBFBF" w:sz="4"/>
+            </w:tcBorders>
+          </w:tcPr>
+          <w:p>
+            <w:pPr>
+              <w:spacing w:after="40"/>
+            </w:pPr>
+            <w:r>
+              <w:rPr>
+                <w:rFonts w:ascii="Malgun Gothic" w:hAnsi="Malgun Gothic" w:cs="Malgun Gothic" w:eastAsia="Malgun Gothic"/>
+                <w:b w:val="0"/>
+                <w:i w:val="0"/>
+                <w:sz w:val="20"/>
+              </w:rPr>
+              <w:t>Klingt, als hättest du ...는 주어 es가 생략된 접속법 II 문장입니다. in Doppelleben은 in + 3격 무관사 명사입니다.</w:t>
+            </w:r>
+          </w:p>
+        </w:tc>
+      </w:tr>
+      <w:tr>
+        <w:tc>
+          <w:tcPr>
+            <w:tcW w:type="dxa" w:w="1500"/>
+            <w:tcBorders>
+              <w:top w:val="single" w:color="BFBFBF" w:sz="4"/>
+              <w:left w:val="single" w:color="BFBFBF" w:sz="4"/>
+              <w:bottom w:val="single" w:color="BFBFBF" w:sz="4"/>
+              <w:right w:val="single" w:color="BFBFBF" w:sz="4"/>
+            </w:tcBorders>
+            <w:shd w:fill="DEEAF6" w:color="auto" w:val="clear"/>
+          </w:tcPr>
+          <w:p>
+            <w:r>
+              <w:rPr>
+                <w:rFonts w:ascii="Malgun Gothic" w:hAnsi="Malgun Gothic" w:cs="Malgun Gothic" w:eastAsia="Malgun Gothic"/>
+                <w:b/>
+                <w:i w:val="0"/>
+                <w:color w:val="1F3864"/>
+                <w:sz w:val="20"/>
+              </w:rPr>
+              <w:t>표현</w:t>
+            </w:r>
+          </w:p>
+        </w:tc>
+        <w:tc>
+          <w:tcPr>
+            <w:tcW w:type="dxa" w:w="8138"/>
+            <w:tcBorders>
+              <w:top w:val="single" w:color="BFBFBF" w:sz="4"/>
+              <w:left w:val="single" w:color="BFBFBF" w:sz="4"/>
+              <w:bottom w:val="single" w:color="BFBFBF" w:sz="4"/>
+              <w:right w:val="single" w:color="BFBFBF" w:sz="4"/>
+            </w:tcBorders>
+          </w:tcPr>
+          <w:p>
+            <w:pPr>
+              <w:spacing w:after="40"/>
+            </w:pPr>
+            <w:r>
+              <w:rPr>
+                <w:rFonts w:ascii="Malgun Gothic" w:hAnsi="Malgun Gothic" w:cs="Malgun Gothic" w:eastAsia="Malgun Gothic"/>
+                <w:b w:val="0"/>
+                <w:i w:val="0"/>
+                <w:sz w:val="20"/>
+              </w:rPr>
+              <w:t>Erfahrung in + 명사는 ~분야의 경험이라는 뜻입니다.</w:t>
+            </w:r>
+          </w:p>
+        </w:tc>
+      </w:tr>
+      <w:tr>
+        <w:tc>
+          <w:tcPr>
+            <w:tcW w:type="dxa" w:w="1500"/>
+            <w:tcBorders>
+              <w:top w:val="single" w:color="BFBFBF" w:sz="4"/>
+              <w:left w:val="single" w:color="BFBFBF" w:sz="4"/>
+              <w:bottom w:val="single" w:color="BFBFBF" w:sz="4"/>
+              <w:right w:val="single" w:color="BFBFBF" w:sz="4"/>
+            </w:tcBorders>
+            <w:shd w:fill="DEEAF6" w:color="auto" w:val="clear"/>
+          </w:tcPr>
+          <w:p>
+            <w:r>
+              <w:rPr>
+                <w:rFonts w:ascii="Malgun Gothic" w:hAnsi="Malgun Gothic" w:cs="Malgun Gothic" w:eastAsia="Malgun Gothic"/>
+                <w:b/>
+                <w:i w:val="0"/>
+                <w:color w:val="1F3864"/>
+                <w:sz w:val="20"/>
+              </w:rPr>
+              <w:t>시제</w:t>
+            </w:r>
+          </w:p>
+        </w:tc>
+        <w:tc>
+          <w:tcPr>
+            <w:tcW w:type="dxa" w:w="8138"/>
+            <w:tcBorders>
+              <w:top w:val="single" w:color="BFBFBF" w:sz="4"/>
+              <w:left w:val="single" w:color="BFBFBF" w:sz="4"/>
+              <w:bottom w:val="single" w:color="BFBFBF" w:sz="4"/>
+              <w:right w:val="single" w:color="BFBFBF" w:sz="4"/>
+            </w:tcBorders>
+          </w:tcPr>
+          <w:p>
+            <w:pPr>
+              <w:spacing w:after="40"/>
+            </w:pPr>
+            <w:r>
+              <w:rPr>
+                <w:rFonts w:ascii="Malgun Gothic" w:hAnsi="Malgun Gothic" w:cs="Malgun Gothic" w:eastAsia="Malgun Gothic"/>
+                <w:b w:val="0"/>
+                <w:i w:val="0"/>
+                <w:sz w:val="20"/>
+              </w:rPr>
+              <w:t>Klingt는 현재형이고 hättest는 접속법 II입니다.</w:t>
+            </w:r>
+          </w:p>
+        </w:tc>
+      </w:tr>
+    </w:tbl>
+    <w:p>
+      <w:pPr>
+        <w:spacing w:after="0"/>
+      </w:pPr>
+    </w:p>
+    <w:p>
+      <w:pPr>
+        <w:keepNext/>
+        <w:spacing w:before="160"/>
+      </w:pPr>
+      <w:r>
+        <w:rPr>
+          <w:rFonts w:ascii="Arial" w:hAnsi="Arial" w:cs="Arial" w:eastAsia="Malgun Gothic"/>
+          <w:b/>
+          <w:i w:val="0"/>
+          <w:sz w:val="22"/>
+        </w:rPr>
+        <w:t>84. Jonas: Ich hatte zwei Jahre lang eines. Das reicht für ein Leben. Deshalb mache ich es dir nicht zur Pflicht.</w:t>
+      </w:r>
+    </w:p>
+    <w:p>
+      <w:pPr>
+        <w:keepNext/>
+        <w:ind w:left="340"/>
+      </w:pPr>
+      <w:r>
+        <w:rPr>
+          <w:rFonts w:ascii="Malgun Gothic" w:hAnsi="Malgun Gothic" w:cs="Malgun Gothic" w:eastAsia="Malgun Gothic"/>
+          <w:b w:val="0"/>
+          <w:i/>
+          <w:color w:val="404040"/>
+          <w:sz w:val="20"/>
+        </w:rPr>
+        <w:t>이 년 동안 있었지. 평생 하기에 충분해. 그래서 너에게 의무로 권하지는 않아.</w:t>
+      </w:r>
+    </w:p>
+    <w:tbl>
+      <w:tblPr>
+        <w:tblW w:type="auto" w:w="0"/>
+        <w:tblLayout w:type="fixed"/>
+        <w:tblLook w:firstColumn="1" w:firstRow="1" w:lastColumn="0" w:lastRow="0" w:noHBand="0" w:noVBand="1" w:val="04A0"/>
+      </w:tblPr>
+      <w:tblGrid>
+        <w:gridCol w:w="4819"/>
+        <w:gridCol w:w="4819"/>
+      </w:tblGrid>
+      <w:tr>
+        <w:tc>
+          <w:tcPr>
+            <w:tcW w:type="dxa" w:w="1500"/>
+            <w:tcBorders>
+              <w:top w:val="single" w:color="BFBFBF" w:sz="4"/>
+              <w:left w:val="single" w:color="BFBFBF" w:sz="4"/>
+              <w:bottom w:val="single" w:color="BFBFBF" w:sz="4"/>
+              <w:right w:val="single" w:color="BFBFBF" w:sz="4"/>
+            </w:tcBorders>
+            <w:shd w:fill="DEEAF6" w:color="auto" w:val="clear"/>
+          </w:tcPr>
+          <w:p>
+            <w:r>
+              <w:rPr>
+                <w:rFonts w:ascii="Malgun Gothic" w:hAnsi="Malgun Gothic" w:cs="Malgun Gothic" w:eastAsia="Malgun Gothic"/>
+                <w:b/>
+                <w:i w:val="0"/>
+                <w:color w:val="1F3864"/>
+                <w:sz w:val="20"/>
+              </w:rPr>
+              <w:t>주요 단어</w:t>
+            </w:r>
+          </w:p>
+        </w:tc>
+        <w:tc>
+          <w:tcPr>
+            <w:tcW w:type="dxa" w:w="8138"/>
+            <w:tcBorders>
+              <w:top w:val="single" w:color="BFBFBF" w:sz="4"/>
+              <w:left w:val="single" w:color="BFBFBF" w:sz="4"/>
+              <w:bottom w:val="single" w:color="BFBFBF" w:sz="4"/>
+              <w:right w:val="single" w:color="BFBFBF" w:sz="4"/>
+            </w:tcBorders>
+          </w:tcPr>
+          <w:p>
+            <w:pPr>
+              <w:spacing w:after="40"/>
+            </w:pPr>
+            <w:r>
+              <w:rPr>
+                <w:rFonts w:ascii="Arial" w:hAnsi="Arial" w:cs="Arial" w:eastAsia="Malgun Gothic"/>
+                <w:b/>
+                <w:i w:val="0"/>
+                <w:sz w:val="20"/>
+              </w:rPr>
+              <w:t>reichen</w:t>
+            </w:r>
+            <w:r>
+              <w:rPr>
+                <w:rFonts w:ascii="Malgun Gothic" w:hAnsi="Malgun Gothic" w:cs="Malgun Gothic" w:eastAsia="Malgun Gothic"/>
+                <w:b w:val="0"/>
+                <w:i w:val="0"/>
+                <w:sz w:val="20"/>
+              </w:rPr>
+              <w:t xml:space="preserve">  —  충분하다</w:t>
+            </w:r>
+          </w:p>
+          <w:p>
+            <w:pPr>
+              <w:spacing w:after="40"/>
+            </w:pPr>
+            <w:r>
+              <w:rPr>
+                <w:rFonts w:ascii="Arial" w:hAnsi="Arial" w:cs="Arial" w:eastAsia="Malgun Gothic"/>
+                <w:b/>
+                <w:i w:val="0"/>
+                <w:sz w:val="20"/>
+              </w:rPr>
+              <w:t>die Pflicht, -en</w:t>
+            </w:r>
+            <w:r>
+              <w:rPr>
+                <w:rFonts w:ascii="Malgun Gothic" w:hAnsi="Malgun Gothic" w:cs="Malgun Gothic" w:eastAsia="Malgun Gothic"/>
+                <w:b w:val="0"/>
+                <w:i w:val="0"/>
+                <w:sz w:val="20"/>
+              </w:rPr>
+              <w:t xml:space="preserve">  —  의무</w:t>
+            </w:r>
+          </w:p>
+          <w:p>
+            <w:pPr>
+              <w:spacing w:after="40"/>
+            </w:pPr>
+            <w:r>
+              <w:rPr>
+                <w:rFonts w:ascii="Arial" w:hAnsi="Arial" w:cs="Arial" w:eastAsia="Malgun Gothic"/>
+                <w:b/>
+                <w:i w:val="0"/>
+                <w:sz w:val="20"/>
+              </w:rPr>
+              <w:t>zwei Jahre lang</w:t>
+            </w:r>
+            <w:r>
+              <w:rPr>
+                <w:rFonts w:ascii="Malgun Gothic" w:hAnsi="Malgun Gothic" w:cs="Malgun Gothic" w:eastAsia="Malgun Gothic"/>
+                <w:b w:val="0"/>
+                <w:i w:val="0"/>
+                <w:sz w:val="20"/>
+              </w:rPr>
+              <w:t xml:space="preserve">  —  이 년 동안</w:t>
+            </w:r>
+          </w:p>
+        </w:tc>
+      </w:tr>
+      <w:tr>
+        <w:tc>
+          <w:tcPr>
+            <w:tcW w:type="dxa" w:w="1500"/>
+            <w:tcBorders>
+              <w:top w:val="single" w:color="BFBFBF" w:sz="4"/>
+              <w:left w:val="single" w:color="BFBFBF" w:sz="4"/>
+              <w:bottom w:val="single" w:color="BFBFBF" w:sz="4"/>
+              <w:right w:val="single" w:color="BFBFBF" w:sz="4"/>
+            </w:tcBorders>
+            <w:shd w:fill="DEEAF6" w:color="auto" w:val="clear"/>
+          </w:tcPr>
+          <w:p>
+            <w:r>
+              <w:rPr>
+                <w:rFonts w:ascii="Malgun Gothic" w:hAnsi="Malgun Gothic" w:cs="Malgun Gothic" w:eastAsia="Malgun Gothic"/>
+                <w:b/>
+                <w:i w:val="0"/>
+                <w:color w:val="1F3864"/>
+                <w:sz w:val="20"/>
+              </w:rPr>
+              <w:t>문법</w:t>
+            </w:r>
+          </w:p>
+        </w:tc>
+        <w:tc>
+          <w:tcPr>
+            <w:tcW w:type="dxa" w:w="8138"/>
+            <w:tcBorders>
+              <w:top w:val="single" w:color="BFBFBF" w:sz="4"/>
+              <w:left w:val="single" w:color="BFBFBF" w:sz="4"/>
+              <w:bottom w:val="single" w:color="BFBFBF" w:sz="4"/>
+              <w:right w:val="single" w:color="BFBFBF" w:sz="4"/>
+            </w:tcBorders>
+          </w:tcPr>
+          <w:p>
+            <w:pPr>
+              <w:spacing w:after="40"/>
+            </w:pPr>
+            <w:r>
+              <w:rPr>
+                <w:rFonts w:ascii="Malgun Gothic" w:hAnsi="Malgun Gothic" w:cs="Malgun Gothic" w:eastAsia="Malgun Gothic"/>
+                <w:b w:val="0"/>
+                <w:i w:val="0"/>
+                <w:sz w:val="20"/>
+              </w:rPr>
+              <w:t>eines는 ein Doppelleben을 대신하는 부정대명사입니다. Ich mache es dir nicht zur Pflicht에서 dir는 3격입니다.</w:t>
+            </w:r>
+          </w:p>
+        </w:tc>
+      </w:tr>
+      <w:tr>
+        <w:tc>
+          <w:tcPr>
+            <w:tcW w:type="dxa" w:w="1500"/>
+            <w:tcBorders>
+              <w:top w:val="single" w:color="BFBFBF" w:sz="4"/>
+              <w:left w:val="single" w:color="BFBFBF" w:sz="4"/>
+              <w:bottom w:val="single" w:color="BFBFBF" w:sz="4"/>
+              <w:right w:val="single" w:color="BFBFBF" w:sz="4"/>
+            </w:tcBorders>
+            <w:shd w:fill="DEEAF6" w:color="auto" w:val="clear"/>
+          </w:tcPr>
+          <w:p>
+            <w:r>
+              <w:rPr>
+                <w:rFonts w:ascii="Malgun Gothic" w:hAnsi="Malgun Gothic" w:cs="Malgun Gothic" w:eastAsia="Malgun Gothic"/>
+                <w:b/>
+                <w:i w:val="0"/>
+                <w:color w:val="1F3864"/>
+                <w:sz w:val="20"/>
+              </w:rPr>
+              <w:t>표현</w:t>
+            </w:r>
+          </w:p>
+        </w:tc>
+        <w:tc>
+          <w:tcPr>
+            <w:tcW w:type="dxa" w:w="8138"/>
+            <w:tcBorders>
+              <w:top w:val="single" w:color="BFBFBF" w:sz="4"/>
+              <w:left w:val="single" w:color="BFBFBF" w:sz="4"/>
+              <w:bottom w:val="single" w:color="BFBFBF" w:sz="4"/>
+              <w:right w:val="single" w:color="BFBFBF" w:sz="4"/>
+            </w:tcBorders>
+          </w:tcPr>
+          <w:p>
+            <w:pPr>
+              <w:spacing w:after="40"/>
+            </w:pPr>
+            <w:r>
+              <w:rPr>
+                <w:rFonts w:ascii="Malgun Gothic" w:hAnsi="Malgun Gothic" w:cs="Malgun Gothic" w:eastAsia="Malgun Gothic"/>
+                <w:b w:val="0"/>
+                <w:i w:val="0"/>
+                <w:sz w:val="20"/>
+              </w:rPr>
+              <w:t>zur Pflicht machen은 의무로 삼다라는 표현입니다.</w:t>
+            </w:r>
+          </w:p>
+        </w:tc>
+      </w:tr>
+      <w:tr>
+        <w:tc>
+          <w:tcPr>
+            <w:tcW w:type="dxa" w:w="1500"/>
+            <w:tcBorders>
+              <w:top w:val="single" w:color="BFBFBF" w:sz="4"/>
+              <w:left w:val="single" w:color="BFBFBF" w:sz="4"/>
+              <w:bottom w:val="single" w:color="BFBFBF" w:sz="4"/>
+              <w:right w:val="single" w:color="BFBFBF" w:sz="4"/>
+            </w:tcBorders>
+            <w:shd w:fill="DEEAF6" w:color="auto" w:val="clear"/>
+          </w:tcPr>
+          <w:p>
+            <w:r>
+              <w:rPr>
+                <w:rFonts w:ascii="Malgun Gothic" w:hAnsi="Malgun Gothic" w:cs="Malgun Gothic" w:eastAsia="Malgun Gothic"/>
+                <w:b/>
+                <w:i w:val="0"/>
+                <w:color w:val="1F3864"/>
+                <w:sz w:val="20"/>
+              </w:rPr>
+              <w:t>시제</w:t>
+            </w:r>
+          </w:p>
+        </w:tc>
+        <w:tc>
+          <w:tcPr>
+            <w:tcW w:type="dxa" w:w="8138"/>
+            <w:tcBorders>
+              <w:top w:val="single" w:color="BFBFBF" w:sz="4"/>
+              <w:left w:val="single" w:color="BFBFBF" w:sz="4"/>
+              <w:bottom w:val="single" w:color="BFBFBF" w:sz="4"/>
+              <w:right w:val="single" w:color="BFBFBF" w:sz="4"/>
+            </w:tcBorders>
+          </w:tcPr>
+          <w:p>
+            <w:pPr>
+              <w:spacing w:after="40"/>
+            </w:pPr>
+            <w:r>
+              <w:rPr>
+                <w:rFonts w:ascii="Malgun Gothic" w:hAnsi="Malgun Gothic" w:cs="Malgun Gothic" w:eastAsia="Malgun Gothic"/>
+                <w:b w:val="0"/>
+                <w:i w:val="0"/>
+                <w:sz w:val="20"/>
+              </w:rPr>
+              <w:t>hatte는 과거형이고 reicht, mache는 현재형입니다.</w:t>
+            </w:r>
+          </w:p>
+        </w:tc>
+      </w:tr>
+    </w:tbl>
+    <w:p>
+      <w:pPr>
+        <w:spacing w:after="0"/>
+      </w:pPr>
+    </w:p>
+    <w:p>
+      <w:pPr>
+        <w:keepNext/>
+        <w:spacing w:before="160"/>
+      </w:pPr>
+      <w:r>
+        <w:rPr>
+          <w:rFonts w:ascii="Arial" w:hAnsi="Arial" w:cs="Arial" w:eastAsia="Malgun Gothic"/>
+          <w:b/>
+          <w:i w:val="0"/>
+          <w:sz w:val="22"/>
+        </w:rPr>
+        <w:t>85. Sophie: Dann beschränken wir es auf eine Woche. Danach sehen wir weiter.</w:t>
+      </w:r>
+    </w:p>
+    <w:p>
+      <w:pPr>
+        <w:keepNext/>
+        <w:ind w:left="340"/>
+      </w:pPr>
+      <w:r>
+        <w:rPr>
+          <w:rFonts w:ascii="Malgun Gothic" w:hAnsi="Malgun Gothic" w:cs="Malgun Gothic" w:eastAsia="Malgun Gothic"/>
+          <w:b w:val="0"/>
+          <w:i/>
+          <w:color w:val="404040"/>
+          <w:sz w:val="20"/>
+        </w:rPr>
+        <w:t>그럼 일주일로 한정하자. 그 뒤엔 다시 보자.</w:t>
+      </w:r>
+    </w:p>
+    <w:tbl>
+      <w:tblPr>
+        <w:tblW w:type="auto" w:w="0"/>
+        <w:tblLayout w:type="fixed"/>
+        <w:tblLook w:firstColumn="1" w:firstRow="1" w:lastColumn="0" w:lastRow="0" w:noHBand="0" w:noVBand="1" w:val="04A0"/>
+      </w:tblPr>
+      <w:tblGrid>
+        <w:gridCol w:w="4819"/>
+        <w:gridCol w:w="4819"/>
+      </w:tblGrid>
+      <w:tr>
+        <w:tc>
+          <w:tcPr>
+            <w:tcW w:type="dxa" w:w="1500"/>
+            <w:tcBorders>
+              <w:top w:val="single" w:color="BFBFBF" w:sz="4"/>
+              <w:left w:val="single" w:color="BFBFBF" w:sz="4"/>
+              <w:bottom w:val="single" w:color="BFBFBF" w:sz="4"/>
+              <w:right w:val="single" w:color="BFBFBF" w:sz="4"/>
+            </w:tcBorders>
+            <w:shd w:fill="DEEAF6" w:color="auto" w:val="clear"/>
+          </w:tcPr>
+          <w:p>
+            <w:r>
+              <w:rPr>
+                <w:rFonts w:ascii="Malgun Gothic" w:hAnsi="Malgun Gothic" w:cs="Malgun Gothic" w:eastAsia="Malgun Gothic"/>
+                <w:b/>
+                <w:i w:val="0"/>
+                <w:color w:val="1F3864"/>
+                <w:sz w:val="20"/>
+              </w:rPr>
+              <w:t>주요 단어</w:t>
+            </w:r>
+          </w:p>
+        </w:tc>
+        <w:tc>
+          <w:tcPr>
+            <w:tcW w:type="dxa" w:w="8138"/>
+            <w:tcBorders>
+              <w:top w:val="single" w:color="BFBFBF" w:sz="4"/>
+              <w:left w:val="single" w:color="BFBFBF" w:sz="4"/>
+              <w:bottom w:val="single" w:color="BFBFBF" w:sz="4"/>
+              <w:right w:val="single" w:color="BFBFBF" w:sz="4"/>
+            </w:tcBorders>
+          </w:tcPr>
+          <w:p>
+            <w:pPr>
+              <w:spacing w:after="40"/>
+            </w:pPr>
+            <w:r>
+              <w:rPr>
+                <w:rFonts w:ascii="Arial" w:hAnsi="Arial" w:cs="Arial" w:eastAsia="Malgun Gothic"/>
+                <w:b/>
+                <w:i w:val="0"/>
+                <w:sz w:val="20"/>
+              </w:rPr>
+              <w:t>beschränken auf</w:t>
+            </w:r>
+            <w:r>
+              <w:rPr>
+                <w:rFonts w:ascii="Malgun Gothic" w:hAnsi="Malgun Gothic" w:cs="Malgun Gothic" w:eastAsia="Malgun Gothic"/>
+                <w:b w:val="0"/>
+                <w:i w:val="0"/>
+                <w:sz w:val="20"/>
+              </w:rPr>
+              <w:t xml:space="preserve">  —  ~로 한정하다</w:t>
+            </w:r>
+          </w:p>
+          <w:p>
+            <w:pPr>
+              <w:spacing w:after="40"/>
+            </w:pPr>
+            <w:r>
+              <w:rPr>
+                <w:rFonts w:ascii="Arial" w:hAnsi="Arial" w:cs="Arial" w:eastAsia="Malgun Gothic"/>
+                <w:b/>
+                <w:i w:val="0"/>
+                <w:sz w:val="20"/>
+              </w:rPr>
+              <w:t>danach</w:t>
+            </w:r>
+            <w:r>
+              <w:rPr>
+                <w:rFonts w:ascii="Malgun Gothic" w:hAnsi="Malgun Gothic" w:cs="Malgun Gothic" w:eastAsia="Malgun Gothic"/>
+                <w:b w:val="0"/>
+                <w:i w:val="0"/>
+                <w:sz w:val="20"/>
+              </w:rPr>
+              <w:t xml:space="preserve">  —  그 뒤에</w:t>
+            </w:r>
+          </w:p>
+          <w:p>
+            <w:pPr>
+              <w:spacing w:after="40"/>
+            </w:pPr>
+            <w:r>
+              <w:rPr>
+                <w:rFonts w:ascii="Arial" w:hAnsi="Arial" w:cs="Arial" w:eastAsia="Malgun Gothic"/>
+                <w:b/>
+                <w:i w:val="0"/>
+                <w:sz w:val="20"/>
+              </w:rPr>
+              <w:t>weitersehen</w:t>
+            </w:r>
+            <w:r>
+              <w:rPr>
+                <w:rFonts w:ascii="Malgun Gothic" w:hAnsi="Malgun Gothic" w:cs="Malgun Gothic" w:eastAsia="Malgun Gothic"/>
+                <w:b w:val="0"/>
+                <w:i w:val="0"/>
+                <w:sz w:val="20"/>
+              </w:rPr>
+              <w:t xml:space="preserve">  —  더 두고 보다</w:t>
+            </w:r>
+          </w:p>
+        </w:tc>
+      </w:tr>
+      <w:tr>
+        <w:tc>
+          <w:tcPr>
+            <w:tcW w:type="dxa" w:w="1500"/>
+            <w:tcBorders>
+              <w:top w:val="single" w:color="BFBFBF" w:sz="4"/>
+              <w:left w:val="single" w:color="BFBFBF" w:sz="4"/>
+              <w:bottom w:val="single" w:color="BFBFBF" w:sz="4"/>
+              <w:right w:val="single" w:color="BFBFBF" w:sz="4"/>
+            </w:tcBorders>
+            <w:shd w:fill="DEEAF6" w:color="auto" w:val="clear"/>
+          </w:tcPr>
+          <w:p>
+            <w:r>
+              <w:rPr>
+                <w:rFonts w:ascii="Malgun Gothic" w:hAnsi="Malgun Gothic" w:cs="Malgun Gothic" w:eastAsia="Malgun Gothic"/>
+                <w:b/>
+                <w:i w:val="0"/>
+                <w:color w:val="1F3864"/>
+                <w:sz w:val="20"/>
+              </w:rPr>
+              <w:t>문법</w:t>
+            </w:r>
+          </w:p>
+        </w:tc>
+        <w:tc>
+          <w:tcPr>
+            <w:tcW w:type="dxa" w:w="8138"/>
+            <w:tcBorders>
+              <w:top w:val="single" w:color="BFBFBF" w:sz="4"/>
+              <w:left w:val="single" w:color="BFBFBF" w:sz="4"/>
+              <w:bottom w:val="single" w:color="BFBFBF" w:sz="4"/>
+              <w:right w:val="single" w:color="BFBFBF" w:sz="4"/>
+            </w:tcBorders>
+          </w:tcPr>
+          <w:p>
+            <w:pPr>
+              <w:spacing w:after="40"/>
+            </w:pPr>
+            <w:r>
+              <w:rPr>
+                <w:rFonts w:ascii="Malgun Gothic" w:hAnsi="Malgun Gothic" w:cs="Malgun Gothic" w:eastAsia="Malgun Gothic"/>
+                <w:b w:val="0"/>
+                <w:i w:val="0"/>
+                <w:sz w:val="20"/>
+              </w:rPr>
+              <w:t>beschränken wir es auf eine Woche에서 auf + 4격이 쓰입니다. Danach sehen wir weiter는 부사가 앞에 와 도치되었습니다.</w:t>
+            </w:r>
+          </w:p>
+        </w:tc>
+      </w:tr>
+      <w:tr>
+        <w:tc>
+          <w:tcPr>
+            <w:tcW w:type="dxa" w:w="1500"/>
+            <w:tcBorders>
+              <w:top w:val="single" w:color="BFBFBF" w:sz="4"/>
+              <w:left w:val="single" w:color="BFBFBF" w:sz="4"/>
+              <w:bottom w:val="single" w:color="BFBFBF" w:sz="4"/>
+              <w:right w:val="single" w:color="BFBFBF" w:sz="4"/>
+            </w:tcBorders>
+            <w:shd w:fill="DEEAF6" w:color="auto" w:val="clear"/>
+          </w:tcPr>
+          <w:p>
+            <w:r>
+              <w:rPr>
+                <w:rFonts w:ascii="Malgun Gothic" w:hAnsi="Malgun Gothic" w:cs="Malgun Gothic" w:eastAsia="Malgun Gothic"/>
+                <w:b/>
+                <w:i w:val="0"/>
+                <w:color w:val="1F3864"/>
+                <w:sz w:val="20"/>
+              </w:rPr>
+              <w:t>표현</w:t>
+            </w:r>
+          </w:p>
+        </w:tc>
+        <w:tc>
+          <w:tcPr>
+            <w:tcW w:type="dxa" w:w="8138"/>
+            <w:tcBorders>
+              <w:top w:val="single" w:color="BFBFBF" w:sz="4"/>
+              <w:left w:val="single" w:color="BFBFBF" w:sz="4"/>
+              <w:bottom w:val="single" w:color="BFBFBF" w:sz="4"/>
+              <w:right w:val="single" w:color="BFBFBF" w:sz="4"/>
+            </w:tcBorders>
+          </w:tcPr>
+          <w:p>
+            <w:pPr>
+              <w:spacing w:after="40"/>
+            </w:pPr>
+            <w:r>
+              <w:rPr>
+                <w:rFonts w:ascii="Malgun Gothic" w:hAnsi="Malgun Gothic" w:cs="Malgun Gothic" w:eastAsia="Malgun Gothic"/>
+                <w:b w:val="0"/>
+                <w:i w:val="0"/>
+                <w:sz w:val="20"/>
+              </w:rPr>
+              <w:t>Danach sehen wir weiter는 일단 이후에 두고 보자는 표현입니다.</w:t>
+            </w:r>
+          </w:p>
+        </w:tc>
+      </w:tr>
+      <w:tr>
+        <w:tc>
+          <w:tcPr>
+            <w:tcW w:type="dxa" w:w="1500"/>
+            <w:tcBorders>
+              <w:top w:val="single" w:color="BFBFBF" w:sz="4"/>
+              <w:left w:val="single" w:color="BFBFBF" w:sz="4"/>
+              <w:bottom w:val="single" w:color="BFBFBF" w:sz="4"/>
+              <w:right w:val="single" w:color="BFBFBF" w:sz="4"/>
+            </w:tcBorders>
+            <w:shd w:fill="DEEAF6" w:color="auto" w:val="clear"/>
+          </w:tcPr>
+          <w:p>
+            <w:r>
+              <w:rPr>
+                <w:rFonts w:ascii="Malgun Gothic" w:hAnsi="Malgun Gothic" w:cs="Malgun Gothic" w:eastAsia="Malgun Gothic"/>
+                <w:b/>
+                <w:i w:val="0"/>
+                <w:color w:val="1F3864"/>
+                <w:sz w:val="20"/>
+              </w:rPr>
+              <w:t>시제</w:t>
+            </w:r>
+          </w:p>
+        </w:tc>
+        <w:tc>
+          <w:tcPr>
+            <w:tcW w:type="dxa" w:w="8138"/>
+            <w:tcBorders>
+              <w:top w:val="single" w:color="BFBFBF" w:sz="4"/>
+              <w:left w:val="single" w:color="BFBFBF" w:sz="4"/>
+              <w:bottom w:val="single" w:color="BFBFBF" w:sz="4"/>
+              <w:right w:val="single" w:color="BFBFBF" w:sz="4"/>
+            </w:tcBorders>
+          </w:tcPr>
+          <w:p>
+            <w:pPr>
+              <w:spacing w:after="40"/>
+            </w:pPr>
+            <w:r>
+              <w:rPr>
+                <w:rFonts w:ascii="Malgun Gothic" w:hAnsi="Malgun Gothic" w:cs="Malgun Gothic" w:eastAsia="Malgun Gothic"/>
+                <w:b w:val="0"/>
+                <w:i w:val="0"/>
+                <w:sz w:val="20"/>
+              </w:rPr>
+              <w:t>beschränken, sehen ... weiter는 현재형으로 제안을 나타냅니다.</w:t>
+            </w:r>
+          </w:p>
+        </w:tc>
+      </w:tr>
+    </w:tbl>
+    <w:p>
+      <w:pPr>
+        <w:spacing w:after="0"/>
+      </w:pPr>
+    </w:p>
+    <w:p>
+      <w:pPr>
+        <w:keepNext/>
+        <w:spacing w:before="160"/>
+      </w:pPr>
+      <w:r>
+        <w:rPr>
+          <w:rFonts w:ascii="Arial" w:hAnsi="Arial" w:cs="Arial" w:eastAsia="Malgun Gothic"/>
+          <w:b/>
+          <w:i w:val="0"/>
+          <w:sz w:val="22"/>
+        </w:rPr>
+        <w:t>86. Jonas: Abgemacht. Eine Woche. Und falls Roth reagiert, ruf mich an, egal wie spät es ist.</w:t>
+      </w:r>
+    </w:p>
+    <w:p>
+      <w:pPr>
+        <w:keepNext/>
+        <w:ind w:left="340"/>
+      </w:pPr>
+      <w:r>
+        <w:rPr>
+          <w:rFonts w:ascii="Malgun Gothic" w:hAnsi="Malgun Gothic" w:cs="Malgun Gothic" w:eastAsia="Malgun Gothic"/>
+          <w:b w:val="0"/>
+          <w:i/>
+          <w:color w:val="404040"/>
+          <w:sz w:val="20"/>
+        </w:rPr>
+        <w:t>좋아. 일주일. 그리고 로트가 반응하면 시간이 몇 시든 전화해.</w:t>
+      </w:r>
+    </w:p>
+    <w:tbl>
+      <w:tblPr>
+        <w:tblW w:type="auto" w:w="0"/>
+        <w:tblLayout w:type="fixed"/>
+        <w:tblLook w:firstColumn="1" w:firstRow="1" w:lastColumn="0" w:lastRow="0" w:noHBand="0" w:noVBand="1" w:val="04A0"/>
+      </w:tblPr>
+      <w:tblGrid>
+        <w:gridCol w:w="4819"/>
+        <w:gridCol w:w="4819"/>
+      </w:tblGrid>
+      <w:tr>
+        <w:tc>
+          <w:tcPr>
+            <w:tcW w:type="dxa" w:w="1500"/>
+            <w:tcBorders>
+              <w:top w:val="single" w:color="BFBFBF" w:sz="4"/>
+              <w:left w:val="single" w:color="BFBFBF" w:sz="4"/>
+              <w:bottom w:val="single" w:color="BFBFBF" w:sz="4"/>
+              <w:right w:val="single" w:color="BFBFBF" w:sz="4"/>
+            </w:tcBorders>
+            <w:shd w:fill="DEEAF6" w:color="auto" w:val="clear"/>
+          </w:tcPr>
+          <w:p>
+            <w:r>
+              <w:rPr>
+                <w:rFonts w:ascii="Malgun Gothic" w:hAnsi="Malgun Gothic" w:cs="Malgun Gothic" w:eastAsia="Malgun Gothic"/>
+                <w:b/>
+                <w:i w:val="0"/>
+                <w:color w:val="1F3864"/>
+                <w:sz w:val="20"/>
+              </w:rPr>
+              <w:t>주요 단어</w:t>
+            </w:r>
+          </w:p>
+        </w:tc>
+        <w:tc>
+          <w:tcPr>
+            <w:tcW w:type="dxa" w:w="8138"/>
+            <w:tcBorders>
+              <w:top w:val="single" w:color="BFBFBF" w:sz="4"/>
+              <w:left w:val="single" w:color="BFBFBF" w:sz="4"/>
+              <w:bottom w:val="single" w:color="BFBFBF" w:sz="4"/>
+              <w:right w:val="single" w:color="BFBFBF" w:sz="4"/>
+            </w:tcBorders>
+          </w:tcPr>
+          <w:p>
+            <w:pPr>
+              <w:spacing w:after="40"/>
+            </w:pPr>
+            <w:r>
+              <w:rPr>
+                <w:rFonts w:ascii="Arial" w:hAnsi="Arial" w:cs="Arial" w:eastAsia="Malgun Gothic"/>
+                <w:b/>
+                <w:i w:val="0"/>
+                <w:sz w:val="20"/>
+              </w:rPr>
+              <w:t>abgemacht</w:t>
+            </w:r>
+            <w:r>
+              <w:rPr>
+                <w:rFonts w:ascii="Malgun Gothic" w:hAnsi="Malgun Gothic" w:cs="Malgun Gothic" w:eastAsia="Malgun Gothic"/>
+                <w:b w:val="0"/>
+                <w:i w:val="0"/>
+                <w:sz w:val="20"/>
+              </w:rPr>
+              <w:t xml:space="preserve">  —  합의된</w:t>
+            </w:r>
+          </w:p>
+          <w:p>
+            <w:pPr>
+              <w:spacing w:after="40"/>
+            </w:pPr>
+            <w:r>
+              <w:rPr>
+                <w:rFonts w:ascii="Arial" w:hAnsi="Arial" w:cs="Arial" w:eastAsia="Malgun Gothic"/>
+                <w:b/>
+                <w:i w:val="0"/>
+                <w:sz w:val="20"/>
+              </w:rPr>
+              <w:t>reagieren</w:t>
+            </w:r>
+            <w:r>
+              <w:rPr>
+                <w:rFonts w:ascii="Malgun Gothic" w:hAnsi="Malgun Gothic" w:cs="Malgun Gothic" w:eastAsia="Malgun Gothic"/>
+                <w:b w:val="0"/>
+                <w:i w:val="0"/>
+                <w:sz w:val="20"/>
+              </w:rPr>
+              <w:t xml:space="preserve">  —  반응하다</w:t>
+            </w:r>
+          </w:p>
+          <w:p>
+            <w:pPr>
+              <w:spacing w:after="40"/>
+            </w:pPr>
+            <w:r>
+              <w:rPr>
+                <w:rFonts w:ascii="Arial" w:hAnsi="Arial" w:cs="Arial" w:eastAsia="Malgun Gothic"/>
+                <w:b/>
+                <w:i w:val="0"/>
+                <w:sz w:val="20"/>
+              </w:rPr>
+              <w:t>egal wie</w:t>
+            </w:r>
+            <w:r>
+              <w:rPr>
+                <w:rFonts w:ascii="Malgun Gothic" w:hAnsi="Malgun Gothic" w:cs="Malgun Gothic" w:eastAsia="Malgun Gothic"/>
+                <w:b w:val="0"/>
+                <w:i w:val="0"/>
+                <w:sz w:val="20"/>
+              </w:rPr>
+              <w:t xml:space="preserve">  —  얼마든지</w:t>
+            </w:r>
+          </w:p>
+        </w:tc>
+      </w:tr>
+      <w:tr>
+        <w:tc>
+          <w:tcPr>
+            <w:tcW w:type="dxa" w:w="1500"/>
+            <w:tcBorders>
+              <w:top w:val="single" w:color="BFBFBF" w:sz="4"/>
+              <w:left w:val="single" w:color="BFBFBF" w:sz="4"/>
+              <w:bottom w:val="single" w:color="BFBFBF" w:sz="4"/>
+              <w:right w:val="single" w:color="BFBFBF" w:sz="4"/>
+            </w:tcBorders>
+            <w:shd w:fill="DEEAF6" w:color="auto" w:val="clear"/>
+          </w:tcPr>
+          <w:p>
+            <w:r>
+              <w:rPr>
+                <w:rFonts w:ascii="Malgun Gothic" w:hAnsi="Malgun Gothic" w:cs="Malgun Gothic" w:eastAsia="Malgun Gothic"/>
+                <w:b/>
+                <w:i w:val="0"/>
+                <w:color w:val="1F3864"/>
+                <w:sz w:val="20"/>
+              </w:rPr>
+              <w:t>문법</w:t>
+            </w:r>
+          </w:p>
+        </w:tc>
+        <w:tc>
+          <w:tcPr>
+            <w:tcW w:type="dxa" w:w="8138"/>
+            <w:tcBorders>
+              <w:top w:val="single" w:color="BFBFBF" w:sz="4"/>
+              <w:left w:val="single" w:color="BFBFBF" w:sz="4"/>
+              <w:bottom w:val="single" w:color="BFBFBF" w:sz="4"/>
+              <w:right w:val="single" w:color="BFBFBF" w:sz="4"/>
+            </w:tcBorders>
+          </w:tcPr>
+          <w:p>
+            <w:pPr>
+              <w:spacing w:after="40"/>
+            </w:pPr>
+            <w:r>
+              <w:rPr>
+                <w:rFonts w:ascii="Malgun Gothic" w:hAnsi="Malgun Gothic" w:cs="Malgun Gothic" w:eastAsia="Malgun Gothic"/>
+                <w:b w:val="0"/>
+                <w:i w:val="0"/>
+                <w:sz w:val="20"/>
+              </w:rPr>
+              <w:t>falls Roth reagiert는 조건절이라 동사가 끝에 오며 주절은 명령형 ruf로 시작합니다. egal wie spät es ist는 양보절입니다.</w:t>
+            </w:r>
+          </w:p>
+        </w:tc>
+      </w:tr>
+      <w:tr>
+        <w:tc>
+          <w:tcPr>
+            <w:tcW w:type="dxa" w:w="1500"/>
+            <w:tcBorders>
+              <w:top w:val="single" w:color="BFBFBF" w:sz="4"/>
+              <w:left w:val="single" w:color="BFBFBF" w:sz="4"/>
+              <w:bottom w:val="single" w:color="BFBFBF" w:sz="4"/>
+              <w:right w:val="single" w:color="BFBFBF" w:sz="4"/>
+            </w:tcBorders>
+            <w:shd w:fill="DEEAF6" w:color="auto" w:val="clear"/>
+          </w:tcPr>
+          <w:p>
+            <w:r>
+              <w:rPr>
+                <w:rFonts w:ascii="Malgun Gothic" w:hAnsi="Malgun Gothic" w:cs="Malgun Gothic" w:eastAsia="Malgun Gothic"/>
+                <w:b/>
+                <w:i w:val="0"/>
+                <w:color w:val="1F3864"/>
+                <w:sz w:val="20"/>
+              </w:rPr>
+              <w:t>표현</w:t>
+            </w:r>
+          </w:p>
+        </w:tc>
+        <w:tc>
+          <w:tcPr>
+            <w:tcW w:type="dxa" w:w="8138"/>
+            <w:tcBorders>
+              <w:top w:val="single" w:color="BFBFBF" w:sz="4"/>
+              <w:left w:val="single" w:color="BFBFBF" w:sz="4"/>
+              <w:bottom w:val="single" w:color="BFBFBF" w:sz="4"/>
+              <w:right w:val="single" w:color="BFBFBF" w:sz="4"/>
+            </w:tcBorders>
+          </w:tcPr>
+          <w:p>
+            <w:pPr>
+              <w:spacing w:after="40"/>
+            </w:pPr>
+            <w:r>
+              <w:rPr>
+                <w:rFonts w:ascii="Malgun Gothic" w:hAnsi="Malgun Gothic" w:cs="Malgun Gothic" w:eastAsia="Malgun Gothic"/>
+                <w:b w:val="0"/>
+                <w:i w:val="0"/>
+                <w:sz w:val="20"/>
+              </w:rPr>
+              <w:t>Abgemacht!는 약속을 확정하는 짧은 표현입니다.</w:t>
+            </w:r>
+          </w:p>
+        </w:tc>
+      </w:tr>
+      <w:tr>
+        <w:tc>
+          <w:tcPr>
+            <w:tcW w:type="dxa" w:w="1500"/>
+            <w:tcBorders>
+              <w:top w:val="single" w:color="BFBFBF" w:sz="4"/>
+              <w:left w:val="single" w:color="BFBFBF" w:sz="4"/>
+              <w:bottom w:val="single" w:color="BFBFBF" w:sz="4"/>
+              <w:right w:val="single" w:color="BFBFBF" w:sz="4"/>
+            </w:tcBorders>
+            <w:shd w:fill="DEEAF6" w:color="auto" w:val="clear"/>
+          </w:tcPr>
+          <w:p>
+            <w:r>
+              <w:rPr>
+                <w:rFonts w:ascii="Malgun Gothic" w:hAnsi="Malgun Gothic" w:cs="Malgun Gothic" w:eastAsia="Malgun Gothic"/>
+                <w:b/>
+                <w:i w:val="0"/>
+                <w:color w:val="1F3864"/>
+                <w:sz w:val="20"/>
+              </w:rPr>
+              <w:t>시제</w:t>
+            </w:r>
+          </w:p>
+        </w:tc>
+        <w:tc>
+          <w:tcPr>
+            <w:tcW w:type="dxa" w:w="8138"/>
+            <w:tcBorders>
+              <w:top w:val="single" w:color="BFBFBF" w:sz="4"/>
+              <w:left w:val="single" w:color="BFBFBF" w:sz="4"/>
+              <w:bottom w:val="single" w:color="BFBFBF" w:sz="4"/>
+              <w:right w:val="single" w:color="BFBFBF" w:sz="4"/>
+            </w:tcBorders>
+          </w:tcPr>
+          <w:p>
+            <w:pPr>
+              <w:spacing w:after="40"/>
+            </w:pPr>
+            <w:r>
+              <w:rPr>
+                <w:rFonts w:ascii="Malgun Gothic" w:hAnsi="Malgun Gothic" w:cs="Malgun Gothic" w:eastAsia="Malgun Gothic"/>
+                <w:b w:val="0"/>
+                <w:i w:val="0"/>
+                <w:sz w:val="20"/>
+              </w:rPr>
+              <w:t>reagiert, ist는 현재형이고 ruf는 명령형입니다.</w:t>
+            </w:r>
+          </w:p>
+        </w:tc>
+      </w:tr>
+    </w:tbl>
+    <w:p>
+      <w:pPr>
+        <w:spacing w:after="0"/>
+      </w:pPr>
+    </w:p>
+    <w:p>
+      <w:pPr>
+        <w:keepNext/>
+        <w:spacing w:before="160"/>
+      </w:pPr>
+      <w:r>
+        <w:rPr>
+          <w:rFonts w:ascii="Arial" w:hAnsi="Arial" w:cs="Arial" w:eastAsia="Malgun Gothic"/>
+          <w:b/>
+          <w:i w:val="0"/>
+          <w:sz w:val="22"/>
+        </w:rPr>
+        <w:t>87. Sophie: Egal wie spät. Versprochen. Und jetzt komm, bring mich zur U-Bahn, bevor ich es mir anders überlege und doch noch dein Gepäckträgerkunststück probiere.</w:t>
+      </w:r>
+    </w:p>
+    <w:p>
+      <w:pPr>
+        <w:keepNext/>
+        <w:ind w:left="340"/>
+      </w:pPr>
+      <w:r>
+        <w:rPr>
+          <w:rFonts w:ascii="Malgun Gothic" w:hAnsi="Malgun Gothic" w:cs="Malgun Gothic" w:eastAsia="Malgun Gothic"/>
+          <w:b w:val="0"/>
+          <w:i/>
+          <w:color w:val="404040"/>
+          <w:sz w:val="20"/>
+        </w:rPr>
+        <w:t>시간이 몇 시든. 약속해. 이제 가자, 마음이 바뀌어서 네 짐받이 곡예를 시도해 보기 전에 지하철역까지 데려다 줘.</w:t>
+      </w:r>
+    </w:p>
+    <w:tbl>
+      <w:tblPr>
+        <w:tblW w:type="auto" w:w="0"/>
+        <w:tblLayout w:type="fixed"/>
+        <w:tblLook w:firstColumn="1" w:firstRow="1" w:lastColumn="0" w:lastRow="0" w:noHBand="0" w:noVBand="1" w:val="04A0"/>
+      </w:tblPr>
+      <w:tblGrid>
+        <w:gridCol w:w="4819"/>
+        <w:gridCol w:w="4819"/>
+      </w:tblGrid>
+      <w:tr>
+        <w:tc>
+          <w:tcPr>
+            <w:tcW w:type="dxa" w:w="1500"/>
+            <w:tcBorders>
+              <w:top w:val="single" w:color="BFBFBF" w:sz="4"/>
+              <w:left w:val="single" w:color="BFBFBF" w:sz="4"/>
+              <w:bottom w:val="single" w:color="BFBFBF" w:sz="4"/>
+              <w:right w:val="single" w:color="BFBFBF" w:sz="4"/>
+            </w:tcBorders>
+            <w:shd w:fill="DEEAF6" w:color="auto" w:val="clear"/>
+          </w:tcPr>
+          <w:p>
+            <w:r>
+              <w:rPr>
+                <w:rFonts w:ascii="Malgun Gothic" w:hAnsi="Malgun Gothic" w:cs="Malgun Gothic" w:eastAsia="Malgun Gothic"/>
+                <w:b/>
+                <w:i w:val="0"/>
+                <w:color w:val="1F3864"/>
+                <w:sz w:val="20"/>
+              </w:rPr>
+              <w:t>주요 단어</w:t>
+            </w:r>
+          </w:p>
+        </w:tc>
+        <w:tc>
+          <w:tcPr>
+            <w:tcW w:type="dxa" w:w="8138"/>
+            <w:tcBorders>
+              <w:top w:val="single" w:color="BFBFBF" w:sz="4"/>
+              <w:left w:val="single" w:color="BFBFBF" w:sz="4"/>
+              <w:bottom w:val="single" w:color="BFBFBF" w:sz="4"/>
+              <w:right w:val="single" w:color="BFBFBF" w:sz="4"/>
+            </w:tcBorders>
+          </w:tcPr>
+          <w:p>
+            <w:pPr>
+              <w:spacing w:after="40"/>
+            </w:pPr>
+            <w:r>
+              <w:rPr>
+                <w:rFonts w:ascii="Arial" w:hAnsi="Arial" w:cs="Arial" w:eastAsia="Malgun Gothic"/>
+                <w:b/>
+                <w:i w:val="0"/>
+                <w:sz w:val="20"/>
+              </w:rPr>
+              <w:t>das Kunststück, -e</w:t>
+            </w:r>
+            <w:r>
+              <w:rPr>
+                <w:rFonts w:ascii="Malgun Gothic" w:hAnsi="Malgun Gothic" w:cs="Malgun Gothic" w:eastAsia="Malgun Gothic"/>
+                <w:b w:val="0"/>
+                <w:i w:val="0"/>
+                <w:sz w:val="20"/>
+              </w:rPr>
+              <w:t xml:space="preserve">  —  곡예</w:t>
+            </w:r>
+          </w:p>
+          <w:p>
+            <w:pPr>
+              <w:spacing w:after="40"/>
+            </w:pPr>
+            <w:r>
+              <w:rPr>
+                <w:rFonts w:ascii="Arial" w:hAnsi="Arial" w:cs="Arial" w:eastAsia="Malgun Gothic"/>
+                <w:b/>
+                <w:i w:val="0"/>
+                <w:sz w:val="20"/>
+              </w:rPr>
+              <w:t>der Gepäckträger, -</w:t>
+            </w:r>
+            <w:r>
+              <w:rPr>
+                <w:rFonts w:ascii="Malgun Gothic" w:hAnsi="Malgun Gothic" w:cs="Malgun Gothic" w:eastAsia="Malgun Gothic"/>
+                <w:b w:val="0"/>
+                <w:i w:val="0"/>
+                <w:sz w:val="20"/>
+              </w:rPr>
+              <w:t xml:space="preserve">  —  짐받이</w:t>
+            </w:r>
+          </w:p>
+          <w:p>
+            <w:pPr>
+              <w:spacing w:after="40"/>
+            </w:pPr>
+            <w:r>
+              <w:rPr>
+                <w:rFonts w:ascii="Arial" w:hAnsi="Arial" w:cs="Arial" w:eastAsia="Malgun Gothic"/>
+                <w:b/>
+                <w:i w:val="0"/>
+                <w:sz w:val="20"/>
+              </w:rPr>
+              <w:t>sich anders überlegen</w:t>
+            </w:r>
+            <w:r>
+              <w:rPr>
+                <w:rFonts w:ascii="Malgun Gothic" w:hAnsi="Malgun Gothic" w:cs="Malgun Gothic" w:eastAsia="Malgun Gothic"/>
+                <w:b w:val="0"/>
+                <w:i w:val="0"/>
+                <w:sz w:val="20"/>
+              </w:rPr>
+              <w:t xml:space="preserve">  —  마음이 바뀌다</w:t>
+            </w:r>
+          </w:p>
+        </w:tc>
+      </w:tr>
+      <w:tr>
+        <w:tc>
+          <w:tcPr>
+            <w:tcW w:type="dxa" w:w="1500"/>
+            <w:tcBorders>
+              <w:top w:val="single" w:color="BFBFBF" w:sz="4"/>
+              <w:left w:val="single" w:color="BFBFBF" w:sz="4"/>
+              <w:bottom w:val="single" w:color="BFBFBF" w:sz="4"/>
+              <w:right w:val="single" w:color="BFBFBF" w:sz="4"/>
+            </w:tcBorders>
+            <w:shd w:fill="DEEAF6" w:color="auto" w:val="clear"/>
+          </w:tcPr>
+          <w:p>
+            <w:r>
+              <w:rPr>
+                <w:rFonts w:ascii="Malgun Gothic" w:hAnsi="Malgun Gothic" w:cs="Malgun Gothic" w:eastAsia="Malgun Gothic"/>
+                <w:b/>
+                <w:i w:val="0"/>
+                <w:color w:val="1F3864"/>
+                <w:sz w:val="20"/>
+              </w:rPr>
+              <w:t>문법</w:t>
+            </w:r>
+          </w:p>
+        </w:tc>
+        <w:tc>
+          <w:tcPr>
+            <w:tcW w:type="dxa" w:w="8138"/>
+            <w:tcBorders>
+              <w:top w:val="single" w:color="BFBFBF" w:sz="4"/>
+              <w:left w:val="single" w:color="BFBFBF" w:sz="4"/>
+              <w:bottom w:val="single" w:color="BFBFBF" w:sz="4"/>
+              <w:right w:val="single" w:color="BFBFBF" w:sz="4"/>
+            </w:tcBorders>
+          </w:tcPr>
+          <w:p>
+            <w:pPr>
+              <w:spacing w:after="40"/>
+            </w:pPr>
+            <w:r>
+              <w:rPr>
+                <w:rFonts w:ascii="Malgun Gothic" w:hAnsi="Malgun Gothic" w:cs="Malgun Gothic" w:eastAsia="Malgun Gothic"/>
+                <w:b w:val="0"/>
+                <w:i w:val="0"/>
+                <w:sz w:val="20"/>
+              </w:rPr>
+              <w:t>bevor ich es mir anders überlege에서 überlege가 끝에 옵니다. bring mich zur U-Bahn은 du 명령형입니다.</w:t>
+            </w:r>
+          </w:p>
+        </w:tc>
+      </w:tr>
+      <w:tr>
+        <w:tc>
+          <w:tcPr>
+            <w:tcW w:type="dxa" w:w="1500"/>
+            <w:tcBorders>
+              <w:top w:val="single" w:color="BFBFBF" w:sz="4"/>
+              <w:left w:val="single" w:color="BFBFBF" w:sz="4"/>
+              <w:bottom w:val="single" w:color="BFBFBF" w:sz="4"/>
+              <w:right w:val="single" w:color="BFBFBF" w:sz="4"/>
+            </w:tcBorders>
+            <w:shd w:fill="DEEAF6" w:color="auto" w:val="clear"/>
+          </w:tcPr>
+          <w:p>
+            <w:r>
+              <w:rPr>
+                <w:rFonts w:ascii="Malgun Gothic" w:hAnsi="Malgun Gothic" w:cs="Malgun Gothic" w:eastAsia="Malgun Gothic"/>
+                <w:b/>
+                <w:i w:val="0"/>
+                <w:color w:val="1F3864"/>
+                <w:sz w:val="20"/>
+              </w:rPr>
+              <w:t>표현</w:t>
+            </w:r>
+          </w:p>
+        </w:tc>
+        <w:tc>
+          <w:tcPr>
+            <w:tcW w:type="dxa" w:w="8138"/>
+            <w:tcBorders>
+              <w:top w:val="single" w:color="BFBFBF" w:sz="4"/>
+              <w:left w:val="single" w:color="BFBFBF" w:sz="4"/>
+              <w:bottom w:val="single" w:color="BFBFBF" w:sz="4"/>
+              <w:right w:val="single" w:color="BFBFBF" w:sz="4"/>
+            </w:tcBorders>
+          </w:tcPr>
+          <w:p>
+            <w:pPr>
+              <w:spacing w:after="40"/>
+            </w:pPr>
+            <w:r>
+              <w:rPr>
+                <w:rFonts w:ascii="Malgun Gothic" w:hAnsi="Malgun Gothic" w:cs="Malgun Gothic" w:eastAsia="Malgun Gothic"/>
+                <w:b w:val="0"/>
+                <w:i w:val="0"/>
+                <w:sz w:val="20"/>
+              </w:rPr>
+              <w:t>doch noch는 결국에는이라는 뜻의 부사 조합입니다.</w:t>
+            </w:r>
+          </w:p>
+        </w:tc>
+      </w:tr>
+      <w:tr>
+        <w:tc>
+          <w:tcPr>
+            <w:tcW w:type="dxa" w:w="1500"/>
+            <w:tcBorders>
+              <w:top w:val="single" w:color="BFBFBF" w:sz="4"/>
+              <w:left w:val="single" w:color="BFBFBF" w:sz="4"/>
+              <w:bottom w:val="single" w:color="BFBFBF" w:sz="4"/>
+              <w:right w:val="single" w:color="BFBFBF" w:sz="4"/>
+            </w:tcBorders>
+            <w:shd w:fill="DEEAF6" w:color="auto" w:val="clear"/>
+          </w:tcPr>
+          <w:p>
+            <w:r>
+              <w:rPr>
+                <w:rFonts w:ascii="Malgun Gothic" w:hAnsi="Malgun Gothic" w:cs="Malgun Gothic" w:eastAsia="Malgun Gothic"/>
+                <w:b/>
+                <w:i w:val="0"/>
+                <w:color w:val="1F3864"/>
+                <w:sz w:val="20"/>
+              </w:rPr>
+              <w:t>시제</w:t>
+            </w:r>
+          </w:p>
+        </w:tc>
+        <w:tc>
+          <w:tcPr>
+            <w:tcW w:type="dxa" w:w="8138"/>
+            <w:tcBorders>
+              <w:top w:val="single" w:color="BFBFBF" w:sz="4"/>
+              <w:left w:val="single" w:color="BFBFBF" w:sz="4"/>
+              <w:bottom w:val="single" w:color="BFBFBF" w:sz="4"/>
+              <w:right w:val="single" w:color="BFBFBF" w:sz="4"/>
+            </w:tcBorders>
+          </w:tcPr>
+          <w:p>
+            <w:pPr>
+              <w:spacing w:after="40"/>
+            </w:pPr>
+            <w:r>
+              <w:rPr>
+                <w:rFonts w:ascii="Malgun Gothic" w:hAnsi="Malgun Gothic" w:cs="Malgun Gothic" w:eastAsia="Malgun Gothic"/>
+                <w:b w:val="0"/>
+                <w:i w:val="0"/>
+                <w:sz w:val="20"/>
+              </w:rPr>
+              <w:t>komm, bring은 명령형이고 überlege, probiere는 현재형입니다.</w:t>
+            </w:r>
+          </w:p>
+        </w:tc>
+      </w:tr>
+    </w:tbl>
+    <w:p>
+      <w:pPr>
+        <w:spacing w:after="0"/>
+      </w:pPr>
+    </w:p>
+    <w:p>
+      <w:pPr>
+        <w:keepNext/>
+        <w:spacing w:before="160"/>
+      </w:pPr>
+      <w:r>
+        <w:rPr>
+          <w:rFonts w:ascii="Arial" w:hAnsi="Arial" w:cs="Arial" w:eastAsia="Malgun Gothic"/>
+          <w:b/>
+          <w:i w:val="0"/>
+          <w:sz w:val="22"/>
+        </w:rPr>
+        <w:t>88. Jonas: Wir gehen die Kanalpromenade entlang, ich schiebe das Rad, Sophie geht neben mir. Zum ersten Mal seit Monaten schweigen wir, ohne dass es unangenehm ist.</w:t>
       </w:r>
     </w:p>
     <w:p>
@@ -19556,7 +26900,7 @@
           <w:i w:val="0"/>
           <w:sz w:val="22"/>
         </w:rPr>
-        <w:t>65. Sophie: Weißt du, was seltsam ist? Ich habe Angst, und gleichzeitig fühle ich mich freier als seit Jahren.</w:t>
+        <w:t>89. Sophie: Weißt du, was seltsam ist? Ich habe Angst, und gleichzeitig fühle ich mich freier als seit Jahren.</w:t>
       </w:r>
     </w:p>
     <w:p>
@@ -19862,7 +27206,7 @@
           <w:i w:val="0"/>
           <w:sz w:val="22"/>
         </w:rPr>
-        <w:t>66. Jonas: Das ist kein Widerspruch. Das ist das Gefühl, das man hat, wenn man den Mut hat, etwas zu tun, das man tun muss.</w:t>
+        <w:t>90. Jonas: Das ist kein Widerspruch. Das ist das Gefühl, das man hat, wenn man den Mut hat, etwas zu tun, das man tun muss.</w:t>
       </w:r>
     </w:p>
     <w:p>
@@ -20168,7 +27512,7 @@
           <w:i w:val="0"/>
           <w:sz w:val="22"/>
         </w:rPr>
-        <w:t>67. Sophie: Du hättest Philosoph werden sollen, nicht Jurist.</w:t>
+        <w:t>91. Sophie: Du hättest Philosoph werden sollen, nicht Jurist.</w:t>
       </w:r>
     </w:p>
     <w:p>
@@ -20474,7 +27818,7 @@
           <w:i w:val="0"/>
           <w:sz w:val="22"/>
         </w:rPr>
-        <w:t>68. Jonas: Philosophen verdienen noch weniger als Fahrradkuriere. Ich habe also genau die richtige Entscheidung getroffen.</w:t>
+        <w:t>92. Jonas: Philosophen verdienen noch weniger als Fahrradkuriere. Ich habe also genau die richtige Entscheidung getroffen.</w:t>
       </w:r>
     </w:p>
     <w:p>
@@ -20780,7 +28124,7 @@
           <w:i w:val="0"/>
           <w:sz w:val="22"/>
         </w:rPr>
-        <w:t>69. Sophie: Bis morgen, Jonas. Und wenn Roth mich feuert, dann ... dann liefere ich eben deine Pizza aus.</w:t>
+        <w:t>93. Sophie: Bis morgen, Jonas. Und wenn Roth mich feuert, dann ... dann liefere ich eben deine Pizza aus.</w:t>
       </w:r>
     </w:p>
     <w:p>
@@ -21086,7 +28430,7 @@
           <w:i w:val="0"/>
           <w:sz w:val="22"/>
         </w:rPr>
-        <w:t>70. Jonas: Ich sehe ihr nach, bis ihre Silhouette im Bahnhofsgetümmel verschwindet. Dann steige ich aufs Rad.</w:t>
+        <w:t>94. Jonas: Ich sehe ihr nach, bis ihre Silhouette im Bahnhofsgetümmel verschwindet. Dann steige ich aufs Rad.</w:t>
       </w:r>
     </w:p>
     <w:p>
@@ -21392,7 +28736,7 @@
           <w:i w:val="0"/>
           <w:sz w:val="22"/>
         </w:rPr>
-        <w:t>71. Jonas: Sie hat sich entschieden. Nicht für mich, nicht für Roth, sondern für das, was sie für richtig hält. Das ist alles, was zählt.</w:t>
+        <w:t>95. Jonas: Sie hat sich entschieden. Nicht für mich, nicht für Roth, sondern für das, was sie für richtig hält. Das ist alles, was zählt.</w:t>
       </w:r>
     </w:p>
     <w:p>
@@ -21698,7 +29042,7 @@
           <w:i w:val="0"/>
           <w:sz w:val="22"/>
         </w:rPr>
-        <w:t>72. Jonas: Am nächsten Morgen um halb acht piept mein Handy. Eine Nachricht von Sophie, drei Wörter und ein Foto: „Gesendet. Noch da."</w:t>
+        <w:t>96. Jonas: Am nächsten Morgen um halb acht piept mein Handy. Eine Nachricht von Sophie, drei Wörter und ein Foto: „Gesendet. Noch da."</w:t>
       </w:r>
     </w:p>
     <w:p>
@@ -22004,7 +29348,7 @@
           <w:i w:val="0"/>
           <w:sz w:val="22"/>
         </w:rPr>
-        <w:t>73. Jonas: Auf dem Foto: ein Kaffeebecher, ein Notizblock und Sophies Daumen, der nach oben zeigt. Ich muss lachen, mitten auf der Straße, und bin glücklich.</w:t>
+        <w:t>97. Jonas: Auf dem Foto: ein Kaffeebecher, ein Notizblock und Sophies Daumen, der nach oben zeigt. Ich muss lachen, mitten auf der Straße, und bin glücklich.</w:t>
       </w:r>
     </w:p>
     <w:p>
@@ -22310,7 +29654,7 @@
           <w:i w:val="0"/>
           <w:sz w:val="22"/>
         </w:rPr>
-        <w:t>74. Jonas: Ich tippe zurück: „Ich bin stolz auf dich. Heute Abend Kuchen. Ich lade dich ein." Und schiebe das Handy in die Tasche. Die erste Lieferung des Tages wartet.</w:t>
+        <w:t>98. Jonas: Ich tippe zurück: „Ich bin stolz auf dich. Heute Abend Kuchen. Ich lade dich ein." Und schiebe das Handy in die Tasche. Die erste Lieferung des Tages wartet.</w:t>
       </w:r>
     </w:p>
     <w:p>
